--- a/Bases de Datos II/Kit docente/Clase 12/Solucion Taller Clase 12 - VetCare.docx
+++ b/Bases de Datos II/Kit docente/Clase 12/Solucion Taller Clase 12 - VetCare.docx
@@ -162,7 +162,7 @@
           <w:color w:val="2B2B2B"/>
           <w:sz w:val="22"/>
         </w:rPr>
-        <w:t>Construir el outline de la sustentacion de 5-8 minutos con la secuencia problema -&gt; modelo -&gt; seguridad -&gt; procs/triggers -&gt; optimizacion -&gt; demo en vivo, asignando quien del equipo presenta cada seccion.</w:t>
+        <w:t>Construir el outline de la sustentacion de 5-8 minutos con la secuencia problema -&gt; modelo -&gt; seguridad -&gt; procs/triggers -&gt; optimizacion -&gt; demo en vivo, dejando claro que dices en cada seccion (y quien la presenta, si hay equipo autorizado: todos deben hablar).</w:t>
       </w:r>
     </w:p>
     <w:p>

--- a/Bases de Datos II/Kit docente/Clase 12/Solucion Taller Clase 12 - VetCare.docx
+++ b/Bases de Datos II/Kit docente/Clase 12/Solucion Taller Clase 12 - VetCare.docx
@@ -38,6 +38,7 @@
       <w:r>
         <w:rPr>
           <w:rFonts w:ascii="Consolas" w:hAnsi="Consolas"/>
+          <w:b w:val="0"/>
           <w:i/>
           <w:color w:val="111111"/>
           <w:sz w:val="20"/>
@@ -74,6 +75,7 @@
       <w:r>
         <w:rPr>
           <w:rFonts w:ascii="Consolas" w:hAnsi="Consolas"/>
+          <w:b w:val="0"/>
           <w:color w:val="111111"/>
           <w:sz w:val="21"/>
         </w:rPr>
@@ -90,6 +92,7 @@
       <w:r>
         <w:rPr>
           <w:rFonts w:ascii="Consolas" w:hAnsi="Consolas"/>
+          <w:b w:val="0"/>
           <w:color w:val="111111"/>
           <w:sz w:val="21"/>
         </w:rPr>
@@ -106,6 +109,7 @@
       <w:r>
         <w:rPr>
           <w:rFonts w:ascii="Consolas" w:hAnsi="Consolas"/>
+          <w:b w:val="0"/>
           <w:color w:val="111111"/>
           <w:sz w:val="21"/>
         </w:rPr>
@@ -125,7 +129,41 @@
           <w:color w:val="4A4A49"/>
           <w:sz w:val="22"/>
         </w:rPr>
-        <w:t>con la prueba negativa via `SET ROLE`, que destapa el defecto central de la clase: sin `SECURITY DEFINER` el rol de la aplicacion no puede usar la API</w:t>
+        <w:t xml:space="preserve">con la prueba negativa via </w:t>
+      </w:r>
+      <w:r>
+        <w:rPr>
+          <w:rFonts w:ascii="Consolas" w:hAnsi="Consolas"/>
+          <w:b/>
+          <w:color w:val="111111"/>
+          <w:sz w:val="21"/>
+        </w:rPr>
+        <w:t>SET ROLE</w:t>
+      </w:r>
+      <w:r>
+        <w:rPr>
+          <w:b/>
+          <w:color w:val="4A4A49"/>
+          <w:sz w:val="22"/>
+        </w:rPr>
+        <w:t xml:space="preserve">, que destapa el defecto central de la clase: sin </w:t>
+      </w:r>
+      <w:r>
+        <w:rPr>
+          <w:rFonts w:ascii="Consolas" w:hAnsi="Consolas"/>
+          <w:b/>
+          <w:color w:val="111111"/>
+          <w:sz w:val="21"/>
+        </w:rPr>
+        <w:t>SECURITY DEFINER</w:t>
+      </w:r>
+      <w:r>
+        <w:rPr>
+          <w:b/>
+          <w:color w:val="4A4A49"/>
+          <w:sz w:val="22"/>
+        </w:rPr>
+        <w:t xml:space="preserve"> el rol de la aplicacion no puede usar la API</w:t>
       </w:r>
       <w:r>
         <w:rPr>
@@ -138,6 +176,7 @@
       <w:r>
         <w:rPr>
           <w:rFonts w:ascii="Consolas" w:hAnsi="Consolas"/>
+          <w:b w:val="0"/>
           <w:color w:val="111111"/>
           <w:sz w:val="21"/>
         </w:rPr>
@@ -236,12 +275,31 @@
           <w:color w:val="4A4A49"/>
           <w:sz w:val="21"/>
         </w:rPr>
-        <w:t>tal como esta escrita la pregunta 4, el rol `app_vetcare` no puede usar la API.</w:t>
-      </w:r>
-      <w:r>
-        <w:rPr>
-          <w:b w:val="0"/>
+        <w:t xml:space="preserve">tal como esta escrita la pregunta 4, el rol </w:t>
+      </w:r>
+      <w:r>
+        <w:rPr>
+          <w:rFonts w:ascii="Consolas" w:hAnsi="Consolas"/>
+          <w:b/>
           <w:i/>
+          <w:color w:val="111111"/>
+          <w:sz w:val="20"/>
+        </w:rPr>
+        <w:t>app_vetcare</w:t>
+      </w:r>
+      <w:r>
+        <w:rPr>
+          <w:b/>
+          <w:i/>
+          <w:color w:val="4A4A49"/>
+          <w:sz w:val="21"/>
+        </w:rPr>
+        <w:t xml:space="preserve"> no puede usar la API.</w:t>
+      </w:r>
+      <w:r>
+        <w:rPr>
+          <w:b w:val="0"/>
+          <w:i/>
           <w:color w:val="4A4A49"/>
           <w:sz w:val="21"/>
         </w:rPr>
@@ -250,6 +308,7 @@
       <w:r>
         <w:rPr>
           <w:rFonts w:ascii="Consolas" w:hAnsi="Consolas"/>
+          <w:b w:val="0"/>
           <w:i/>
           <w:color w:val="111111"/>
           <w:sz w:val="20"/>
@@ -268,6 +327,7 @@
       <w:r>
         <w:rPr>
           <w:rFonts w:ascii="Consolas" w:hAnsi="Consolas"/>
+          <w:b w:val="0"/>
           <w:i/>
           <w:color w:val="111111"/>
           <w:sz w:val="20"/>
@@ -286,6 +346,7 @@
       <w:r>
         <w:rPr>
           <w:rFonts w:ascii="Consolas" w:hAnsi="Consolas"/>
+          <w:b w:val="0"/>
           <w:i/>
           <w:color w:val="111111"/>
           <w:sz w:val="20"/>
@@ -304,6 +365,7 @@
       <w:r>
         <w:rPr>
           <w:rFonts w:ascii="Consolas" w:hAnsi="Consolas"/>
+          <w:b w:val="0"/>
           <w:i/>
           <w:color w:val="111111"/>
           <w:sz w:val="20"/>
@@ -322,6 +384,7 @@
       <w:r>
         <w:rPr>
           <w:rFonts w:ascii="Consolas" w:hAnsi="Consolas"/>
+          <w:b w:val="0"/>
           <w:i/>
           <w:color w:val="111111"/>
           <w:sz w:val="20"/>
@@ -340,6 +403,7 @@
       <w:r>
         <w:rPr>
           <w:rFonts w:ascii="Consolas" w:hAnsi="Consolas"/>
+          <w:b w:val="0"/>
           <w:i/>
           <w:color w:val="111111"/>
           <w:sz w:val="20"/>
@@ -358,6 +422,7 @@
       <w:r>
         <w:rPr>
           <w:rFonts w:ascii="Consolas" w:hAnsi="Consolas"/>
+          <w:b w:val="0"/>
           <w:i/>
           <w:color w:val="111111"/>
           <w:sz w:val="20"/>
@@ -376,6 +441,7 @@
       <w:r>
         <w:rPr>
           <w:rFonts w:ascii="Consolas" w:hAnsi="Consolas"/>
+          <w:b w:val="0"/>
           <w:i/>
           <w:color w:val="111111"/>
           <w:sz w:val="20"/>
@@ -412,6 +478,7 @@
       <w:r>
         <w:rPr>
           <w:rFonts w:ascii="Consolas" w:hAnsi="Consolas"/>
+          <w:b w:val="0"/>
           <w:i/>
           <w:color w:val="111111"/>
           <w:sz w:val="20"/>
@@ -430,6 +497,7 @@
       <w:r>
         <w:rPr>
           <w:rFonts w:ascii="Consolas" w:hAnsi="Consolas"/>
+          <w:b w:val="0"/>
           <w:i/>
           <w:color w:val="111111"/>
           <w:sz w:val="20"/>
@@ -510,6 +578,7 @@
       <w:r>
         <w:rPr>
           <w:rFonts w:ascii="Consolas" w:hAnsi="Consolas"/>
+          <w:b w:val="0"/>
           <w:color w:val="111111"/>
           <w:sz w:val="21"/>
         </w:rPr>
@@ -531,6 +600,7 @@
       <w:r>
         <w:rPr>
           <w:rFonts w:ascii="Consolas" w:hAnsi="Consolas"/>
+          <w:b w:val="0"/>
           <w:color w:val="111111"/>
           <w:sz w:val="21"/>
         </w:rPr>
@@ -552,6 +622,7 @@
       <w:r>
         <w:rPr>
           <w:rFonts w:ascii="Consolas" w:hAnsi="Consolas"/>
+          <w:b w:val="0"/>
           <w:color w:val="111111"/>
           <w:sz w:val="21"/>
         </w:rPr>
@@ -745,6 +816,7 @@
             <w:r>
               <w:rPr>
                 <w:rFonts w:ascii="Consolas" w:hAnsi="Consolas"/>
+                <w:b w:val="0"/>
                 <w:color w:val="111111"/>
                 <w:sz w:val="19"/>
               </w:rPr>
@@ -814,6 +886,7 @@
             <w:r>
               <w:rPr>
                 <w:rFonts w:ascii="Consolas" w:hAnsi="Consolas"/>
+                <w:b w:val="0"/>
                 <w:color w:val="111111"/>
                 <w:sz w:val="19"/>
               </w:rPr>
@@ -881,6 +954,7 @@
             <w:r>
               <w:rPr>
                 <w:rFonts w:ascii="Consolas" w:hAnsi="Consolas"/>
+                <w:b w:val="0"/>
                 <w:color w:val="111111"/>
                 <w:sz w:val="19"/>
               </w:rPr>
@@ -950,6 +1024,7 @@
             <w:r>
               <w:rPr>
                 <w:rFonts w:ascii="Consolas" w:hAnsi="Consolas"/>
+                <w:b w:val="0"/>
                 <w:color w:val="111111"/>
                 <w:sz w:val="19"/>
               </w:rPr>
@@ -1017,6 +1092,7 @@
             <w:r>
               <w:rPr>
                 <w:rFonts w:ascii="Consolas" w:hAnsi="Consolas"/>
+                <w:b w:val="0"/>
                 <w:color w:val="111111"/>
                 <w:sz w:val="19"/>
               </w:rPr>
@@ -1086,6 +1162,7 @@
             <w:r>
               <w:rPr>
                 <w:rFonts w:ascii="Consolas" w:hAnsi="Consolas"/>
+                <w:b w:val="0"/>
                 <w:color w:val="111111"/>
                 <w:sz w:val="19"/>
               </w:rPr>
@@ -4383,18 +4460,18 @@
           <w:color w:val="111111"/>
           <w:sz w:val="19"/>
         </w:rPr>
-        <w:t>Aqui esta la sorpresa que hay que explicar: la cita **1** paso a ATENDIDA y la</w:t>
-      </w:r>
-      <w:r>
-        <w:br/>
-      </w:r>
-      <w:r>
-        <w:rPr>
-          <w:rFonts w:ascii="Consolas" w:hAnsi="Consolas"/>
-          <w:color w:val="111111"/>
-          <w:sz w:val="19"/>
-        </w:rPr>
-        <w:t>**11** sigue PROGRAMADA. La tercera llamada del enunciado es</w:t>
+        <w:t>Aqui esta la sorpresa que hay que explicar: la cita 1 paso a ATENDIDA y la</w:t>
+      </w:r>
+      <w:r>
+        <w:br/>
+      </w:r>
+      <w:r>
+        <w:rPr>
+          <w:rFonts w:ascii="Consolas" w:hAnsi="Consolas"/>
+          <w:color w:val="111111"/>
+          <w:sz w:val="19"/>
+        </w:rPr>
+        <w:t>11 sigue PROGRAMADA. La tercera llamada del enunciado es</w:t>
       </w:r>
       <w:r>
         <w:br/>
@@ -4875,6 +4952,7 @@
       <w:r>
         <w:rPr>
           <w:rFonts w:ascii="Consolas" w:hAnsi="Consolas"/>
+          <w:b w:val="0"/>
           <w:color w:val="111111"/>
           <w:sz w:val="21"/>
         </w:rPr>
@@ -4907,6 +4985,7 @@
       <w:r>
         <w:rPr>
           <w:rFonts w:ascii="Consolas" w:hAnsi="Consolas"/>
+          <w:b w:val="0"/>
           <w:color w:val="111111"/>
           <w:sz w:val="21"/>
         </w:rPr>
@@ -4931,7 +5010,24 @@
           <w:color w:val="4A4A49"/>
           <w:sz w:val="22"/>
         </w:rPr>
-        <w:t>6 pts — el bloque `EXCEPTION WHEN OTHERS THEN RETURN QUERY SELECT FALSE, SQLERRM, NULL::INT;` en las tres,</w:t>
+        <w:t xml:space="preserve">6 pts — el bloque </w:t>
+      </w:r>
+      <w:r>
+        <w:rPr>
+          <w:rFonts w:ascii="Consolas" w:hAnsi="Consolas"/>
+          <w:b/>
+          <w:color w:val="111111"/>
+          <w:sz w:val="21"/>
+        </w:rPr>
+        <w:t>EXCEPTION WHEN OTHERS THEN RETURN QUERY SELECT FALSE, SQLERRM, NULL::INT;</w:t>
+      </w:r>
+      <w:r>
+        <w:rPr>
+          <w:b/>
+          <w:color w:val="4A4A49"/>
+          <w:sz w:val="22"/>
+        </w:rPr>
+        <w:t xml:space="preserve"> en las tres,</w:t>
       </w:r>
       <w:r>
         <w:rPr>
@@ -4960,6 +5056,7 @@
       <w:r>
         <w:rPr>
           <w:rFonts w:ascii="Consolas" w:hAnsi="Consolas"/>
+          <w:b w:val="0"/>
           <w:color w:val="111111"/>
           <w:sz w:val="21"/>
         </w:rPr>
@@ -4979,7 +5076,24 @@
           <w:color w:val="4A4A49"/>
           <w:sz w:val="22"/>
         </w:rPr>
-        <w:t>Sin `EXCEPTION` la funcion no es atomica.</w:t>
+        <w:t xml:space="preserve">Sin </w:t>
+      </w:r>
+      <w:r>
+        <w:rPr>
+          <w:rFonts w:ascii="Consolas" w:hAnsi="Consolas"/>
+          <w:b/>
+          <w:color w:val="111111"/>
+          <w:sz w:val="21"/>
+        </w:rPr>
+        <w:t>EXCEPTION</w:t>
+      </w:r>
+      <w:r>
+        <w:rPr>
+          <w:b/>
+          <w:color w:val="4A4A49"/>
+          <w:sz w:val="22"/>
+        </w:rPr>
+        <w:t xml:space="preserve"> la funcion no es atomica.</w:t>
       </w:r>
     </w:p>
     <w:p>
@@ -4992,7 +5106,41 @@
           <w:color w:val="4A4A49"/>
           <w:sz w:val="22"/>
         </w:rPr>
-        <w:t>4 pts — el `RETURN;` desnudo detras de cada `RETURN QUERY` de rechazo.</w:t>
+        <w:t xml:space="preserve">4 pts — el </w:t>
+      </w:r>
+      <w:r>
+        <w:rPr>
+          <w:rFonts w:ascii="Consolas" w:hAnsi="Consolas"/>
+          <w:b/>
+          <w:color w:val="111111"/>
+          <w:sz w:val="21"/>
+        </w:rPr>
+        <w:t>RETURN;</w:t>
+      </w:r>
+      <w:r>
+        <w:rPr>
+          <w:b/>
+          <w:color w:val="4A4A49"/>
+          <w:sz w:val="22"/>
+        </w:rPr>
+        <w:t xml:space="preserve"> desnudo detras de cada </w:t>
+      </w:r>
+      <w:r>
+        <w:rPr>
+          <w:rFonts w:ascii="Consolas" w:hAnsi="Consolas"/>
+          <w:b/>
+          <w:color w:val="111111"/>
+          <w:sz w:val="21"/>
+        </w:rPr>
+        <w:t>RETURN QUERY</w:t>
+      </w:r>
+      <w:r>
+        <w:rPr>
+          <w:b/>
+          <w:color w:val="4A4A49"/>
+          <w:sz w:val="22"/>
+        </w:rPr>
+        <w:t xml:space="preserve"> de rechazo.</w:t>
       </w:r>
       <w:r>
         <w:rPr>
@@ -5005,6 +5153,7 @@
       <w:r>
         <w:rPr>
           <w:rFonts w:ascii="Consolas" w:hAnsi="Consolas"/>
+          <w:b w:val="0"/>
           <w:color w:val="111111"/>
           <w:sz w:val="21"/>
         </w:rPr>
@@ -5037,6 +5186,7 @@
       <w:r>
         <w:rPr>
           <w:rFonts w:ascii="Consolas" w:hAnsi="Consolas"/>
+          <w:b w:val="0"/>
           <w:color w:val="111111"/>
           <w:sz w:val="21"/>
         </w:rPr>
@@ -5053,6 +5203,7 @@
       <w:r>
         <w:rPr>
           <w:rFonts w:ascii="Consolas" w:hAnsi="Consolas"/>
+          <w:b w:val="0"/>
           <w:color w:val="111111"/>
           <w:sz w:val="21"/>
         </w:rPr>
@@ -5085,6 +5236,7 @@
       <w:r>
         <w:rPr>
           <w:rFonts w:ascii="Consolas" w:hAnsi="Consolas"/>
+          <w:b w:val="0"/>
           <w:color w:val="111111"/>
           <w:sz w:val="21"/>
         </w:rPr>
@@ -5101,6 +5253,7 @@
       <w:r>
         <w:rPr>
           <w:rFonts w:ascii="Consolas" w:hAnsi="Consolas"/>
+          <w:b w:val="0"/>
           <w:color w:val="111111"/>
           <w:sz w:val="21"/>
         </w:rPr>
@@ -5141,7 +5294,58 @@
           <w:color w:val="4A4A49"/>
           <w:sz w:val="22"/>
         </w:rPr>
-        <w:t>4 pts — `api_facturar` con el `UPDATE` condicional y `GET DIAGNOSTICS ... ROW_COUNT`.</w:t>
+        <w:t xml:space="preserve">4 pts — </w:t>
+      </w:r>
+      <w:r>
+        <w:rPr>
+          <w:rFonts w:ascii="Consolas" w:hAnsi="Consolas"/>
+          <w:b/>
+          <w:color w:val="111111"/>
+          <w:sz w:val="21"/>
+        </w:rPr>
+        <w:t>api_facturar</w:t>
+      </w:r>
+      <w:r>
+        <w:rPr>
+          <w:b/>
+          <w:color w:val="4A4A49"/>
+          <w:sz w:val="22"/>
+        </w:rPr>
+        <w:t xml:space="preserve"> con el </w:t>
+      </w:r>
+      <w:r>
+        <w:rPr>
+          <w:rFonts w:ascii="Consolas" w:hAnsi="Consolas"/>
+          <w:b/>
+          <w:color w:val="111111"/>
+          <w:sz w:val="21"/>
+        </w:rPr>
+        <w:t>UPDATE</w:t>
+      </w:r>
+      <w:r>
+        <w:rPr>
+          <w:b/>
+          <w:color w:val="4A4A49"/>
+          <w:sz w:val="22"/>
+        </w:rPr>
+        <w:t xml:space="preserve"> condicional y </w:t>
+      </w:r>
+      <w:r>
+        <w:rPr>
+          <w:rFonts w:ascii="Consolas" w:hAnsi="Consolas"/>
+          <w:b/>
+          <w:color w:val="111111"/>
+          <w:sz w:val="21"/>
+        </w:rPr>
+        <w:t>GET DIAGNOSTICS ... ROW_COUNT</w:t>
+      </w:r>
+      <w:r>
+        <w:rPr>
+          <w:b/>
+          <w:color w:val="4A4A49"/>
+          <w:sz w:val="22"/>
+        </w:rPr>
+        <w:t>.</w:t>
       </w:r>
       <w:r>
         <w:rPr>
@@ -5157,7 +5361,16 @@
           <w:color w:val="4A4A49"/>
           <w:sz w:val="22"/>
         </w:rPr>
-        <w:t>en el `WHERE`</w:t>
+        <w:t xml:space="preserve">en el </w:t>
+      </w:r>
+      <w:r>
+        <w:rPr>
+          <w:rFonts w:ascii="Consolas" w:hAnsi="Consolas"/>
+          <w:b/>
+          <w:color w:val="111111"/>
+          <w:sz w:val="21"/>
+        </w:rPr>
+        <w:t>WHERE</w:t>
       </w:r>
       <w:r>
         <w:rPr>
@@ -5170,6 +5383,7 @@
       <w:r>
         <w:rPr>
           <w:rFonts w:ascii="Consolas" w:hAnsi="Consolas"/>
+          <w:b w:val="0"/>
           <w:color w:val="111111"/>
           <w:sz w:val="21"/>
         </w:rPr>
@@ -5186,6 +5400,7 @@
       <w:r>
         <w:rPr>
           <w:rFonts w:ascii="Consolas" w:hAnsi="Consolas"/>
+          <w:b w:val="0"/>
           <w:color w:val="111111"/>
           <w:sz w:val="21"/>
         </w:rPr>
@@ -5202,6 +5417,7 @@
       <w:r>
         <w:rPr>
           <w:rFonts w:ascii="Consolas" w:hAnsi="Consolas"/>
+          <w:b w:val="0"/>
           <w:color w:val="111111"/>
           <w:sz w:val="21"/>
         </w:rPr>
@@ -5218,6 +5434,7 @@
       <w:r>
         <w:rPr>
           <w:rFonts w:ascii="Consolas" w:hAnsi="Consolas"/>
+          <w:b w:val="0"/>
           <w:color w:val="111111"/>
           <w:sz w:val="21"/>
         </w:rPr>
@@ -5234,6 +5451,7 @@
       <w:r>
         <w:rPr>
           <w:rFonts w:ascii="Consolas" w:hAnsi="Consolas"/>
+          <w:b w:val="0"/>
           <w:color w:val="111111"/>
           <w:sz w:val="21"/>
         </w:rPr>
@@ -5258,7 +5476,24 @@
           <w:color w:val="4A4A49"/>
           <w:sz w:val="22"/>
         </w:rPr>
-        <w:t>2 pts — las seis llamadas con `SELECT * FROM ...`,</w:t>
+        <w:t xml:space="preserve">2 pts — las seis llamadas con </w:t>
+      </w:r>
+      <w:r>
+        <w:rPr>
+          <w:rFonts w:ascii="Consolas" w:hAnsi="Consolas"/>
+          <w:b/>
+          <w:color w:val="111111"/>
+          <w:sz w:val="21"/>
+        </w:rPr>
+        <w:t>SELECT * FROM ...</w:t>
+      </w:r>
+      <w:r>
+        <w:rPr>
+          <w:b/>
+          <w:color w:val="4A4A49"/>
+          <w:sz w:val="22"/>
+        </w:rPr>
+        <w:t>,</w:t>
       </w:r>
       <w:r>
         <w:rPr>
@@ -5271,6 +5506,7 @@
       <w:r>
         <w:rPr>
           <w:rFonts w:ascii="Consolas" w:hAnsi="Consolas"/>
+          <w:b w:val="0"/>
           <w:color w:val="111111"/>
           <w:sz w:val="21"/>
         </w:rPr>
@@ -5287,6 +5523,7 @@
       <w:r>
         <w:rPr>
           <w:rFonts w:ascii="Consolas" w:hAnsi="Consolas"/>
+          <w:b w:val="0"/>
           <w:color w:val="111111"/>
           <w:sz w:val="21"/>
         </w:rPr>
@@ -5303,6 +5540,7 @@
       <w:r>
         <w:rPr>
           <w:rFonts w:ascii="Consolas" w:hAnsi="Consolas"/>
+          <w:b w:val="0"/>
           <w:color w:val="111111"/>
           <w:sz w:val="21"/>
         </w:rPr>
@@ -5319,6 +5557,7 @@
       <w:r>
         <w:rPr>
           <w:rFonts w:ascii="Consolas" w:hAnsi="Consolas"/>
+          <w:b w:val="0"/>
           <w:color w:val="111111"/>
           <w:sz w:val="21"/>
         </w:rPr>
@@ -5335,6 +5574,7 @@
       <w:r>
         <w:rPr>
           <w:rFonts w:ascii="Consolas" w:hAnsi="Consolas"/>
+          <w:b w:val="0"/>
           <w:color w:val="111111"/>
           <w:sz w:val="21"/>
         </w:rPr>
@@ -5404,6 +5644,7 @@
       <w:r>
         <w:rPr>
           <w:rFonts w:ascii="Consolas" w:hAnsi="Consolas"/>
+          <w:b w:val="0"/>
           <w:color w:val="111111"/>
           <w:sz w:val="21"/>
         </w:rPr>
@@ -5420,6 +5661,7 @@
       <w:r>
         <w:rPr>
           <w:rFonts w:ascii="Consolas" w:hAnsi="Consolas"/>
+          <w:b w:val="0"/>
           <w:color w:val="111111"/>
           <w:sz w:val="21"/>
         </w:rPr>
@@ -5457,7 +5699,41 @@
           <w:color w:val="4A4A49"/>
           <w:sz w:val="22"/>
         </w:rPr>
-        <w:t>Omitir el `RETURN;` despues de un `RETURN QUERY` de rechazo.</w:t>
+        <w:t xml:space="preserve">Omitir el </w:t>
+      </w:r>
+      <w:r>
+        <w:rPr>
+          <w:rFonts w:ascii="Consolas" w:hAnsi="Consolas"/>
+          <w:b/>
+          <w:color w:val="111111"/>
+          <w:sz w:val="21"/>
+        </w:rPr>
+        <w:t>RETURN;</w:t>
+      </w:r>
+      <w:r>
+        <w:rPr>
+          <w:b/>
+          <w:color w:val="4A4A49"/>
+          <w:sz w:val="22"/>
+        </w:rPr>
+        <w:t xml:space="preserve"> despues de un </w:t>
+      </w:r>
+      <w:r>
+        <w:rPr>
+          <w:rFonts w:ascii="Consolas" w:hAnsi="Consolas"/>
+          <w:b/>
+          <w:color w:val="111111"/>
+          <w:sz w:val="21"/>
+        </w:rPr>
+        <w:t>RETURN QUERY</w:t>
+      </w:r>
+      <w:r>
+        <w:rPr>
+          <w:b/>
+          <w:color w:val="4A4A49"/>
+          <w:sz w:val="22"/>
+        </w:rPr>
+        <w:t xml:space="preserve"> de rechazo.</w:t>
       </w:r>
       <w:r>
         <w:rPr>
@@ -5470,6 +5746,7 @@
       <w:r>
         <w:rPr>
           <w:rFonts w:ascii="Consolas" w:hAnsi="Consolas"/>
+          <w:b w:val="0"/>
           <w:color w:val="111111"/>
           <w:sz w:val="21"/>
         </w:rPr>
@@ -5489,7 +5766,16 @@
           <w:color w:val="4A4A49"/>
           <w:sz w:val="22"/>
         </w:rPr>
-        <w:t>hace el `INSERT`</w:t>
+        <w:t xml:space="preserve">hace el </w:t>
+      </w:r>
+      <w:r>
+        <w:rPr>
+          <w:rFonts w:ascii="Consolas" w:hAnsi="Consolas"/>
+          <w:b/>
+          <w:color w:val="111111"/>
+          <w:sz w:val="21"/>
+        </w:rPr>
+        <w:t>INSERT</w:t>
       </w:r>
       <w:r>
         <w:rPr>
@@ -5534,6 +5820,7 @@
       <w:r>
         <w:rPr>
           <w:rFonts w:ascii="Consolas" w:hAnsi="Consolas"/>
+          <w:b w:val="0"/>
           <w:color w:val="111111"/>
           <w:sz w:val="21"/>
         </w:rPr>
@@ -5558,7 +5845,41 @@
           <w:color w:val="4A4A49"/>
           <w:sz w:val="22"/>
         </w:rPr>
-        <w:t>Usar `IF NOT FOUND` despues de `SELECT COUNT(*) INTO`.</w:t>
+        <w:t xml:space="preserve">Usar </w:t>
+      </w:r>
+      <w:r>
+        <w:rPr>
+          <w:rFonts w:ascii="Consolas" w:hAnsi="Consolas"/>
+          <w:b/>
+          <w:color w:val="111111"/>
+          <w:sz w:val="21"/>
+        </w:rPr>
+        <w:t>IF NOT FOUND</w:t>
+      </w:r>
+      <w:r>
+        <w:rPr>
+          <w:b/>
+          <w:color w:val="4A4A49"/>
+          <w:sz w:val="22"/>
+        </w:rPr>
+        <w:t xml:space="preserve"> despues de </w:t>
+      </w:r>
+      <w:r>
+        <w:rPr>
+          <w:rFonts w:ascii="Consolas" w:hAnsi="Consolas"/>
+          <w:b/>
+          <w:color w:val="111111"/>
+          <w:sz w:val="21"/>
+        </w:rPr>
+        <w:t>SELECT COUNT(*) INTO</w:t>
+      </w:r>
+      <w:r>
+        <w:rPr>
+          <w:b/>
+          <w:color w:val="4A4A49"/>
+          <w:sz w:val="22"/>
+        </w:rPr>
+        <w:t>.</w:t>
       </w:r>
       <w:r>
         <w:rPr>
@@ -5571,6 +5892,7 @@
       <w:r>
         <w:rPr>
           <w:rFonts w:ascii="Consolas" w:hAnsi="Consolas"/>
+          <w:b w:val="0"/>
           <w:color w:val="111111"/>
           <w:sz w:val="21"/>
         </w:rPr>
@@ -5587,6 +5909,7 @@
       <w:r>
         <w:rPr>
           <w:rFonts w:ascii="Consolas" w:hAnsi="Consolas"/>
+          <w:b w:val="0"/>
           <w:color w:val="111111"/>
           <w:sz w:val="21"/>
         </w:rPr>
@@ -5611,7 +5934,41 @@
           <w:color w:val="4A4A49"/>
           <w:sz w:val="22"/>
         </w:rPr>
-        <w:t>Comprobar el stock con un `IF` antes del `UPDATE`:</w:t>
+        <w:t xml:space="preserve">Comprobar el stock con un </w:t>
+      </w:r>
+      <w:r>
+        <w:rPr>
+          <w:rFonts w:ascii="Consolas" w:hAnsi="Consolas"/>
+          <w:b/>
+          <w:color w:val="111111"/>
+          <w:sz w:val="21"/>
+        </w:rPr>
+        <w:t>IF</w:t>
+      </w:r>
+      <w:r>
+        <w:rPr>
+          <w:b/>
+          <w:color w:val="4A4A49"/>
+          <w:sz w:val="22"/>
+        </w:rPr>
+        <w:t xml:space="preserve"> antes del </w:t>
+      </w:r>
+      <w:r>
+        <w:rPr>
+          <w:rFonts w:ascii="Consolas" w:hAnsi="Consolas"/>
+          <w:b/>
+          <w:color w:val="111111"/>
+          <w:sz w:val="21"/>
+        </w:rPr>
+        <w:t>UPDATE</w:t>
+      </w:r>
+      <w:r>
+        <w:rPr>
+          <w:b/>
+          <w:color w:val="4A4A49"/>
+          <w:sz w:val="22"/>
+        </w:rPr>
+        <w:t>:</w:t>
       </w:r>
       <w:r>
         <w:rPr>
@@ -5624,6 +5981,7 @@
       <w:r>
         <w:rPr>
           <w:rFonts w:ascii="Consolas" w:hAnsi="Consolas"/>
+          <w:b w:val="0"/>
           <w:color w:val="111111"/>
           <w:sz w:val="21"/>
         </w:rPr>
@@ -5640,6 +5998,7 @@
       <w:r>
         <w:rPr>
           <w:rFonts w:ascii="Consolas" w:hAnsi="Consolas"/>
+          <w:b w:val="0"/>
           <w:color w:val="111111"/>
           <w:sz w:val="21"/>
         </w:rPr>
@@ -5656,6 +6015,7 @@
       <w:r>
         <w:rPr>
           <w:rFonts w:ascii="Consolas" w:hAnsi="Consolas"/>
+          <w:b w:val="0"/>
           <w:color w:val="111111"/>
           <w:sz w:val="21"/>
         </w:rPr>
@@ -5672,6 +6032,7 @@
       <w:r>
         <w:rPr>
           <w:rFonts w:ascii="Consolas" w:hAnsi="Consolas"/>
+          <w:b w:val="0"/>
           <w:color w:val="111111"/>
           <w:sz w:val="21"/>
         </w:rPr>
@@ -5709,6 +6070,7 @@
       <w:r>
         <w:rPr>
           <w:rFonts w:ascii="Consolas" w:hAnsi="Consolas"/>
+          <w:b w:val="0"/>
           <w:color w:val="111111"/>
           <w:sz w:val="21"/>
         </w:rPr>
@@ -5725,6 +6087,7 @@
       <w:r>
         <w:rPr>
           <w:rFonts w:ascii="Consolas" w:hAnsi="Consolas"/>
+          <w:b w:val="0"/>
           <w:color w:val="111111"/>
           <w:sz w:val="21"/>
         </w:rPr>
@@ -5741,6 +6104,7 @@
       <w:r>
         <w:rPr>
           <w:rFonts w:ascii="Consolas" w:hAnsi="Consolas"/>
+          <w:b w:val="0"/>
           <w:color w:val="111111"/>
           <w:sz w:val="21"/>
         </w:rPr>
@@ -5757,6 +6121,7 @@
       <w:r>
         <w:rPr>
           <w:rFonts w:ascii="Consolas" w:hAnsi="Consolas"/>
+          <w:b w:val="0"/>
           <w:color w:val="111111"/>
           <w:sz w:val="21"/>
         </w:rPr>
@@ -5773,6 +6138,7 @@
       <w:r>
         <w:rPr>
           <w:rFonts w:ascii="Consolas" w:hAnsi="Consolas"/>
+          <w:b w:val="0"/>
           <w:color w:val="111111"/>
           <w:sz w:val="21"/>
         </w:rPr>
@@ -5789,6 +6155,7 @@
       <w:r>
         <w:rPr>
           <w:rFonts w:ascii="Consolas" w:hAnsi="Consolas"/>
+          <w:b w:val="0"/>
           <w:color w:val="111111"/>
           <w:sz w:val="21"/>
         </w:rPr>
@@ -5805,6 +6172,7 @@
       <w:r>
         <w:rPr>
           <w:rFonts w:ascii="Consolas" w:hAnsi="Consolas"/>
+          <w:b w:val="0"/>
           <w:color w:val="111111"/>
           <w:sz w:val="21"/>
         </w:rPr>
@@ -5829,7 +6197,41 @@
           <w:color w:val="4A4A49"/>
           <w:sz w:val="22"/>
         </w:rPr>
-        <w:t>Olvidar `p_precio IS NULL` en `api_registrar_consulta`.</w:t>
+        <w:t xml:space="preserve">Olvidar </w:t>
+      </w:r>
+      <w:r>
+        <w:rPr>
+          <w:rFonts w:ascii="Consolas" w:hAnsi="Consolas"/>
+          <w:b/>
+          <w:color w:val="111111"/>
+          <w:sz w:val="21"/>
+        </w:rPr>
+        <w:t>p_precio IS NULL</w:t>
+      </w:r>
+      <w:r>
+        <w:rPr>
+          <w:b/>
+          <w:color w:val="4A4A49"/>
+          <w:sz w:val="22"/>
+        </w:rPr>
+        <w:t xml:space="preserve"> en </w:t>
+      </w:r>
+      <w:r>
+        <w:rPr>
+          <w:rFonts w:ascii="Consolas" w:hAnsi="Consolas"/>
+          <w:b/>
+          <w:color w:val="111111"/>
+          <w:sz w:val="21"/>
+        </w:rPr>
+        <w:t>api_registrar_consulta</w:t>
+      </w:r>
+      <w:r>
+        <w:rPr>
+          <w:b/>
+          <w:color w:val="4A4A49"/>
+          <w:sz w:val="22"/>
+        </w:rPr>
+        <w:t>.</w:t>
       </w:r>
       <w:r>
         <w:rPr>
@@ -5842,6 +6244,7 @@
       <w:r>
         <w:rPr>
           <w:rFonts w:ascii="Consolas" w:hAnsi="Consolas"/>
+          <w:b w:val="0"/>
           <w:color w:val="111111"/>
           <w:sz w:val="21"/>
         </w:rPr>
@@ -5858,6 +6261,7 @@
       <w:r>
         <w:rPr>
           <w:rFonts w:ascii="Consolas" w:hAnsi="Consolas"/>
+          <w:b w:val="0"/>
           <w:color w:val="111111"/>
           <w:sz w:val="21"/>
         </w:rPr>
@@ -5874,6 +6278,7 @@
       <w:r>
         <w:rPr>
           <w:rFonts w:ascii="Consolas" w:hAnsi="Consolas"/>
+          <w:b w:val="0"/>
           <w:color w:val="111111"/>
           <w:sz w:val="21"/>
         </w:rPr>
@@ -5890,6 +6295,7 @@
       <w:r>
         <w:rPr>
           <w:rFonts w:ascii="Consolas" w:hAnsi="Consolas"/>
+          <w:b w:val="0"/>
           <w:color w:val="111111"/>
           <w:sz w:val="21"/>
         </w:rPr>
@@ -5906,6 +6312,7 @@
       <w:r>
         <w:rPr>
           <w:rFonts w:ascii="Consolas" w:hAnsi="Consolas"/>
+          <w:b w:val="0"/>
           <w:color w:val="111111"/>
           <w:sz w:val="21"/>
         </w:rPr>
@@ -5930,7 +6337,24 @@
           <w:color w:val="4A4A49"/>
           <w:sz w:val="22"/>
         </w:rPr>
-        <w:t>Llamar las funciones con `CALL`.</w:t>
+        <w:t xml:space="preserve">Llamar las funciones con </w:t>
+      </w:r>
+      <w:r>
+        <w:rPr>
+          <w:rFonts w:ascii="Consolas" w:hAnsi="Consolas"/>
+          <w:b/>
+          <w:color w:val="111111"/>
+          <w:sz w:val="21"/>
+        </w:rPr>
+        <w:t>CALL</w:t>
+      </w:r>
+      <w:r>
+        <w:rPr>
+          <w:b/>
+          <w:color w:val="4A4A49"/>
+          <w:sz w:val="22"/>
+        </w:rPr>
+        <w:t>.</w:t>
       </w:r>
       <w:r>
         <w:rPr>
@@ -5943,6 +6367,7 @@
       <w:r>
         <w:rPr>
           <w:rFonts w:ascii="Consolas" w:hAnsi="Consolas"/>
+          <w:b w:val="0"/>
           <w:color w:val="111111"/>
           <w:sz w:val="21"/>
         </w:rPr>
@@ -5959,6 +6384,7 @@
       <w:r>
         <w:rPr>
           <w:rFonts w:ascii="Consolas" w:hAnsi="Consolas"/>
+          <w:b w:val="0"/>
           <w:color w:val="111111"/>
           <w:sz w:val="21"/>
         </w:rPr>
@@ -5975,6 +6401,7 @@
       <w:r>
         <w:rPr>
           <w:rFonts w:ascii="Consolas" w:hAnsi="Consolas"/>
+          <w:b w:val="0"/>
           <w:color w:val="111111"/>
           <w:sz w:val="21"/>
         </w:rPr>
@@ -5991,6 +6418,7 @@
       <w:r>
         <w:rPr>
           <w:rFonts w:ascii="Consolas" w:hAnsi="Consolas"/>
+          <w:b w:val="0"/>
           <w:color w:val="111111"/>
           <w:sz w:val="21"/>
         </w:rPr>
@@ -6015,7 +6443,16 @@
           <w:color w:val="4A4A49"/>
           <w:sz w:val="22"/>
         </w:rPr>
-        <w:t>Declarar una variable con el mismo nombre que una columna del `RETURNS TABLE`</w:t>
+        <w:t xml:space="preserve">Declarar una variable con el mismo nombre que una columna del </w:t>
+      </w:r>
+      <w:r>
+        <w:rPr>
+          <w:rFonts w:ascii="Consolas" w:hAnsi="Consolas"/>
+          <w:b/>
+          <w:color w:val="111111"/>
+          <w:sz w:val="21"/>
+        </w:rPr>
+        <w:t>RETURNS TABLE</w:t>
       </w:r>
       <w:r>
         <w:rPr>
@@ -6028,6 +6465,7 @@
       <w:r>
         <w:rPr>
           <w:rFonts w:ascii="Consolas" w:hAnsi="Consolas"/>
+          <w:b w:val="0"/>
           <w:color w:val="111111"/>
           <w:sz w:val="21"/>
         </w:rPr>
@@ -6044,6 +6482,7 @@
       <w:r>
         <w:rPr>
           <w:rFonts w:ascii="Consolas" w:hAnsi="Consolas"/>
+          <w:b w:val="0"/>
           <w:color w:val="111111"/>
           <w:sz w:val="21"/>
         </w:rPr>
@@ -6112,6 +6551,7 @@
       <w:r>
         <w:rPr>
           <w:rFonts w:ascii="Consolas" w:hAnsi="Consolas"/>
+          <w:b w:val="0"/>
           <w:color w:val="111111"/>
           <w:sz w:val="21"/>
         </w:rPr>
@@ -6128,6 +6568,7 @@
       <w:r>
         <w:rPr>
           <w:rFonts w:ascii="Consolas" w:hAnsi="Consolas"/>
+          <w:b w:val="0"/>
           <w:color w:val="111111"/>
           <w:sz w:val="21"/>
         </w:rPr>
@@ -6144,6 +6585,7 @@
       <w:r>
         <w:rPr>
           <w:rFonts w:ascii="Consolas" w:hAnsi="Consolas"/>
+          <w:b w:val="0"/>
           <w:color w:val="111111"/>
           <w:sz w:val="21"/>
         </w:rPr>
@@ -6160,6 +6602,7 @@
       <w:r>
         <w:rPr>
           <w:rFonts w:ascii="Consolas" w:hAnsi="Consolas"/>
+          <w:b w:val="0"/>
           <w:color w:val="111111"/>
           <w:sz w:val="21"/>
         </w:rPr>
@@ -6179,7 +6622,16 @@
           <w:color w:val="4A4A49"/>
           <w:sz w:val="22"/>
         </w:rPr>
-        <w:t>las tres funciones delegan en un unico helper `_llamar`</w:t>
+        <w:t xml:space="preserve">las tres funciones delegan en un unico helper </w:t>
+      </w:r>
+      <w:r>
+        <w:rPr>
+          <w:rFonts w:ascii="Consolas" w:hAnsi="Consolas"/>
+          <w:b/>
+          <w:color w:val="111111"/>
+          <w:sz w:val="21"/>
+        </w:rPr>
+        <w:t>_llamar</w:t>
       </w:r>
       <w:r>
         <w:rPr>
@@ -6192,6 +6644,7 @@
       <w:r>
         <w:rPr>
           <w:rFonts w:ascii="Consolas" w:hAnsi="Consolas"/>
+          <w:b w:val="0"/>
           <w:color w:val="111111"/>
           <w:sz w:val="21"/>
         </w:rPr>
@@ -6208,6 +6661,7 @@
       <w:r>
         <w:rPr>
           <w:rFonts w:ascii="Consolas" w:hAnsi="Consolas"/>
+          <w:b w:val="0"/>
           <w:color w:val="111111"/>
           <w:sz w:val="21"/>
         </w:rPr>
@@ -6224,6 +6678,7 @@
       <w:r>
         <w:rPr>
           <w:rFonts w:ascii="Consolas" w:hAnsi="Consolas"/>
+          <w:b w:val="0"/>
           <w:color w:val="111111"/>
           <w:sz w:val="21"/>
         </w:rPr>
@@ -6256,6 +6711,7 @@
       <w:r>
         <w:rPr>
           <w:rFonts w:ascii="Consolas" w:hAnsi="Consolas"/>
+          <w:b w:val="0"/>
           <w:color w:val="111111"/>
           <w:sz w:val="21"/>
         </w:rPr>
@@ -7782,7 +8238,24 @@
           <w:color w:val="4A4A49"/>
           <w:sz w:val="22"/>
         </w:rPr>
-        <w:t>Lo que imprime el bloque `main`,</w:t>
+        <w:t xml:space="preserve">Lo que imprime el bloque </w:t>
+      </w:r>
+      <w:r>
+        <w:rPr>
+          <w:rFonts w:ascii="Consolas" w:hAnsi="Consolas"/>
+          <w:b/>
+          <w:color w:val="111111"/>
+          <w:sz w:val="21"/>
+        </w:rPr>
+        <w:t>main</w:t>
+      </w:r>
+      <w:r>
+        <w:rPr>
+          <w:b/>
+          <w:color w:val="4A4A49"/>
+          <w:sz w:val="22"/>
+        </w:rPr>
+        <w:t>,</w:t>
       </w:r>
       <w:r>
         <w:rPr>
@@ -7861,6 +8334,7 @@
       <w:r>
         <w:rPr>
           <w:rFonts w:ascii="Consolas" w:hAnsi="Consolas"/>
+          <w:b w:val="0"/>
           <w:color w:val="111111"/>
           <w:sz w:val="21"/>
         </w:rPr>
@@ -7877,6 +8351,7 @@
       <w:r>
         <w:rPr>
           <w:rFonts w:ascii="Consolas" w:hAnsi="Consolas"/>
+          <w:b w:val="0"/>
           <w:color w:val="111111"/>
           <w:sz w:val="21"/>
         </w:rPr>
@@ -7909,6 +8384,7 @@
       <w:r>
         <w:rPr>
           <w:rFonts w:ascii="Consolas" w:hAnsi="Consolas"/>
+          <w:b w:val="0"/>
           <w:color w:val="111111"/>
           <w:sz w:val="21"/>
         </w:rPr>
@@ -7925,6 +8401,7 @@
       <w:r>
         <w:rPr>
           <w:rFonts w:ascii="Consolas" w:hAnsi="Consolas"/>
+          <w:b w:val="0"/>
           <w:color w:val="111111"/>
           <w:sz w:val="21"/>
         </w:rPr>
@@ -7941,6 +8418,7 @@
       <w:r>
         <w:rPr>
           <w:rFonts w:ascii="Consolas" w:hAnsi="Consolas"/>
+          <w:b w:val="0"/>
           <w:color w:val="111111"/>
           <w:sz w:val="21"/>
         </w:rPr>
@@ -7957,6 +8435,7 @@
       <w:r>
         <w:rPr>
           <w:rFonts w:ascii="Consolas" w:hAnsi="Consolas"/>
+          <w:b w:val="0"/>
           <w:color w:val="111111"/>
           <w:sz w:val="21"/>
         </w:rPr>
@@ -7973,6 +8452,7 @@
       <w:r>
         <w:rPr>
           <w:rFonts w:ascii="Consolas" w:hAnsi="Consolas"/>
+          <w:b w:val="0"/>
           <w:color w:val="111111"/>
           <w:sz w:val="21"/>
         </w:rPr>
@@ -7989,6 +8469,7 @@
       <w:r>
         <w:rPr>
           <w:rFonts w:ascii="Consolas" w:hAnsi="Consolas"/>
+          <w:b w:val="0"/>
           <w:color w:val="111111"/>
           <w:sz w:val="21"/>
         </w:rPr>
@@ -8005,6 +8486,7 @@
       <w:r>
         <w:rPr>
           <w:rFonts w:ascii="Consolas" w:hAnsi="Consolas"/>
+          <w:b w:val="0"/>
           <w:color w:val="111111"/>
           <w:sz w:val="21"/>
         </w:rPr>
@@ -8021,6 +8503,7 @@
       <w:r>
         <w:rPr>
           <w:rFonts w:ascii="Consolas" w:hAnsi="Consolas"/>
+          <w:b w:val="0"/>
           <w:color w:val="111111"/>
           <w:sz w:val="21"/>
         </w:rPr>
@@ -8037,6 +8520,7 @@
       <w:r>
         <w:rPr>
           <w:rFonts w:ascii="Consolas" w:hAnsi="Consolas"/>
+          <w:b w:val="0"/>
           <w:color w:val="111111"/>
           <w:sz w:val="21"/>
         </w:rPr>
@@ -8079,6 +8563,7 @@
       <w:r>
         <w:rPr>
           <w:rFonts w:ascii="Consolas" w:hAnsi="Consolas"/>
+          <w:b w:val="0"/>
           <w:color w:val="111111"/>
           <w:sz w:val="21"/>
         </w:rPr>
@@ -8095,6 +8580,7 @@
       <w:r>
         <w:rPr>
           <w:rFonts w:ascii="Consolas" w:hAnsi="Consolas"/>
+          <w:b w:val="0"/>
           <w:color w:val="111111"/>
           <w:sz w:val="21"/>
         </w:rPr>
@@ -8111,6 +8597,7 @@
       <w:r>
         <w:rPr>
           <w:rFonts w:ascii="Consolas" w:hAnsi="Consolas"/>
+          <w:b w:val="0"/>
           <w:color w:val="111111"/>
           <w:sz w:val="21"/>
         </w:rPr>
@@ -8127,6 +8614,7 @@
       <w:r>
         <w:rPr>
           <w:rFonts w:ascii="Consolas" w:hAnsi="Consolas"/>
+          <w:b w:val="0"/>
           <w:color w:val="111111"/>
           <w:sz w:val="21"/>
         </w:rPr>
@@ -8177,6 +8665,7 @@
       <w:r>
         <w:rPr>
           <w:rFonts w:ascii="Consolas" w:hAnsi="Consolas"/>
+          <w:b w:val="0"/>
           <w:color w:val="111111"/>
           <w:sz w:val="21"/>
         </w:rPr>
@@ -8193,6 +8682,7 @@
       <w:r>
         <w:rPr>
           <w:rFonts w:ascii="Consolas" w:hAnsi="Consolas"/>
+          <w:b w:val="0"/>
           <w:color w:val="111111"/>
           <w:sz w:val="21"/>
         </w:rPr>
@@ -8212,7 +8702,41 @@
           <w:color w:val="4A4A49"/>
           <w:sz w:val="22"/>
         </w:rPr>
-        <w:t>Una sola f-string o una concatenacion con `+` o `%` dentro del SQL cuesta los 5 pts completos</w:t>
+        <w:t xml:space="preserve">Una sola f-string o una concatenacion con </w:t>
+      </w:r>
+      <w:r>
+        <w:rPr>
+          <w:rFonts w:ascii="Consolas" w:hAnsi="Consolas"/>
+          <w:b/>
+          <w:color w:val="111111"/>
+          <w:sz w:val="21"/>
+        </w:rPr>
+        <w:t>+</w:t>
+      </w:r>
+      <w:r>
+        <w:rPr>
+          <w:b/>
+          <w:color w:val="4A4A49"/>
+          <w:sz w:val="22"/>
+        </w:rPr>
+        <w:t xml:space="preserve"> o </w:t>
+      </w:r>
+      <w:r>
+        <w:rPr>
+          <w:rFonts w:ascii="Consolas" w:hAnsi="Consolas"/>
+          <w:b/>
+          <w:color w:val="111111"/>
+          <w:sz w:val="21"/>
+        </w:rPr>
+        <w:t>%</w:t>
+      </w:r>
+      <w:r>
+        <w:rPr>
+          <w:b/>
+          <w:color w:val="4A4A49"/>
+          <w:sz w:val="22"/>
+        </w:rPr>
+        <w:t xml:space="preserve"> dentro del SQL cuesta los 5 pts completos</w:t>
       </w:r>
       <w:r>
         <w:rPr>
@@ -8225,6 +8749,7 @@
       <w:r>
         <w:rPr>
           <w:rFonts w:ascii="Consolas" w:hAnsi="Consolas"/>
+          <w:b w:val="0"/>
           <w:color w:val="111111"/>
           <w:sz w:val="21"/>
         </w:rPr>
@@ -8249,7 +8774,24 @@
           <w:color w:val="4A4A49"/>
           <w:sz w:val="22"/>
         </w:rPr>
-        <w:t>3 pts — el `dataclass Resultado` traduciendo el contrato.</w:t>
+        <w:t xml:space="preserve">3 pts — el </w:t>
+      </w:r>
+      <w:r>
+        <w:rPr>
+          <w:rFonts w:ascii="Consolas" w:hAnsi="Consolas"/>
+          <w:b/>
+          <w:color w:val="111111"/>
+          <w:sz w:val="21"/>
+        </w:rPr>
+        <w:t>dataclass Resultado</w:t>
+      </w:r>
+      <w:r>
+        <w:rPr>
+          <w:b/>
+          <w:color w:val="4A4A49"/>
+          <w:sz w:val="22"/>
+        </w:rPr>
+        <w:t xml:space="preserve"> traduciendo el contrato.</w:t>
       </w:r>
       <w:r>
         <w:rPr>
@@ -8262,6 +8804,7 @@
       <w:r>
         <w:rPr>
           <w:rFonts w:ascii="Consolas" w:hAnsi="Consolas"/>
+          <w:b w:val="0"/>
           <w:color w:val="111111"/>
           <w:sz w:val="21"/>
         </w:rPr>
@@ -8278,6 +8821,7 @@
       <w:r>
         <w:rPr>
           <w:rFonts w:ascii="Consolas" w:hAnsi="Consolas"/>
+          <w:b w:val="0"/>
           <w:color w:val="111111"/>
           <w:sz w:val="21"/>
         </w:rPr>
@@ -8294,6 +8838,7 @@
       <w:r>
         <w:rPr>
           <w:rFonts w:ascii="Consolas" w:hAnsi="Consolas"/>
+          <w:b w:val="0"/>
           <w:color w:val="111111"/>
           <w:sz w:val="21"/>
         </w:rPr>
@@ -8310,6 +8855,7 @@
       <w:r>
         <w:rPr>
           <w:rFonts w:ascii="Consolas" w:hAnsi="Consolas"/>
+          <w:b w:val="0"/>
           <w:color w:val="111111"/>
           <w:sz w:val="21"/>
         </w:rPr>
@@ -8326,6 +8872,7 @@
       <w:r>
         <w:rPr>
           <w:rFonts w:ascii="Consolas" w:hAnsi="Consolas"/>
+          <w:b w:val="0"/>
           <w:color w:val="111111"/>
           <w:sz w:val="21"/>
         </w:rPr>
@@ -8342,6 +8889,7 @@
       <w:r>
         <w:rPr>
           <w:rFonts w:ascii="Consolas" w:hAnsi="Consolas"/>
+          <w:b w:val="0"/>
           <w:color w:val="111111"/>
           <w:sz w:val="21"/>
         </w:rPr>
@@ -8358,6 +8906,7 @@
       <w:r>
         <w:rPr>
           <w:rFonts w:ascii="Consolas" w:hAnsi="Consolas"/>
+          <w:b w:val="0"/>
           <w:color w:val="111111"/>
           <w:sz w:val="21"/>
         </w:rPr>
@@ -8382,7 +8931,58 @@
           <w:color w:val="4A4A49"/>
           <w:sz w:val="22"/>
         </w:rPr>
-        <w:t>3 pts — `commit` / `rollback` gobernados por `ok`,</w:t>
+        <w:t xml:space="preserve">3 pts — </w:t>
+      </w:r>
+      <w:r>
+        <w:rPr>
+          <w:rFonts w:ascii="Consolas" w:hAnsi="Consolas"/>
+          <w:b/>
+          <w:color w:val="111111"/>
+          <w:sz w:val="21"/>
+        </w:rPr>
+        <w:t>commit</w:t>
+      </w:r>
+      <w:r>
+        <w:rPr>
+          <w:b/>
+          <w:color w:val="4A4A49"/>
+          <w:sz w:val="22"/>
+        </w:rPr>
+        <w:t xml:space="preserve"> / </w:t>
+      </w:r>
+      <w:r>
+        <w:rPr>
+          <w:rFonts w:ascii="Consolas" w:hAnsi="Consolas"/>
+          <w:b/>
+          <w:color w:val="111111"/>
+          <w:sz w:val="21"/>
+        </w:rPr>
+        <w:t>rollback</w:t>
+      </w:r>
+      <w:r>
+        <w:rPr>
+          <w:b/>
+          <w:color w:val="4A4A49"/>
+          <w:sz w:val="22"/>
+        </w:rPr>
+        <w:t xml:space="preserve"> gobernados por </w:t>
+      </w:r>
+      <w:r>
+        <w:rPr>
+          <w:rFonts w:ascii="Consolas" w:hAnsi="Consolas"/>
+          <w:b/>
+          <w:color w:val="111111"/>
+          <w:sz w:val="21"/>
+        </w:rPr>
+        <w:t>ok</w:t>
+      </w:r>
+      <w:r>
+        <w:rPr>
+          <w:b/>
+          <w:color w:val="4A4A49"/>
+          <w:sz w:val="22"/>
+        </w:rPr>
+        <w:t>,</w:t>
       </w:r>
       <w:r>
         <w:rPr>
@@ -8395,6 +8995,7 @@
       <w:r>
         <w:rPr>
           <w:rFonts w:ascii="Consolas" w:hAnsi="Consolas"/>
+          <w:b w:val="0"/>
           <w:color w:val="111111"/>
           <w:sz w:val="21"/>
         </w:rPr>
@@ -8411,6 +9012,7 @@
       <w:r>
         <w:rPr>
           <w:rFonts w:ascii="Consolas" w:hAnsi="Consolas"/>
+          <w:b w:val="0"/>
           <w:color w:val="111111"/>
           <w:sz w:val="21"/>
         </w:rPr>
@@ -8443,6 +9045,7 @@
       <w:r>
         <w:rPr>
           <w:rFonts w:ascii="Consolas" w:hAnsi="Consolas"/>
+          <w:b w:val="0"/>
           <w:color w:val="111111"/>
           <w:sz w:val="21"/>
         </w:rPr>
@@ -8467,7 +9070,41 @@
           <w:color w:val="4A4A49"/>
           <w:sz w:val="22"/>
         </w:rPr>
-        <w:t>3 pts — `flujo_atencion` cortando en el primer `ok = False`.</w:t>
+        <w:t xml:space="preserve">3 pts — </w:t>
+      </w:r>
+      <w:r>
+        <w:rPr>
+          <w:rFonts w:ascii="Consolas" w:hAnsi="Consolas"/>
+          <w:b/>
+          <w:color w:val="111111"/>
+          <w:sz w:val="21"/>
+        </w:rPr>
+        <w:t>flujo_atencion</w:t>
+      </w:r>
+      <w:r>
+        <w:rPr>
+          <w:b/>
+          <w:color w:val="4A4A49"/>
+          <w:sz w:val="22"/>
+        </w:rPr>
+        <w:t xml:space="preserve"> cortando en el primer </w:t>
+      </w:r>
+      <w:r>
+        <w:rPr>
+          <w:rFonts w:ascii="Consolas" w:hAnsi="Consolas"/>
+          <w:b/>
+          <w:color w:val="111111"/>
+          <w:sz w:val="21"/>
+        </w:rPr>
+        <w:t>ok = False</w:t>
+      </w:r>
+      <w:r>
+        <w:rPr>
+          <w:b/>
+          <w:color w:val="4A4A49"/>
+          <w:sz w:val="22"/>
+        </w:rPr>
+        <w:t>.</w:t>
       </w:r>
       <w:r>
         <w:rPr>
@@ -8480,6 +9117,7 @@
       <w:r>
         <w:rPr>
           <w:rFonts w:ascii="Consolas" w:hAnsi="Consolas"/>
+          <w:b w:val="0"/>
           <w:color w:val="111111"/>
           <w:sz w:val="21"/>
         </w:rPr>
@@ -8496,6 +9134,7 @@
       <w:r>
         <w:rPr>
           <w:rFonts w:ascii="Consolas" w:hAnsi="Consolas"/>
+          <w:b w:val="0"/>
           <w:color w:val="111111"/>
           <w:sz w:val="21"/>
         </w:rPr>
@@ -8512,6 +9151,7 @@
       <w:r>
         <w:rPr>
           <w:rFonts w:ascii="Consolas" w:hAnsi="Consolas"/>
+          <w:b w:val="0"/>
           <w:color w:val="111111"/>
           <w:sz w:val="21"/>
         </w:rPr>
@@ -8536,7 +9176,109 @@
           <w:color w:val="4A4A49"/>
           <w:sz w:val="22"/>
         </w:rPr>
-        <w:t>2 pts — ningun `INSERT`, `UPDATE` ni `DELETE` directo a `cita`, `consulta` o `factura` en todo el archivo.</w:t>
+        <w:t xml:space="preserve">2 pts — ningun </w:t>
+      </w:r>
+      <w:r>
+        <w:rPr>
+          <w:rFonts w:ascii="Consolas" w:hAnsi="Consolas"/>
+          <w:b/>
+          <w:color w:val="111111"/>
+          <w:sz w:val="21"/>
+        </w:rPr>
+        <w:t>INSERT</w:t>
+      </w:r>
+      <w:r>
+        <w:rPr>
+          <w:b/>
+          <w:color w:val="4A4A49"/>
+          <w:sz w:val="22"/>
+        </w:rPr>
+        <w:t xml:space="preserve">, </w:t>
+      </w:r>
+      <w:r>
+        <w:rPr>
+          <w:rFonts w:ascii="Consolas" w:hAnsi="Consolas"/>
+          <w:b/>
+          <w:color w:val="111111"/>
+          <w:sz w:val="21"/>
+        </w:rPr>
+        <w:t>UPDATE</w:t>
+      </w:r>
+      <w:r>
+        <w:rPr>
+          <w:b/>
+          <w:color w:val="4A4A49"/>
+          <w:sz w:val="22"/>
+        </w:rPr>
+        <w:t xml:space="preserve"> ni </w:t>
+      </w:r>
+      <w:r>
+        <w:rPr>
+          <w:rFonts w:ascii="Consolas" w:hAnsi="Consolas"/>
+          <w:b/>
+          <w:color w:val="111111"/>
+          <w:sz w:val="21"/>
+        </w:rPr>
+        <w:t>DELETE</w:t>
+      </w:r>
+      <w:r>
+        <w:rPr>
+          <w:b/>
+          <w:color w:val="4A4A49"/>
+          <w:sz w:val="22"/>
+        </w:rPr>
+        <w:t xml:space="preserve"> directo a </w:t>
+      </w:r>
+      <w:r>
+        <w:rPr>
+          <w:rFonts w:ascii="Consolas" w:hAnsi="Consolas"/>
+          <w:b/>
+          <w:color w:val="111111"/>
+          <w:sz w:val="21"/>
+        </w:rPr>
+        <w:t>cita</w:t>
+      </w:r>
+      <w:r>
+        <w:rPr>
+          <w:b/>
+          <w:color w:val="4A4A49"/>
+          <w:sz w:val="22"/>
+        </w:rPr>
+        <w:t xml:space="preserve">, </w:t>
+      </w:r>
+      <w:r>
+        <w:rPr>
+          <w:rFonts w:ascii="Consolas" w:hAnsi="Consolas"/>
+          <w:b/>
+          <w:color w:val="111111"/>
+          <w:sz w:val="21"/>
+        </w:rPr>
+        <w:t>consulta</w:t>
+      </w:r>
+      <w:r>
+        <w:rPr>
+          <w:b/>
+          <w:color w:val="4A4A49"/>
+          <w:sz w:val="22"/>
+        </w:rPr>
+        <w:t xml:space="preserve"> o </w:t>
+      </w:r>
+      <w:r>
+        <w:rPr>
+          <w:rFonts w:ascii="Consolas" w:hAnsi="Consolas"/>
+          <w:b/>
+          <w:color w:val="111111"/>
+          <w:sz w:val="21"/>
+        </w:rPr>
+        <w:t>factura</w:t>
+      </w:r>
+      <w:r>
+        <w:rPr>
+          <w:b/>
+          <w:color w:val="4A4A49"/>
+          <w:sz w:val="22"/>
+        </w:rPr>
+        <w:t xml:space="preserve"> en todo el archivo.</w:t>
       </w:r>
       <w:r>
         <w:rPr>
@@ -8549,6 +9291,7 @@
       <w:r>
         <w:rPr>
           <w:rFonts w:ascii="Consolas" w:hAnsi="Consolas"/>
+          <w:b w:val="0"/>
           <w:color w:val="111111"/>
           <w:sz w:val="21"/>
         </w:rPr>
@@ -8573,7 +9316,24 @@
           <w:color w:val="4A4A49"/>
           <w:sz w:val="22"/>
         </w:rPr>
-        <w:t>1 pt — el bloque `if __name__ == "__main__":` con un caso exitoso y uno rechazado,</w:t>
+        <w:t xml:space="preserve">1 pt — el bloque </w:t>
+      </w:r>
+      <w:r>
+        <w:rPr>
+          <w:rFonts w:ascii="Consolas" w:hAnsi="Consolas"/>
+          <w:b/>
+          <w:color w:val="111111"/>
+          <w:sz w:val="21"/>
+        </w:rPr>
+        <w:t>if __name__ == "__main__":</w:t>
+      </w:r>
+      <w:r>
+        <w:rPr>
+          <w:b/>
+          <w:color w:val="4A4A49"/>
+          <w:sz w:val="22"/>
+        </w:rPr>
+        <w:t xml:space="preserve"> con un caso exitoso y uno rechazado,</w:t>
       </w:r>
       <w:r>
         <w:rPr>
@@ -8607,6 +9367,7 @@
       <w:r>
         <w:rPr>
           <w:rFonts w:ascii="Consolas" w:hAnsi="Consolas"/>
+          <w:b w:val="0"/>
           <w:color w:val="111111"/>
           <w:sz w:val="21"/>
         </w:rPr>
@@ -8623,6 +9384,7 @@
       <w:r>
         <w:rPr>
           <w:rFonts w:ascii="Consolas" w:hAnsi="Consolas"/>
+          <w:b w:val="0"/>
           <w:color w:val="111111"/>
           <w:sz w:val="21"/>
         </w:rPr>
@@ -8673,6 +9435,7 @@
       <w:r>
         <w:rPr>
           <w:rFonts w:ascii="Consolas" w:hAnsi="Consolas"/>
+          <w:b w:val="0"/>
           <w:color w:val="111111"/>
           <w:sz w:val="21"/>
         </w:rPr>
@@ -8689,6 +9452,7 @@
       <w:r>
         <w:rPr>
           <w:rFonts w:ascii="Consolas" w:hAnsi="Consolas"/>
+          <w:b w:val="0"/>
           <w:color w:val="111111"/>
           <w:sz w:val="21"/>
         </w:rPr>
@@ -8726,6 +9490,7 @@
       <w:r>
         <w:rPr>
           <w:rFonts w:ascii="Consolas" w:hAnsi="Consolas"/>
+          <w:b w:val="0"/>
           <w:color w:val="111111"/>
           <w:sz w:val="21"/>
         </w:rPr>
@@ -8742,6 +9507,7 @@
       <w:r>
         <w:rPr>
           <w:rFonts w:ascii="Consolas" w:hAnsi="Consolas"/>
+          <w:b w:val="0"/>
           <w:color w:val="111111"/>
           <w:sz w:val="21"/>
         </w:rPr>
@@ -8758,6 +9524,7 @@
       <w:r>
         <w:rPr>
           <w:rFonts w:ascii="Consolas" w:hAnsi="Consolas"/>
+          <w:b w:val="0"/>
           <w:color w:val="111111"/>
           <w:sz w:val="21"/>
         </w:rPr>
@@ -8774,6 +9541,7 @@
       <w:r>
         <w:rPr>
           <w:rFonts w:ascii="Consolas" w:hAnsi="Consolas"/>
+          <w:b w:val="0"/>
           <w:color w:val="111111"/>
           <w:sz w:val="21"/>
         </w:rPr>
@@ -8790,6 +9558,7 @@
       <w:r>
         <w:rPr>
           <w:rFonts w:ascii="Consolas" w:hAnsi="Consolas"/>
+          <w:b w:val="0"/>
           <w:color w:val="111111"/>
           <w:sz w:val="21"/>
         </w:rPr>
@@ -8838,6 +9607,7 @@
       <w:r>
         <w:rPr>
           <w:rFonts w:ascii="Consolas" w:hAnsi="Consolas"/>
+          <w:b w:val="0"/>
           <w:color w:val="111111"/>
           <w:sz w:val="21"/>
         </w:rPr>
@@ -8862,7 +9632,58 @@
           <w:color w:val="4A4A49"/>
           <w:sz w:val="22"/>
         </w:rPr>
-        <w:t>Hacer `commit()` siempre, o no hacer `rollback()` cuando `ok` es falso.</w:t>
+        <w:t xml:space="preserve">Hacer </w:t>
+      </w:r>
+      <w:r>
+        <w:rPr>
+          <w:rFonts w:ascii="Consolas" w:hAnsi="Consolas"/>
+          <w:b/>
+          <w:color w:val="111111"/>
+          <w:sz w:val="21"/>
+        </w:rPr>
+        <w:t>commit()</w:t>
+      </w:r>
+      <w:r>
+        <w:rPr>
+          <w:b/>
+          <w:color w:val="4A4A49"/>
+          <w:sz w:val="22"/>
+        </w:rPr>
+        <w:t xml:space="preserve"> siempre, o no hacer </w:t>
+      </w:r>
+      <w:r>
+        <w:rPr>
+          <w:rFonts w:ascii="Consolas" w:hAnsi="Consolas"/>
+          <w:b/>
+          <w:color w:val="111111"/>
+          <w:sz w:val="21"/>
+        </w:rPr>
+        <w:t>rollback()</w:t>
+      </w:r>
+      <w:r>
+        <w:rPr>
+          <w:b/>
+          <w:color w:val="4A4A49"/>
+          <w:sz w:val="22"/>
+        </w:rPr>
+        <w:t xml:space="preserve"> cuando </w:t>
+      </w:r>
+      <w:r>
+        <w:rPr>
+          <w:rFonts w:ascii="Consolas" w:hAnsi="Consolas"/>
+          <w:b/>
+          <w:color w:val="111111"/>
+          <w:sz w:val="21"/>
+        </w:rPr>
+        <w:t>ok</w:t>
+      </w:r>
+      <w:r>
+        <w:rPr>
+          <w:b/>
+          <w:color w:val="4A4A49"/>
+          <w:sz w:val="22"/>
+        </w:rPr>
+        <w:t xml:space="preserve"> es falso.</w:t>
       </w:r>
       <w:r>
         <w:rPr>
@@ -8878,7 +9699,24 @@
           <w:color w:val="4A4A49"/>
           <w:sz w:val="22"/>
         </w:rPr>
-        <w:t>la transaccion la decide `ok`.</w:t>
+        <w:t xml:space="preserve">la transaccion la decide </w:t>
+      </w:r>
+      <w:r>
+        <w:rPr>
+          <w:rFonts w:ascii="Consolas" w:hAnsi="Consolas"/>
+          <w:b/>
+          <w:color w:val="111111"/>
+          <w:sz w:val="21"/>
+        </w:rPr>
+        <w:t>ok</w:t>
+      </w:r>
+      <w:r>
+        <w:rPr>
+          <w:b/>
+          <w:color w:val="4A4A49"/>
+          <w:sz w:val="22"/>
+        </w:rPr>
+        <w:t>.</w:t>
       </w:r>
     </w:p>
     <w:p>
@@ -8891,7 +9729,24 @@
           <w:color w:val="4A4A49"/>
           <w:sz w:val="22"/>
         </w:rPr>
-        <w:t>Un `flujo_atencion` que no corta.</w:t>
+        <w:t xml:space="preserve">Un </w:t>
+      </w:r>
+      <w:r>
+        <w:rPr>
+          <w:rFonts w:ascii="Consolas" w:hAnsi="Consolas"/>
+          <w:b/>
+          <w:color w:val="111111"/>
+          <w:sz w:val="21"/>
+        </w:rPr>
+        <w:t>flujo_atencion</w:t>
+      </w:r>
+      <w:r>
+        <w:rPr>
+          <w:b/>
+          <w:color w:val="4A4A49"/>
+          <w:sz w:val="22"/>
+        </w:rPr>
+        <w:t xml:space="preserve"> que no corta.</w:t>
       </w:r>
       <w:r>
         <w:rPr>
@@ -8904,6 +9759,7 @@
       <w:r>
         <w:rPr>
           <w:rFonts w:ascii="Consolas" w:hAnsi="Consolas"/>
+          <w:b w:val="0"/>
           <w:color w:val="111111"/>
           <w:sz w:val="21"/>
         </w:rPr>
@@ -8920,6 +9776,7 @@
       <w:r>
         <w:rPr>
           <w:rFonts w:ascii="Consolas" w:hAnsi="Consolas"/>
+          <w:b w:val="0"/>
           <w:color w:val="111111"/>
           <w:sz w:val="21"/>
         </w:rPr>
@@ -8936,6 +9793,7 @@
       <w:r>
         <w:rPr>
           <w:rFonts w:ascii="Consolas" w:hAnsi="Consolas"/>
+          <w:b w:val="0"/>
           <w:color w:val="111111"/>
           <w:sz w:val="21"/>
         </w:rPr>
@@ -8952,6 +9810,7 @@
       <w:r>
         <w:rPr>
           <w:rFonts w:ascii="Consolas" w:hAnsi="Consolas"/>
+          <w:b w:val="0"/>
           <w:color w:val="111111"/>
           <w:sz w:val="21"/>
         </w:rPr>
@@ -8976,7 +9835,41 @@
           <w:color w:val="4A4A49"/>
           <w:sz w:val="22"/>
         </w:rPr>
-        <w:t>Devolver la tupla de `fetchone()` en vez del `Resultado`.</w:t>
+        <w:t xml:space="preserve">Devolver la tupla de </w:t>
+      </w:r>
+      <w:r>
+        <w:rPr>
+          <w:rFonts w:ascii="Consolas" w:hAnsi="Consolas"/>
+          <w:b/>
+          <w:color w:val="111111"/>
+          <w:sz w:val="21"/>
+        </w:rPr>
+        <w:t>fetchone()</w:t>
+      </w:r>
+      <w:r>
+        <w:rPr>
+          <w:b/>
+          <w:color w:val="4A4A49"/>
+          <w:sz w:val="22"/>
+        </w:rPr>
+        <w:t xml:space="preserve"> en vez del </w:t>
+      </w:r>
+      <w:r>
+        <w:rPr>
+          <w:rFonts w:ascii="Consolas" w:hAnsi="Consolas"/>
+          <w:b/>
+          <w:color w:val="111111"/>
+          <w:sz w:val="21"/>
+        </w:rPr>
+        <w:t>Resultado</w:t>
+      </w:r>
+      <w:r>
+        <w:rPr>
+          <w:b/>
+          <w:color w:val="4A4A49"/>
+          <w:sz w:val="22"/>
+        </w:rPr>
+        <w:t>.</w:t>
       </w:r>
       <w:r>
         <w:rPr>
@@ -8989,6 +9882,7 @@
       <w:r>
         <w:rPr>
           <w:rFonts w:ascii="Consolas" w:hAnsi="Consolas"/>
+          <w:b w:val="0"/>
           <w:color w:val="111111"/>
           <w:sz w:val="21"/>
         </w:rPr>
@@ -9005,6 +9899,7 @@
       <w:r>
         <w:rPr>
           <w:rFonts w:ascii="Consolas" w:hAnsi="Consolas"/>
+          <w:b w:val="0"/>
           <w:color w:val="111111"/>
           <w:sz w:val="21"/>
         </w:rPr>
@@ -9042,6 +9937,7 @@
       <w:r>
         <w:rPr>
           <w:rFonts w:ascii="Consolas" w:hAnsi="Consolas"/>
+          <w:b w:val="0"/>
           <w:color w:val="111111"/>
           <w:sz w:val="21"/>
         </w:rPr>
@@ -9066,7 +9962,41 @@
           <w:color w:val="4A4A49"/>
           <w:sz w:val="22"/>
         </w:rPr>
-        <w:t>Mostrarle al usuario el `SQLERRM` o el texto de `psycopg2.Error`.</w:t>
+        <w:t xml:space="preserve">Mostrarle al usuario el </w:t>
+      </w:r>
+      <w:r>
+        <w:rPr>
+          <w:rFonts w:ascii="Consolas" w:hAnsi="Consolas"/>
+          <w:b/>
+          <w:color w:val="111111"/>
+          <w:sz w:val="21"/>
+        </w:rPr>
+        <w:t>SQLERRM</w:t>
+      </w:r>
+      <w:r>
+        <w:rPr>
+          <w:b/>
+          <w:color w:val="4A4A49"/>
+          <w:sz w:val="22"/>
+        </w:rPr>
+        <w:t xml:space="preserve"> o el texto de </w:t>
+      </w:r>
+      <w:r>
+        <w:rPr>
+          <w:rFonts w:ascii="Consolas" w:hAnsi="Consolas"/>
+          <w:b/>
+          <w:color w:val="111111"/>
+          <w:sz w:val="21"/>
+        </w:rPr>
+        <w:t>psycopg2.Error</w:t>
+      </w:r>
+      <w:r>
+        <w:rPr>
+          <w:b/>
+          <w:color w:val="4A4A49"/>
+          <w:sz w:val="22"/>
+        </w:rPr>
+        <w:t>.</w:t>
       </w:r>
       <w:r>
         <w:rPr>
@@ -9131,6 +10061,7 @@
       <w:r>
         <w:rPr>
           <w:rFonts w:ascii="Consolas" w:hAnsi="Consolas"/>
+          <w:b w:val="0"/>
           <w:color w:val="111111"/>
           <w:sz w:val="21"/>
         </w:rPr>
@@ -9147,6 +10078,7 @@
       <w:r>
         <w:rPr>
           <w:rFonts w:ascii="Consolas" w:hAnsi="Consolas"/>
+          <w:b w:val="0"/>
           <w:color w:val="111111"/>
           <w:sz w:val="21"/>
         </w:rPr>
@@ -9162,11 +10094,71 @@
       </w:r>
       <w:r>
         <w:rPr>
-          <w:b/>
-          <w:color w:val="4A4A49"/>
-          <w:sz w:val="22"/>
-        </w:rPr>
-        <w:t>`APP` solo habla con `API`, y solo `API` habla con `DB`.</w:t>
+          <w:rFonts w:ascii="Consolas" w:hAnsi="Consolas"/>
+          <w:b/>
+          <w:color w:val="111111"/>
+          <w:sz w:val="21"/>
+        </w:rPr>
+        <w:t>APP</w:t>
+      </w:r>
+      <w:r>
+        <w:rPr>
+          <w:b/>
+          <w:color w:val="4A4A49"/>
+          <w:sz w:val="22"/>
+        </w:rPr>
+        <w:t xml:space="preserve"> solo habla con </w:t>
+      </w:r>
+      <w:r>
+        <w:rPr>
+          <w:rFonts w:ascii="Consolas" w:hAnsi="Consolas"/>
+          <w:b/>
+          <w:color w:val="111111"/>
+          <w:sz w:val="21"/>
+        </w:rPr>
+        <w:t>API</w:t>
+      </w:r>
+      <w:r>
+        <w:rPr>
+          <w:b/>
+          <w:color w:val="4A4A49"/>
+          <w:sz w:val="22"/>
+        </w:rPr>
+        <w:t xml:space="preserve">, y solo </w:t>
+      </w:r>
+      <w:r>
+        <w:rPr>
+          <w:rFonts w:ascii="Consolas" w:hAnsi="Consolas"/>
+          <w:b/>
+          <w:color w:val="111111"/>
+          <w:sz w:val="21"/>
+        </w:rPr>
+        <w:t>API</w:t>
+      </w:r>
+      <w:r>
+        <w:rPr>
+          <w:b/>
+          <w:color w:val="4A4A49"/>
+          <w:sz w:val="22"/>
+        </w:rPr>
+        <w:t xml:space="preserve"> habla con </w:t>
+      </w:r>
+      <w:r>
+        <w:rPr>
+          <w:rFonts w:ascii="Consolas" w:hAnsi="Consolas"/>
+          <w:b/>
+          <w:color w:val="111111"/>
+          <w:sz w:val="21"/>
+        </w:rPr>
+        <w:t>DB</w:t>
+      </w:r>
+      <w:r>
+        <w:rPr>
+          <w:b/>
+          <w:color w:val="4A4A49"/>
+          <w:sz w:val="22"/>
+        </w:rPr>
+        <w:t>.</w:t>
       </w:r>
     </w:p>
     <w:p>
@@ -9181,6 +10173,7 @@
       <w:r>
         <w:rPr>
           <w:rFonts w:ascii="Consolas" w:hAnsi="Consolas"/>
+          <w:b w:val="0"/>
           <w:color w:val="111111"/>
           <w:sz w:val="21"/>
         </w:rPr>
@@ -9197,6 +10190,7 @@
       <w:r>
         <w:rPr>
           <w:rFonts w:ascii="Consolas" w:hAnsi="Consolas"/>
+          <w:b w:val="0"/>
           <w:color w:val="111111"/>
           <w:sz w:val="21"/>
         </w:rPr>
@@ -9213,6 +10207,7 @@
       <w:r>
         <w:rPr>
           <w:rFonts w:ascii="Consolas" w:hAnsi="Consolas"/>
+          <w:b w:val="0"/>
           <w:color w:val="111111"/>
           <w:sz w:val="21"/>
         </w:rPr>
@@ -9245,6 +10240,7 @@
       <w:r>
         <w:rPr>
           <w:rFonts w:ascii="Consolas" w:hAnsi="Consolas"/>
+          <w:b w:val="0"/>
           <w:color w:val="111111"/>
           <w:sz w:val="21"/>
         </w:rPr>
@@ -9287,6 +10283,7 @@
       <w:r>
         <w:rPr>
           <w:rFonts w:ascii="Consolas" w:hAnsi="Consolas"/>
+          <w:b w:val="0"/>
           <w:color w:val="111111"/>
           <w:sz w:val="21"/>
         </w:rPr>
@@ -9303,6 +10300,7 @@
       <w:r>
         <w:rPr>
           <w:rFonts w:ascii="Consolas" w:hAnsi="Consolas"/>
+          <w:b w:val="0"/>
           <w:color w:val="111111"/>
           <w:sz w:val="21"/>
         </w:rPr>
@@ -9815,6 +10813,7 @@
       <w:r>
         <w:rPr>
           <w:rFonts w:ascii="Consolas" w:hAnsi="Consolas"/>
+          <w:b w:val="0"/>
           <w:color w:val="111111"/>
           <w:sz w:val="21"/>
         </w:rPr>
@@ -9831,6 +10830,7 @@
       <w:r>
         <w:rPr>
           <w:rFonts w:ascii="Consolas" w:hAnsi="Consolas"/>
+          <w:b w:val="0"/>
           <w:color w:val="111111"/>
           <w:sz w:val="21"/>
         </w:rPr>
@@ -9847,6 +10847,7 @@
       <w:r>
         <w:rPr>
           <w:rFonts w:ascii="Consolas" w:hAnsi="Consolas"/>
+          <w:b w:val="0"/>
           <w:color w:val="111111"/>
           <w:sz w:val="21"/>
         </w:rPr>
@@ -9871,7 +10872,24 @@
           <w:color w:val="4A4A49"/>
           <w:sz w:val="22"/>
         </w:rPr>
-        <w:t>4 pts — las tres invocaciones `api_*` con sus parametros y el retorno del contrato,</w:t>
+        <w:t xml:space="preserve">4 pts — las tres invocaciones </w:t>
+      </w:r>
+      <w:r>
+        <w:rPr>
+          <w:rFonts w:ascii="Consolas" w:hAnsi="Consolas"/>
+          <w:b/>
+          <w:color w:val="111111"/>
+          <w:sz w:val="21"/>
+        </w:rPr>
+        <w:t>api_*</w:t>
+      </w:r>
+      <w:r>
+        <w:rPr>
+          <w:b/>
+          <w:color w:val="4A4A49"/>
+          <w:sz w:val="22"/>
+        </w:rPr>
+        <w:t xml:space="preserve"> con sus parametros y el retorno del contrato,</w:t>
       </w:r>
       <w:r>
         <w:rPr>
@@ -9900,6 +10918,7 @@
       <w:r>
         <w:rPr>
           <w:rFonts w:ascii="Consolas" w:hAnsi="Consolas"/>
+          <w:b w:val="0"/>
           <w:color w:val="111111"/>
           <w:sz w:val="21"/>
         </w:rPr>
@@ -9916,6 +10935,7 @@
       <w:r>
         <w:rPr>
           <w:rFonts w:ascii="Consolas" w:hAnsi="Consolas"/>
+          <w:b w:val="0"/>
           <w:color w:val="111111"/>
           <w:sz w:val="21"/>
         </w:rPr>
@@ -9940,7 +10960,58 @@
           <w:color w:val="4A4A49"/>
           <w:sz w:val="22"/>
         </w:rPr>
-        <w:t>3 pts — el bloque `alt` / `else` que representa el corte cuando `ok` es falso.</w:t>
+        <w:t xml:space="preserve">3 pts — el bloque </w:t>
+      </w:r>
+      <w:r>
+        <w:rPr>
+          <w:rFonts w:ascii="Consolas" w:hAnsi="Consolas"/>
+          <w:b/>
+          <w:color w:val="111111"/>
+          <w:sz w:val="21"/>
+        </w:rPr>
+        <w:t>alt</w:t>
+      </w:r>
+      <w:r>
+        <w:rPr>
+          <w:b/>
+          <w:color w:val="4A4A49"/>
+          <w:sz w:val="22"/>
+        </w:rPr>
+        <w:t xml:space="preserve"> / </w:t>
+      </w:r>
+      <w:r>
+        <w:rPr>
+          <w:rFonts w:ascii="Consolas" w:hAnsi="Consolas"/>
+          <w:b/>
+          <w:color w:val="111111"/>
+          <w:sz w:val="21"/>
+        </w:rPr>
+        <w:t>else</w:t>
+      </w:r>
+      <w:r>
+        <w:rPr>
+          <w:b/>
+          <w:color w:val="4A4A49"/>
+          <w:sz w:val="22"/>
+        </w:rPr>
+        <w:t xml:space="preserve"> que representa el corte cuando </w:t>
+      </w:r>
+      <w:r>
+        <w:rPr>
+          <w:rFonts w:ascii="Consolas" w:hAnsi="Consolas"/>
+          <w:b/>
+          <w:color w:val="111111"/>
+          <w:sz w:val="21"/>
+        </w:rPr>
+        <w:t>ok</w:t>
+      </w:r>
+      <w:r>
+        <w:rPr>
+          <w:b/>
+          <w:color w:val="4A4A49"/>
+          <w:sz w:val="22"/>
+        </w:rPr>
+        <w:t xml:space="preserve"> es falso.</w:t>
       </w:r>
       <w:r>
         <w:rPr>
@@ -9969,6 +11040,7 @@
       <w:r>
         <w:rPr>
           <w:rFonts w:ascii="Consolas" w:hAnsi="Consolas"/>
+          <w:b w:val="0"/>
           <w:color w:val="111111"/>
           <w:sz w:val="21"/>
         </w:rPr>
@@ -9993,7 +11065,24 @@
           <w:color w:val="4A4A49"/>
           <w:sz w:val="22"/>
         </w:rPr>
-        <w:t>2 pts — la nota `Note over` con la regla del PI:</w:t>
+        <w:t xml:space="preserve">2 pts — la nota </w:t>
+      </w:r>
+      <w:r>
+        <w:rPr>
+          <w:rFonts w:ascii="Consolas" w:hAnsi="Consolas"/>
+          <w:b/>
+          <w:color w:val="111111"/>
+          <w:sz w:val="21"/>
+        </w:rPr>
+        <w:t>Note over</w:t>
+      </w:r>
+      <w:r>
+        <w:rPr>
+          <w:b/>
+          <w:color w:val="4A4A49"/>
+          <w:sz w:val="22"/>
+        </w:rPr>
+        <w:t xml:space="preserve"> con la regla del PI:</w:t>
       </w:r>
       <w:r>
         <w:rPr>
@@ -10006,6 +11095,7 @@
       <w:r>
         <w:rPr>
           <w:rFonts w:ascii="Consolas" w:hAnsi="Consolas"/>
+          <w:b w:val="0"/>
           <w:color w:val="111111"/>
           <w:sz w:val="21"/>
         </w:rPr>
@@ -10038,6 +11128,7 @@
       <w:r>
         <w:rPr>
           <w:rFonts w:ascii="Consolas" w:hAnsi="Consolas"/>
+          <w:b w:val="0"/>
           <w:color w:val="111111"/>
           <w:sz w:val="21"/>
         </w:rPr>
@@ -10054,6 +11145,7 @@
       <w:r>
         <w:rPr>
           <w:rFonts w:ascii="Consolas" w:hAnsi="Consolas"/>
+          <w:b w:val="0"/>
           <w:color w:val="111111"/>
           <w:sz w:val="21"/>
         </w:rPr>
@@ -10070,6 +11162,7 @@
       <w:r>
         <w:rPr>
           <w:rFonts w:ascii="Consolas" w:hAnsi="Consolas"/>
+          <w:b w:val="0"/>
           <w:color w:val="111111"/>
           <w:sz w:val="21"/>
         </w:rPr>
@@ -10094,7 +11187,41 @@
           <w:color w:val="4A4A49"/>
           <w:sz w:val="22"/>
         </w:rPr>
-        <w:t>Se descuenta hasta el total de la pregunta si aparece una flecha de `APP` a `DB`.</w:t>
+        <w:t xml:space="preserve">Se descuenta hasta el total de la pregunta si aparece una flecha de </w:t>
+      </w:r>
+      <w:r>
+        <w:rPr>
+          <w:rFonts w:ascii="Consolas" w:hAnsi="Consolas"/>
+          <w:b/>
+          <w:color w:val="111111"/>
+          <w:sz w:val="21"/>
+        </w:rPr>
+        <w:t>APP</w:t>
+      </w:r>
+      <w:r>
+        <w:rPr>
+          <w:b/>
+          <w:color w:val="4A4A49"/>
+          <w:sz w:val="22"/>
+        </w:rPr>
+        <w:t xml:space="preserve"> a </w:t>
+      </w:r>
+      <w:r>
+        <w:rPr>
+          <w:rFonts w:ascii="Consolas" w:hAnsi="Consolas"/>
+          <w:b/>
+          <w:color w:val="111111"/>
+          <w:sz w:val="21"/>
+        </w:rPr>
+        <w:t>DB</w:t>
+      </w:r>
+      <w:r>
+        <w:rPr>
+          <w:b/>
+          <w:color w:val="4A4A49"/>
+          <w:sz w:val="22"/>
+        </w:rPr>
+        <w:t>.</w:t>
       </w:r>
       <w:r>
         <w:rPr>
@@ -10107,6 +11234,7 @@
       <w:r>
         <w:rPr>
           <w:rFonts w:ascii="Consolas" w:hAnsi="Consolas"/>
+          <w:b w:val="0"/>
           <w:color w:val="111111"/>
           <w:sz w:val="21"/>
         </w:rPr>
@@ -10123,6 +11251,7 @@
       <w:r>
         <w:rPr>
           <w:rFonts w:ascii="Consolas" w:hAnsi="Consolas"/>
+          <w:b w:val="0"/>
           <w:color w:val="111111"/>
           <w:sz w:val="21"/>
         </w:rPr>
@@ -10139,6 +11268,7 @@
       <w:r>
         <w:rPr>
           <w:rFonts w:ascii="Consolas" w:hAnsi="Consolas"/>
+          <w:b w:val="0"/>
           <w:color w:val="111111"/>
           <w:sz w:val="21"/>
         </w:rPr>
@@ -10155,6 +11285,7 @@
       <w:r>
         <w:rPr>
           <w:rFonts w:ascii="Consolas" w:hAnsi="Consolas"/>
+          <w:b w:val="0"/>
           <w:color w:val="111111"/>
           <w:sz w:val="21"/>
         </w:rPr>
@@ -10192,6 +11323,7 @@
       <w:r>
         <w:rPr>
           <w:rFonts w:ascii="Consolas" w:hAnsi="Consolas"/>
+          <w:b w:val="0"/>
           <w:color w:val="111111"/>
           <w:sz w:val="21"/>
         </w:rPr>
@@ -10208,6 +11340,7 @@
       <w:r>
         <w:rPr>
           <w:rFonts w:ascii="Consolas" w:hAnsi="Consolas"/>
+          <w:b w:val="0"/>
           <w:color w:val="111111"/>
           <w:sz w:val="21"/>
         </w:rPr>
@@ -10224,6 +11357,7 @@
       <w:r>
         <w:rPr>
           <w:rFonts w:ascii="Consolas" w:hAnsi="Consolas"/>
+          <w:b w:val="0"/>
           <w:color w:val="111111"/>
           <w:sz w:val="21"/>
         </w:rPr>
@@ -10261,7 +11395,41 @@
           <w:color w:val="4A4A49"/>
           <w:sz w:val="22"/>
         </w:rPr>
-        <w:t>La flecha de `APP` directo a `DB`.</w:t>
+        <w:t xml:space="preserve">La flecha de </w:t>
+      </w:r>
+      <w:r>
+        <w:rPr>
+          <w:rFonts w:ascii="Consolas" w:hAnsi="Consolas"/>
+          <w:b/>
+          <w:color w:val="111111"/>
+          <w:sz w:val="21"/>
+        </w:rPr>
+        <w:t>APP</w:t>
+      </w:r>
+      <w:r>
+        <w:rPr>
+          <w:b/>
+          <w:color w:val="4A4A49"/>
+          <w:sz w:val="22"/>
+        </w:rPr>
+        <w:t xml:space="preserve"> directo a </w:t>
+      </w:r>
+      <w:r>
+        <w:rPr>
+          <w:rFonts w:ascii="Consolas" w:hAnsi="Consolas"/>
+          <w:b/>
+          <w:color w:val="111111"/>
+          <w:sz w:val="21"/>
+        </w:rPr>
+        <w:t>DB</w:t>
+      </w:r>
+      <w:r>
+        <w:rPr>
+          <w:b/>
+          <w:color w:val="4A4A49"/>
+          <w:sz w:val="22"/>
+        </w:rPr>
+        <w:t>.</w:t>
       </w:r>
       <w:r>
         <w:rPr>
@@ -10274,6 +11442,7 @@
       <w:r>
         <w:rPr>
           <w:rFonts w:ascii="Consolas" w:hAnsi="Consolas"/>
+          <w:b w:val="0"/>
           <w:color w:val="111111"/>
           <w:sz w:val="21"/>
         </w:rPr>
@@ -10298,7 +11467,24 @@
           <w:color w:val="4A4A49"/>
           <w:sz w:val="22"/>
         </w:rPr>
-        <w:t>Un diagrama sin `alt`, solo con el camino feliz.</w:t>
+        <w:t xml:space="preserve">Un diagrama sin </w:t>
+      </w:r>
+      <w:r>
+        <w:rPr>
+          <w:rFonts w:ascii="Consolas" w:hAnsi="Consolas"/>
+          <w:b/>
+          <w:color w:val="111111"/>
+          <w:sz w:val="21"/>
+        </w:rPr>
+        <w:t>alt</w:t>
+      </w:r>
+      <w:r>
+        <w:rPr>
+          <w:b/>
+          <w:color w:val="4A4A49"/>
+          <w:sz w:val="22"/>
+        </w:rPr>
+        <w:t>, solo con el camino feliz.</w:t>
       </w:r>
       <w:r>
         <w:rPr>
@@ -10311,6 +11497,7 @@
       <w:r>
         <w:rPr>
           <w:rFonts w:ascii="Consolas" w:hAnsi="Consolas"/>
+          <w:b w:val="0"/>
           <w:color w:val="111111"/>
           <w:sz w:val="21"/>
         </w:rPr>
@@ -10385,6 +11572,7 @@
       <w:r>
         <w:rPr>
           <w:rFonts w:ascii="Consolas" w:hAnsi="Consolas"/>
+          <w:b w:val="0"/>
           <w:color w:val="111111"/>
           <w:sz w:val="21"/>
         </w:rPr>
@@ -10401,6 +11589,7 @@
       <w:r>
         <w:rPr>
           <w:rFonts w:ascii="Consolas" w:hAnsi="Consolas"/>
+          <w:b w:val="0"/>
           <w:color w:val="111111"/>
           <w:sz w:val="21"/>
         </w:rPr>
@@ -10417,6 +11606,7 @@
       <w:r>
         <w:rPr>
           <w:rFonts w:ascii="Consolas" w:hAnsi="Consolas"/>
+          <w:b w:val="0"/>
           <w:color w:val="111111"/>
           <w:sz w:val="21"/>
         </w:rPr>
@@ -10433,6 +11623,7 @@
       <w:r>
         <w:rPr>
           <w:rFonts w:ascii="Consolas" w:hAnsi="Consolas"/>
+          <w:b w:val="0"/>
           <w:color w:val="111111"/>
           <w:sz w:val="21"/>
         </w:rPr>
@@ -10449,6 +11640,7 @@
       <w:r>
         <w:rPr>
           <w:rFonts w:ascii="Consolas" w:hAnsi="Consolas"/>
+          <w:b w:val="0"/>
           <w:color w:val="111111"/>
           <w:sz w:val="21"/>
         </w:rPr>
@@ -10465,6 +11657,7 @@
       <w:r>
         <w:rPr>
           <w:rFonts w:ascii="Consolas" w:hAnsi="Consolas"/>
+          <w:b w:val="0"/>
           <w:color w:val="111111"/>
           <w:sz w:val="21"/>
         </w:rPr>
@@ -10481,6 +11674,7 @@
       <w:r>
         <w:rPr>
           <w:rFonts w:ascii="Consolas" w:hAnsi="Consolas"/>
+          <w:b w:val="0"/>
           <w:color w:val="111111"/>
           <w:sz w:val="21"/>
         </w:rPr>
@@ -10505,7 +11699,58 @@
           <w:color w:val="4A4A49"/>
           <w:sz w:val="22"/>
         </w:rPr>
-        <w:t>Usar un `flowchart` o un `graph TD` en vez de `sequenceDiagram`.</w:t>
+        <w:t xml:space="preserve">Usar un </w:t>
+      </w:r>
+      <w:r>
+        <w:rPr>
+          <w:rFonts w:ascii="Consolas" w:hAnsi="Consolas"/>
+          <w:b/>
+          <w:color w:val="111111"/>
+          <w:sz w:val="21"/>
+        </w:rPr>
+        <w:t>flowchart</w:t>
+      </w:r>
+      <w:r>
+        <w:rPr>
+          <w:b/>
+          <w:color w:val="4A4A49"/>
+          <w:sz w:val="22"/>
+        </w:rPr>
+        <w:t xml:space="preserve"> o un </w:t>
+      </w:r>
+      <w:r>
+        <w:rPr>
+          <w:rFonts w:ascii="Consolas" w:hAnsi="Consolas"/>
+          <w:b/>
+          <w:color w:val="111111"/>
+          <w:sz w:val="21"/>
+        </w:rPr>
+        <w:t>graph TD</w:t>
+      </w:r>
+      <w:r>
+        <w:rPr>
+          <w:b/>
+          <w:color w:val="4A4A49"/>
+          <w:sz w:val="22"/>
+        </w:rPr>
+        <w:t xml:space="preserve"> en vez de </w:t>
+      </w:r>
+      <w:r>
+        <w:rPr>
+          <w:rFonts w:ascii="Consolas" w:hAnsi="Consolas"/>
+          <w:b/>
+          <w:color w:val="111111"/>
+          <w:sz w:val="21"/>
+        </w:rPr>
+        <w:t>sequenceDiagram</w:t>
+      </w:r>
+      <w:r>
+        <w:rPr>
+          <w:b/>
+          <w:color w:val="4A4A49"/>
+          <w:sz w:val="22"/>
+        </w:rPr>
+        <w:t>.</w:t>
       </w:r>
       <w:r>
         <w:rPr>
@@ -10542,7 +11787,24 @@
           <w:color w:val="4A4A49"/>
           <w:sz w:val="22"/>
         </w:rPr>
-        <w:t>Poner a la recepcionista hablando con `API`.</w:t>
+        <w:t xml:space="preserve">Poner a la recepcionista hablando con </w:t>
+      </w:r>
+      <w:r>
+        <w:rPr>
+          <w:rFonts w:ascii="Consolas" w:hAnsi="Consolas"/>
+          <w:b/>
+          <w:color w:val="111111"/>
+          <w:sz w:val="21"/>
+        </w:rPr>
+        <w:t>API</w:t>
+      </w:r>
+      <w:r>
+        <w:rPr>
+          <w:b/>
+          <w:color w:val="4A4A49"/>
+          <w:sz w:val="22"/>
+        </w:rPr>
+        <w:t>.</w:t>
       </w:r>
       <w:r>
         <w:rPr>
@@ -12382,7 +13644,7 @@
           <w:color w:val="111111"/>
           <w:sz w:val="19"/>
         </w:rPr>
-        <w:t>y no es lo que se califica. Lo que se califica es que **PUBLIC ya no aparece**:</w:t>
+        <w:t>y no es lo que se califica. Lo que se califica es que PUBLIC ya no aparece:</w:t>
       </w:r>
       <w:r>
         <w:br/>
@@ -12533,7 +13795,7 @@
           <w:color w:val="111111"/>
           <w:sz w:val="19"/>
         </w:rPr>
-        <w:t>**la evidencia del REVOKE de escritura es una ausencia.** No hay ninguna fila que</w:t>
+        <w:t>la evidencia del REVOKE de escritura es una ausencia. No hay ninguna fila que</w:t>
       </w:r>
       <w:r>
         <w:br/>
@@ -12996,7 +14258,7 @@
           <w:color w:val="111111"/>
           <w:sz w:val="19"/>
         </w:rPr>
-        <w:t>**puede hacer el negocio** y **no puede hacer nada mas**. El id 11 es el que</w:t>
+        <w:t>puede hacer el negocio y no puede hacer nada mas. El id 11 es el que</w:t>
       </w:r>
       <w:r>
         <w:br/>
@@ -13109,7 +14371,24 @@
           <w:color w:val="4A4A49"/>
           <w:sz w:val="22"/>
         </w:rPr>
-        <w:t>2 pts — `CREATE ROLE app_vetcare NOLOGIN;`.</w:t>
+        <w:t xml:space="preserve">2 pts — </w:t>
+      </w:r>
+      <w:r>
+        <w:rPr>
+          <w:rFonts w:ascii="Consolas" w:hAnsi="Consolas"/>
+          <w:b/>
+          <w:color w:val="111111"/>
+          <w:sz w:val="21"/>
+        </w:rPr>
+        <w:t>CREATE ROLE app_vetcare NOLOGIN;</w:t>
+      </w:r>
+      <w:r>
+        <w:rPr>
+          <w:b/>
+          <w:color w:val="4A4A49"/>
+          <w:sz w:val="22"/>
+        </w:rPr>
+        <w:t>.</w:t>
       </w:r>
       <w:r>
         <w:rPr>
@@ -13122,6 +14401,7 @@
       <w:r>
         <w:rPr>
           <w:rFonts w:ascii="Consolas" w:hAnsi="Consolas"/>
+          <w:b w:val="0"/>
           <w:color w:val="111111"/>
           <w:sz w:val="21"/>
         </w:rPr>
@@ -13138,6 +14418,7 @@
       <w:r>
         <w:rPr>
           <w:rFonts w:ascii="Consolas" w:hAnsi="Consolas"/>
+          <w:b w:val="0"/>
           <w:color w:val="111111"/>
           <w:sz w:val="21"/>
         </w:rPr>
@@ -13162,7 +14443,24 @@
           <w:color w:val="4A4A49"/>
           <w:sz w:val="22"/>
         </w:rPr>
-        <w:t>2 pts — el `REVOKE INSERT, UPDATE, DELETE` sobre las cinco tablas de negocio.</w:t>
+        <w:t xml:space="preserve">2 pts — el </w:t>
+      </w:r>
+      <w:r>
+        <w:rPr>
+          <w:rFonts w:ascii="Consolas" w:hAnsi="Consolas"/>
+          <w:b/>
+          <w:color w:val="111111"/>
+          <w:sz w:val="21"/>
+        </w:rPr>
+        <w:t>REVOKE INSERT, UPDATE, DELETE</w:t>
+      </w:r>
+      <w:r>
+        <w:rPr>
+          <w:b/>
+          <w:color w:val="4A4A49"/>
+          <w:sz w:val="22"/>
+        </w:rPr>
+        <w:t xml:space="preserve"> sobre las cinco tablas de negocio.</w:t>
       </w:r>
       <w:r>
         <w:rPr>
@@ -13183,7 +14481,24 @@
           <w:color w:val="4A4A49"/>
           <w:sz w:val="22"/>
         </w:rPr>
-        <w:t>4 pts — el `REVOKE EXECUTE ... FROM PUBLIC` de las tres funciones con su firma exacta.</w:t>
+        <w:t xml:space="preserve">4 pts — el </w:t>
+      </w:r>
+      <w:r>
+        <w:rPr>
+          <w:rFonts w:ascii="Consolas" w:hAnsi="Consolas"/>
+          <w:b/>
+          <w:color w:val="111111"/>
+          <w:sz w:val="21"/>
+        </w:rPr>
+        <w:t>REVOKE EXECUTE ... FROM PUBLIC</w:t>
+      </w:r>
+      <w:r>
+        <w:rPr>
+          <w:b/>
+          <w:color w:val="4A4A49"/>
+          <w:sz w:val="22"/>
+        </w:rPr>
+        <w:t xml:space="preserve"> de las tres funciones con su firma exacta.</w:t>
       </w:r>
       <w:r>
         <w:rPr>
@@ -13196,6 +14511,7 @@
       <w:r>
         <w:rPr>
           <w:rFonts w:ascii="Consolas" w:hAnsi="Consolas"/>
+          <w:b w:val="0"/>
           <w:color w:val="111111"/>
           <w:sz w:val="21"/>
         </w:rPr>
@@ -13215,7 +14531,33 @@
           <w:color w:val="4A4A49"/>
           <w:sz w:val="22"/>
         </w:rPr>
-        <w:t>una funcion recien creada trae `EXECUTE` para `PUBLIC`</w:t>
+        <w:t xml:space="preserve">una funcion recien creada trae </w:t>
+      </w:r>
+      <w:r>
+        <w:rPr>
+          <w:rFonts w:ascii="Consolas" w:hAnsi="Consolas"/>
+          <w:b/>
+          <w:color w:val="111111"/>
+          <w:sz w:val="21"/>
+        </w:rPr>
+        <w:t>EXECUTE</w:t>
+      </w:r>
+      <w:r>
+        <w:rPr>
+          <w:b/>
+          <w:color w:val="4A4A49"/>
+          <w:sz w:val="22"/>
+        </w:rPr>
+        <w:t xml:space="preserve"> para </w:t>
+      </w:r>
+      <w:r>
+        <w:rPr>
+          <w:rFonts w:ascii="Consolas" w:hAnsi="Consolas"/>
+          <w:b/>
+          <w:color w:val="111111"/>
+          <w:sz w:val="21"/>
+        </w:rPr>
+        <w:t>PUBLIC</w:t>
       </w:r>
       <w:r>
         <w:rPr>
@@ -13228,6 +14570,7 @@
       <w:r>
         <w:rPr>
           <w:rFonts w:ascii="Consolas" w:hAnsi="Consolas"/>
+          <w:b w:val="0"/>
           <w:color w:val="111111"/>
           <w:sz w:val="21"/>
         </w:rPr>
@@ -13244,6 +14587,7 @@
       <w:r>
         <w:rPr>
           <w:rFonts w:ascii="Consolas" w:hAnsi="Consolas"/>
+          <w:b w:val="0"/>
           <w:color w:val="111111"/>
           <w:sz w:val="21"/>
         </w:rPr>
@@ -13268,7 +14612,41 @@
           <w:color w:val="4A4A49"/>
           <w:sz w:val="22"/>
         </w:rPr>
-        <w:t>2 pts — el `GRANT EXECUTE` de las tres solo a `app_vetcare`,</w:t>
+        <w:t xml:space="preserve">2 pts — el </w:t>
+      </w:r>
+      <w:r>
+        <w:rPr>
+          <w:rFonts w:ascii="Consolas" w:hAnsi="Consolas"/>
+          <w:b/>
+          <w:color w:val="111111"/>
+          <w:sz w:val="21"/>
+        </w:rPr>
+        <w:t>GRANT EXECUTE</w:t>
+      </w:r>
+      <w:r>
+        <w:rPr>
+          <w:b/>
+          <w:color w:val="4A4A49"/>
+          <w:sz w:val="22"/>
+        </w:rPr>
+        <w:t xml:space="preserve"> de las tres solo a </w:t>
+      </w:r>
+      <w:r>
+        <w:rPr>
+          <w:rFonts w:ascii="Consolas" w:hAnsi="Consolas"/>
+          <w:b/>
+          <w:color w:val="111111"/>
+          <w:sz w:val="21"/>
+        </w:rPr>
+        <w:t>app_vetcare</w:t>
+      </w:r>
+      <w:r>
+        <w:rPr>
+          <w:b/>
+          <w:color w:val="4A4A49"/>
+          <w:sz w:val="22"/>
+        </w:rPr>
+        <w:t>,</w:t>
       </w:r>
       <w:r>
         <w:rPr>
@@ -13284,7 +14662,24 @@
           <w:color w:val="4A4A49"/>
           <w:sz w:val="22"/>
         </w:rPr>
-        <w:t>1,5 pts el `GRANT SELECT` limitado a las cuatro tablas pedidas</w:t>
+        <w:t xml:space="preserve">1,5 pts el </w:t>
+      </w:r>
+      <w:r>
+        <w:rPr>
+          <w:rFonts w:ascii="Consolas" w:hAnsi="Consolas"/>
+          <w:b/>
+          <w:color w:val="111111"/>
+          <w:sz w:val="21"/>
+        </w:rPr>
+        <w:t>GRANT SELECT</w:t>
+      </w:r>
+      <w:r>
+        <w:rPr>
+          <w:b/>
+          <w:color w:val="4A4A49"/>
+          <w:sz w:val="22"/>
+        </w:rPr>
+        <w:t xml:space="preserve"> limitado a las cuatro tablas pedidas</w:t>
       </w:r>
       <w:r>
         <w:rPr>
@@ -13297,6 +14692,7 @@
       <w:r>
         <w:rPr>
           <w:rFonts w:ascii="Consolas" w:hAnsi="Consolas"/>
+          <w:b w:val="0"/>
           <w:color w:val="111111"/>
           <w:sz w:val="21"/>
         </w:rPr>
@@ -13313,6 +14709,7 @@
       <w:r>
         <w:rPr>
           <w:rFonts w:ascii="Consolas" w:hAnsi="Consolas"/>
+          <w:b w:val="0"/>
           <w:color w:val="111111"/>
           <w:sz w:val="21"/>
         </w:rPr>
@@ -13329,6 +14726,7 @@
       <w:r>
         <w:rPr>
           <w:rFonts w:ascii="Consolas" w:hAnsi="Consolas"/>
+          <w:b w:val="0"/>
           <w:color w:val="111111"/>
           <w:sz w:val="21"/>
         </w:rPr>
@@ -13345,6 +14743,7 @@
       <w:r>
         <w:rPr>
           <w:rFonts w:ascii="Consolas" w:hAnsi="Consolas"/>
+          <w:b w:val="0"/>
           <w:color w:val="111111"/>
           <w:sz w:val="21"/>
         </w:rPr>
@@ -13361,6 +14760,7 @@
       <w:r>
         <w:rPr>
           <w:rFonts w:ascii="Consolas" w:hAnsi="Consolas"/>
+          <w:b w:val="0"/>
           <w:color w:val="111111"/>
           <w:sz w:val="21"/>
         </w:rPr>
@@ -13414,6 +14814,7 @@
       <w:r>
         <w:rPr>
           <w:rFonts w:ascii="Consolas" w:hAnsi="Consolas"/>
+          <w:b w:val="0"/>
           <w:color w:val="111111"/>
           <w:sz w:val="21"/>
         </w:rPr>
@@ -13430,6 +14831,7 @@
       <w:r>
         <w:rPr>
           <w:rFonts w:ascii="Consolas" w:hAnsi="Consolas"/>
+          <w:b w:val="0"/>
           <w:color w:val="111111"/>
           <w:sz w:val="21"/>
         </w:rPr>
@@ -13462,6 +14864,7 @@
       <w:r>
         <w:rPr>
           <w:rFonts w:ascii="Consolas" w:hAnsi="Consolas"/>
+          <w:b w:val="0"/>
           <w:color w:val="111111"/>
           <w:sz w:val="21"/>
         </w:rPr>
@@ -13478,6 +14881,7 @@
       <w:r>
         <w:rPr>
           <w:rFonts w:ascii="Consolas" w:hAnsi="Consolas"/>
+          <w:b w:val="0"/>
           <w:color w:val="111111"/>
           <w:sz w:val="21"/>
         </w:rPr>
@@ -13497,7 +14901,24 @@
           <w:color w:val="4A4A49"/>
           <w:sz w:val="22"/>
         </w:rPr>
-        <w:t>la evidencia del `REVOKE` de escritura es una ausencia</w:t>
+        <w:t xml:space="preserve">la evidencia del </w:t>
+      </w:r>
+      <w:r>
+        <w:rPr>
+          <w:rFonts w:ascii="Consolas" w:hAnsi="Consolas"/>
+          <w:b/>
+          <w:color w:val="111111"/>
+          <w:sz w:val="21"/>
+        </w:rPr>
+        <w:t>REVOKE</w:t>
+      </w:r>
+      <w:r>
+        <w:rPr>
+          <w:b/>
+          <w:color w:val="4A4A49"/>
+          <w:sz w:val="22"/>
+        </w:rPr>
+        <w:t xml:space="preserve"> de escritura es una ausencia</w:t>
       </w:r>
       <w:r>
         <w:rPr>
@@ -13510,6 +14931,7 @@
       <w:r>
         <w:rPr>
           <w:rFonts w:ascii="Consolas" w:hAnsi="Consolas"/>
+          <w:b w:val="0"/>
           <w:color w:val="111111"/>
           <w:sz w:val="21"/>
         </w:rPr>
@@ -13526,6 +14948,7 @@
       <w:r>
         <w:rPr>
           <w:rFonts w:ascii="Consolas" w:hAnsi="Consolas"/>
+          <w:b w:val="0"/>
           <w:color w:val="111111"/>
           <w:sz w:val="21"/>
         </w:rPr>
@@ -13542,6 +14965,7 @@
       <w:r>
         <w:rPr>
           <w:rFonts w:ascii="Consolas" w:hAnsi="Consolas"/>
+          <w:b w:val="0"/>
           <w:color w:val="111111"/>
           <w:sz w:val="21"/>
         </w:rPr>
@@ -13558,6 +14982,7 @@
       <w:r>
         <w:rPr>
           <w:rFonts w:ascii="Consolas" w:hAnsi="Consolas"/>
+          <w:b w:val="0"/>
           <w:color w:val="111111"/>
           <w:sz w:val="21"/>
         </w:rPr>
@@ -13619,7 +15044,16 @@
           <w:color w:val="4A4A49"/>
           <w:sz w:val="22"/>
         </w:rPr>
-        <w:t>Se reconoce como muy sobresaliente, sin puntos extra, la prueba negativa con `SET ROLE app_vetcare`</w:t>
+        <w:t xml:space="preserve">Se reconoce como muy sobresaliente, sin puntos extra, la prueba negativa con </w:t>
+      </w:r>
+      <w:r>
+        <w:rPr>
+          <w:rFonts w:ascii="Consolas" w:hAnsi="Consolas"/>
+          <w:b/>
+          <w:color w:val="111111"/>
+          <w:sz w:val="21"/>
+        </w:rPr>
+        <w:t>SET ROLE app_vetcare</w:t>
       </w:r>
       <w:r>
         <w:rPr>
@@ -13648,6 +15082,7 @@
       <w:r>
         <w:rPr>
           <w:rFonts w:ascii="Consolas" w:hAnsi="Consolas"/>
+          <w:b w:val="0"/>
           <w:color w:val="111111"/>
           <w:sz w:val="21"/>
         </w:rPr>
@@ -13685,7 +15120,24 @@
           <w:color w:val="4A4A49"/>
           <w:sz w:val="22"/>
         </w:rPr>
-        <w:t>Omitir el `REVOKE EXECUTE ... FROM PUBLIC`.</w:t>
+        <w:t xml:space="preserve">Omitir el </w:t>
+      </w:r>
+      <w:r>
+        <w:rPr>
+          <w:rFonts w:ascii="Consolas" w:hAnsi="Consolas"/>
+          <w:b/>
+          <w:color w:val="111111"/>
+          <w:sz w:val="21"/>
+        </w:rPr>
+        <w:t>REVOKE EXECUTE ... FROM PUBLIC</w:t>
+      </w:r>
+      <w:r>
+        <w:rPr>
+          <w:b/>
+          <w:color w:val="4A4A49"/>
+          <w:sz w:val="22"/>
+        </w:rPr>
+        <w:t>.</w:t>
       </w:r>
       <w:r>
         <w:rPr>
@@ -13698,6 +15150,7 @@
       <w:r>
         <w:rPr>
           <w:rFonts w:ascii="Consolas" w:hAnsi="Consolas"/>
+          <w:b w:val="0"/>
           <w:color w:val="111111"/>
           <w:sz w:val="21"/>
         </w:rPr>
@@ -13714,6 +15167,7 @@
       <w:r>
         <w:rPr>
           <w:rFonts w:ascii="Consolas" w:hAnsi="Consolas"/>
+          <w:b w:val="0"/>
           <w:color w:val="111111"/>
           <w:sz w:val="21"/>
         </w:rPr>
@@ -13746,6 +15200,7 @@
       <w:r>
         <w:rPr>
           <w:rFonts w:ascii="Consolas" w:hAnsi="Consolas"/>
+          <w:b w:val="0"/>
           <w:color w:val="111111"/>
           <w:sz w:val="21"/>
         </w:rPr>
@@ -13762,6 +15217,7 @@
       <w:r>
         <w:rPr>
           <w:rFonts w:ascii="Consolas" w:hAnsi="Consolas"/>
+          <w:b w:val="0"/>
           <w:color w:val="111111"/>
           <w:sz w:val="21"/>
         </w:rPr>
@@ -13786,7 +15242,41 @@
           <w:color w:val="4A4A49"/>
           <w:sz w:val="22"/>
         </w:rPr>
-        <w:t>Firmas incompletas o con tipos equivocados en el `REVOKE` o el `GRANT`:</w:t>
+        <w:t xml:space="preserve">Firmas incompletas o con tipos equivocados en el </w:t>
+      </w:r>
+      <w:r>
+        <w:rPr>
+          <w:rFonts w:ascii="Consolas" w:hAnsi="Consolas"/>
+          <w:b/>
+          <w:color w:val="111111"/>
+          <w:sz w:val="21"/>
+        </w:rPr>
+        <w:t>REVOKE</w:t>
+      </w:r>
+      <w:r>
+        <w:rPr>
+          <w:b/>
+          <w:color w:val="4A4A49"/>
+          <w:sz w:val="22"/>
+        </w:rPr>
+        <w:t xml:space="preserve"> o el </w:t>
+      </w:r>
+      <w:r>
+        <w:rPr>
+          <w:rFonts w:ascii="Consolas" w:hAnsi="Consolas"/>
+          <w:b/>
+          <w:color w:val="111111"/>
+          <w:sz w:val="21"/>
+        </w:rPr>
+        <w:t>GRANT</w:t>
+      </w:r>
+      <w:r>
+        <w:rPr>
+          <w:b/>
+          <w:color w:val="4A4A49"/>
+          <w:sz w:val="22"/>
+        </w:rPr>
+        <w:t>:</w:t>
       </w:r>
       <w:r>
         <w:rPr>
@@ -13799,6 +15289,7 @@
       <w:r>
         <w:rPr>
           <w:rFonts w:ascii="Consolas" w:hAnsi="Consolas"/>
+          <w:b w:val="0"/>
           <w:color w:val="111111"/>
           <w:sz w:val="21"/>
         </w:rPr>
@@ -13815,6 +15306,7 @@
       <w:r>
         <w:rPr>
           <w:rFonts w:ascii="Consolas" w:hAnsi="Consolas"/>
+          <w:b w:val="0"/>
           <w:color w:val="111111"/>
           <w:sz w:val="21"/>
         </w:rPr>
@@ -13831,6 +15323,7 @@
       <w:r>
         <w:rPr>
           <w:rFonts w:ascii="Consolas" w:hAnsi="Consolas"/>
+          <w:b w:val="0"/>
           <w:color w:val="111111"/>
           <w:sz w:val="21"/>
         </w:rPr>
@@ -13847,6 +15340,7 @@
       <w:r>
         <w:rPr>
           <w:rFonts w:ascii="Consolas" w:hAnsi="Consolas"/>
+          <w:b w:val="0"/>
           <w:color w:val="111111"/>
           <w:sz w:val="21"/>
         </w:rPr>
@@ -13883,11 +15377,12 @@
       </w:pPr>
       <w:r>
         <w:rPr>
-          <w:b/>
-          <w:color w:val="4A4A49"/>
-          <w:sz w:val="22"/>
-        </w:rPr>
-        <w:t>`GRANT SELECT ON ALL TABLES IN SCHEMA public TO app_vetcare;`</w:t>
+          <w:rFonts w:ascii="Consolas" w:hAnsi="Consolas"/>
+          <w:b/>
+          <w:color w:val="111111"/>
+          <w:sz w:val="21"/>
+        </w:rPr>
+        <w:t>GRANT SELECT ON ALL TABLES IN SCHEMA public TO app_vetcare;</w:t>
       </w:r>
       <w:r>
         <w:rPr>
@@ -13900,6 +15395,7 @@
       <w:r>
         <w:rPr>
           <w:rFonts w:ascii="Consolas" w:hAnsi="Consolas"/>
+          <w:b w:val="0"/>
           <w:color w:val="111111"/>
           <w:sz w:val="21"/>
         </w:rPr>
@@ -13916,6 +15412,7 @@
       <w:r>
         <w:rPr>
           <w:rFonts w:ascii="Consolas" w:hAnsi="Consolas"/>
+          <w:b w:val="0"/>
           <w:color w:val="111111"/>
           <w:sz w:val="21"/>
         </w:rPr>
@@ -13940,7 +15437,24 @@
           <w:color w:val="4A4A49"/>
           <w:sz w:val="22"/>
         </w:rPr>
-        <w:t>Interpretar el `WARNING: no privileges could be revoked for "cita"` como un fallo</w:t>
+        <w:t xml:space="preserve">Interpretar el </w:t>
+      </w:r>
+      <w:r>
+        <w:rPr>
+          <w:rFonts w:ascii="Consolas" w:hAnsi="Consolas"/>
+          <w:b/>
+          <w:color w:val="111111"/>
+          <w:sz w:val="21"/>
+        </w:rPr>
+        <w:t>WARNING: no privileges could be revoked for "cita"</w:t>
+      </w:r>
+      <w:r>
+        <w:rPr>
+          <w:b/>
+          <w:color w:val="4A4A49"/>
+          <w:sz w:val="22"/>
+        </w:rPr>
+        <w:t xml:space="preserve"> como un fallo</w:t>
       </w:r>
       <w:r>
         <w:rPr>
@@ -13961,7 +15475,24 @@
           <w:color w:val="4A4A49"/>
           <w:sz w:val="22"/>
         </w:rPr>
-        <w:t>Dar `LOGIN` y contrasena al rol</w:t>
+        <w:t xml:space="preserve">Dar </w:t>
+      </w:r>
+      <w:r>
+        <w:rPr>
+          <w:rFonts w:ascii="Consolas" w:hAnsi="Consolas"/>
+          <w:b/>
+          <w:color w:val="111111"/>
+          <w:sz w:val="21"/>
+        </w:rPr>
+        <w:t>LOGIN</w:t>
+      </w:r>
+      <w:r>
+        <w:rPr>
+          <w:b/>
+          <w:color w:val="4A4A49"/>
+          <w:sz w:val="22"/>
+        </w:rPr>
+        <w:t xml:space="preserve"> y contrasena al rol</w:t>
       </w:r>
       <w:r>
         <w:rPr>
@@ -13974,6 +15505,7 @@
       <w:r>
         <w:rPr>
           <w:rFonts w:ascii="Consolas" w:hAnsi="Consolas"/>
+          <w:b w:val="0"/>
           <w:color w:val="111111"/>
           <w:sz w:val="21"/>
         </w:rPr>
@@ -14011,6 +15543,7 @@
       <w:r>
         <w:rPr>
           <w:rFonts w:ascii="Consolas" w:hAnsi="Consolas"/>
+          <w:b w:val="0"/>
           <w:color w:val="111111"/>
           <w:sz w:val="21"/>
         </w:rPr>
@@ -14035,7 +15568,24 @@
           <w:color w:val="4A4A49"/>
           <w:sz w:val="22"/>
         </w:rPr>
-        <w:t>Concluir que la pregunta esta cerrada sin haber intentado usar la API como `app_vetcare`.</w:t>
+        <w:t xml:space="preserve">Concluir que la pregunta esta cerrada sin haber intentado usar la API como </w:t>
+      </w:r>
+      <w:r>
+        <w:rPr>
+          <w:rFonts w:ascii="Consolas" w:hAnsi="Consolas"/>
+          <w:b/>
+          <w:color w:val="111111"/>
+          <w:sz w:val="21"/>
+        </w:rPr>
+        <w:t>app_vetcare</w:t>
+      </w:r>
+      <w:r>
+        <w:rPr>
+          <w:b/>
+          <w:color w:val="4A4A49"/>
+          <w:sz w:val="22"/>
+        </w:rPr>
+        <w:t>.</w:t>
       </w:r>
       <w:r>
         <w:rPr>
@@ -14048,6 +15598,7 @@
       <w:r>
         <w:rPr>
           <w:rFonts w:ascii="Consolas" w:hAnsi="Consolas"/>
+          <w:b w:val="0"/>
           <w:color w:val="111111"/>
           <w:sz w:val="21"/>
         </w:rPr>
@@ -14221,6 +15772,7 @@
             <w:r>
               <w:rPr>
                 <w:rFonts w:ascii="Consolas" w:hAnsi="Consolas"/>
+                <w:b w:val="0"/>
                 <w:color w:val="111111"/>
                 <w:sz w:val="19"/>
               </w:rPr>
@@ -14237,6 +15789,7 @@
             <w:r>
               <w:rPr>
                 <w:rFonts w:ascii="Consolas" w:hAnsi="Consolas"/>
+                <w:b w:val="0"/>
                 <w:color w:val="111111"/>
                 <w:sz w:val="19"/>
               </w:rPr>
@@ -14261,6 +15814,7 @@
             <w:r>
               <w:rPr>
                 <w:rFonts w:ascii="Consolas" w:hAnsi="Consolas"/>
+                <w:b w:val="0"/>
                 <w:color w:val="111111"/>
                 <w:sz w:val="19"/>
               </w:rPr>
@@ -14320,6 +15874,7 @@
             <w:r>
               <w:rPr>
                 <w:rFonts w:ascii="Consolas" w:hAnsi="Consolas"/>
+                <w:b w:val="0"/>
                 <w:color w:val="111111"/>
                 <w:sz w:val="19"/>
               </w:rPr>
@@ -14337,6 +15892,7 @@
             <w:r>
               <w:rPr>
                 <w:rFonts w:ascii="Consolas" w:hAnsi="Consolas"/>
+                <w:b w:val="0"/>
                 <w:color w:val="111111"/>
                 <w:sz w:val="19"/>
               </w:rPr>
@@ -14354,6 +15910,7 @@
             <w:r>
               <w:rPr>
                 <w:rFonts w:ascii="Consolas" w:hAnsi="Consolas"/>
+                <w:b w:val="0"/>
                 <w:color w:val="111111"/>
                 <w:sz w:val="19"/>
               </w:rPr>
@@ -14389,6 +15946,7 @@
             <w:r>
               <w:rPr>
                 <w:rFonts w:ascii="Consolas" w:hAnsi="Consolas"/>
+                <w:b w:val="0"/>
                 <w:color w:val="111111"/>
                 <w:sz w:val="19"/>
               </w:rPr>
@@ -14405,6 +15963,7 @@
             <w:r>
               <w:rPr>
                 <w:rFonts w:ascii="Consolas" w:hAnsi="Consolas"/>
+                <w:b w:val="0"/>
                 <w:color w:val="111111"/>
                 <w:sz w:val="19"/>
               </w:rPr>
@@ -14456,6 +16015,7 @@
             <w:r>
               <w:rPr>
                 <w:rFonts w:ascii="Consolas" w:hAnsi="Consolas"/>
+                <w:b w:val="0"/>
                 <w:color w:val="111111"/>
                 <w:sz w:val="19"/>
               </w:rPr>
@@ -14473,6 +16033,7 @@
             <w:r>
               <w:rPr>
                 <w:rFonts w:ascii="Consolas" w:hAnsi="Consolas"/>
+                <w:b w:val="0"/>
                 <w:color w:val="111111"/>
                 <w:sz w:val="19"/>
               </w:rPr>
@@ -14490,6 +16051,7 @@
             <w:r>
               <w:rPr>
                 <w:rFonts w:ascii="Consolas" w:hAnsi="Consolas"/>
+                <w:b w:val="0"/>
                 <w:color w:val="111111"/>
                 <w:sz w:val="19"/>
               </w:rPr>
@@ -14506,6 +16068,7 @@
             <w:r>
               <w:rPr>
                 <w:rFonts w:ascii="Consolas" w:hAnsi="Consolas"/>
+                <w:b w:val="0"/>
                 <w:color w:val="111111"/>
                 <w:sz w:val="19"/>
               </w:rPr>
@@ -14522,6 +16085,7 @@
             <w:r>
               <w:rPr>
                 <w:rFonts w:ascii="Consolas" w:hAnsi="Consolas"/>
+                <w:b w:val="0"/>
                 <w:color w:val="111111"/>
                 <w:sz w:val="19"/>
               </w:rPr>
@@ -14555,6 +16119,7 @@
             <w:r>
               <w:rPr>
                 <w:rFonts w:ascii="Consolas" w:hAnsi="Consolas"/>
+                <w:b w:val="0"/>
                 <w:color w:val="111111"/>
                 <w:sz w:val="19"/>
               </w:rPr>
@@ -14571,6 +16136,7 @@
             <w:r>
               <w:rPr>
                 <w:rFonts w:ascii="Consolas" w:hAnsi="Consolas"/>
+                <w:b w:val="0"/>
                 <w:color w:val="111111"/>
                 <w:sz w:val="19"/>
               </w:rPr>
@@ -14589,6 +16155,7 @@
             <w:r>
               <w:rPr>
                 <w:rFonts w:ascii="Consolas" w:hAnsi="Consolas"/>
+                <w:b w:val="0"/>
                 <w:color w:val="111111"/>
                 <w:sz w:val="19"/>
               </w:rPr>
@@ -14605,6 +16172,7 @@
             <w:r>
               <w:rPr>
                 <w:rFonts w:ascii="Consolas" w:hAnsi="Consolas"/>
+                <w:b w:val="0"/>
                 <w:color w:val="111111"/>
                 <w:sz w:val="19"/>
               </w:rPr>
@@ -14621,6 +16189,7 @@
             <w:r>
               <w:rPr>
                 <w:rFonts w:ascii="Consolas" w:hAnsi="Consolas"/>
+                <w:b w:val="0"/>
                 <w:color w:val="111111"/>
                 <w:sz w:val="19"/>
               </w:rPr>
@@ -14656,6 +16225,7 @@
             <w:r>
               <w:rPr>
                 <w:rFonts w:ascii="Consolas" w:hAnsi="Consolas"/>
+                <w:b w:val="0"/>
                 <w:color w:val="111111"/>
                 <w:sz w:val="19"/>
               </w:rPr>
@@ -14673,6 +16243,7 @@
             <w:r>
               <w:rPr>
                 <w:rFonts w:ascii="Consolas" w:hAnsi="Consolas"/>
+                <w:b w:val="0"/>
                 <w:color w:val="111111"/>
                 <w:sz w:val="19"/>
               </w:rPr>
@@ -14698,6 +16269,7 @@
             <w:r>
               <w:rPr>
                 <w:rFonts w:ascii="Consolas" w:hAnsi="Consolas"/>
+                <w:b w:val="0"/>
                 <w:color w:val="111111"/>
                 <w:sz w:val="19"/>
               </w:rPr>
@@ -14714,6 +16286,7 @@
             <w:r>
               <w:rPr>
                 <w:rFonts w:ascii="Consolas" w:hAnsi="Consolas"/>
+                <w:b w:val="0"/>
                 <w:color w:val="111111"/>
                 <w:sz w:val="19"/>
               </w:rPr>
@@ -14765,6 +16338,7 @@
             <w:r>
               <w:rPr>
                 <w:rFonts w:ascii="Consolas" w:hAnsi="Consolas"/>
+                <w:b w:val="0"/>
                 <w:color w:val="111111"/>
                 <w:sz w:val="19"/>
               </w:rPr>
@@ -14781,6 +16355,7 @@
             <w:r>
               <w:rPr>
                 <w:rFonts w:ascii="Consolas" w:hAnsi="Consolas"/>
+                <w:b w:val="0"/>
                 <w:color w:val="111111"/>
                 <w:sz w:val="19"/>
               </w:rPr>
@@ -14797,6 +16372,7 @@
             <w:r>
               <w:rPr>
                 <w:rFonts w:ascii="Consolas" w:hAnsi="Consolas"/>
+                <w:b w:val="0"/>
                 <w:color w:val="111111"/>
                 <w:sz w:val="19"/>
               </w:rPr>
@@ -14856,6 +16432,7 @@
             <w:r>
               <w:rPr>
                 <w:rFonts w:ascii="Consolas" w:hAnsi="Consolas"/>
+                <w:b w:val="0"/>
                 <w:color w:val="111111"/>
                 <w:sz w:val="19"/>
               </w:rPr>
@@ -14873,6 +16450,7 @@
             <w:r>
               <w:rPr>
                 <w:rFonts w:ascii="Consolas" w:hAnsi="Consolas"/>
+                <w:b w:val="0"/>
                 <w:color w:val="111111"/>
                 <w:sz w:val="19"/>
               </w:rPr>
@@ -14890,6 +16468,7 @@
             <w:r>
               <w:rPr>
                 <w:rFonts w:ascii="Consolas" w:hAnsi="Consolas"/>
+                <w:b w:val="0"/>
                 <w:color w:val="111111"/>
                 <w:sz w:val="19"/>
               </w:rPr>
@@ -14933,6 +16512,7 @@
             <w:r>
               <w:rPr>
                 <w:rFonts w:ascii="Consolas" w:hAnsi="Consolas"/>
+                <w:b w:val="0"/>
                 <w:color w:val="111111"/>
                 <w:sz w:val="19"/>
               </w:rPr>
@@ -14949,6 +16529,7 @@
             <w:r>
               <w:rPr>
                 <w:rFonts w:ascii="Consolas" w:hAnsi="Consolas"/>
+                <w:b w:val="0"/>
                 <w:color w:val="111111"/>
                 <w:sz w:val="19"/>
               </w:rPr>
@@ -14965,6 +16546,7 @@
             <w:r>
               <w:rPr>
                 <w:rFonts w:ascii="Consolas" w:hAnsi="Consolas"/>
+                <w:b w:val="0"/>
                 <w:color w:val="111111"/>
                 <w:sz w:val="19"/>
               </w:rPr>
@@ -15008,6 +16590,7 @@
             <w:r>
               <w:rPr>
                 <w:rFonts w:ascii="Consolas" w:hAnsi="Consolas"/>
+                <w:b w:val="0"/>
                 <w:color w:val="111111"/>
                 <w:sz w:val="19"/>
               </w:rPr>
@@ -15025,6 +16608,7 @@
             <w:r>
               <w:rPr>
                 <w:rFonts w:ascii="Consolas" w:hAnsi="Consolas"/>
+                <w:b w:val="0"/>
                 <w:color w:val="111111"/>
                 <w:sz w:val="19"/>
               </w:rPr>
@@ -15042,6 +16626,7 @@
             <w:r>
               <w:rPr>
                 <w:rFonts w:ascii="Consolas" w:hAnsi="Consolas"/>
+                <w:b w:val="0"/>
                 <w:color w:val="111111"/>
                 <w:sz w:val="19"/>
               </w:rPr>
@@ -15085,6 +16670,7 @@
             <w:r>
               <w:rPr>
                 <w:rFonts w:ascii="Consolas" w:hAnsi="Consolas"/>
+                <w:b w:val="0"/>
                 <w:color w:val="111111"/>
                 <w:sz w:val="19"/>
               </w:rPr>
@@ -15101,6 +16687,7 @@
             <w:r>
               <w:rPr>
                 <w:rFonts w:ascii="Consolas" w:hAnsi="Consolas"/>
+                <w:b w:val="0"/>
                 <w:color w:val="111111"/>
                 <w:sz w:val="19"/>
               </w:rPr>
@@ -15125,6 +16712,7 @@
             <w:r>
               <w:rPr>
                 <w:rFonts w:ascii="Consolas" w:hAnsi="Consolas"/>
+                <w:b w:val="0"/>
                 <w:color w:val="111111"/>
                 <w:sz w:val="19"/>
               </w:rPr>
@@ -15234,6 +16822,7 @@
             <w:r>
               <w:rPr>
                 <w:rFonts w:ascii="Consolas" w:hAnsi="Consolas"/>
+                <w:b w:val="0"/>
                 <w:color w:val="111111"/>
                 <w:sz w:val="19"/>
               </w:rPr>
@@ -15250,6 +16839,7 @@
             <w:r>
               <w:rPr>
                 <w:rFonts w:ascii="Consolas" w:hAnsi="Consolas"/>
+                <w:b w:val="0"/>
                 <w:color w:val="111111"/>
                 <w:sz w:val="19"/>
               </w:rPr>
@@ -15266,6 +16856,7 @@
             <w:r>
               <w:rPr>
                 <w:rFonts w:ascii="Consolas" w:hAnsi="Consolas"/>
+                <w:b w:val="0"/>
                 <w:color w:val="111111"/>
                 <w:sz w:val="19"/>
               </w:rPr>
@@ -15307,6 +16898,7 @@
             <w:r>
               <w:rPr>
                 <w:rFonts w:ascii="Consolas" w:hAnsi="Consolas"/>
+                <w:b w:val="0"/>
                 <w:color w:val="111111"/>
                 <w:sz w:val="19"/>
               </w:rPr>
@@ -15323,6 +16915,7 @@
             <w:r>
               <w:rPr>
                 <w:rFonts w:ascii="Consolas" w:hAnsi="Consolas"/>
+                <w:b w:val="0"/>
                 <w:color w:val="111111"/>
                 <w:sz w:val="19"/>
               </w:rPr>
@@ -15339,6 +16932,7 @@
             <w:r>
               <w:rPr>
                 <w:rFonts w:ascii="Consolas" w:hAnsi="Consolas"/>
+                <w:b w:val="0"/>
                 <w:color w:val="111111"/>
                 <w:sz w:val="19"/>
               </w:rPr>
@@ -15405,6 +16999,7 @@
             <w:r>
               <w:rPr>
                 <w:rFonts w:ascii="Consolas" w:hAnsi="Consolas"/>
+                <w:b w:val="0"/>
                 <w:color w:val="111111"/>
                 <w:sz w:val="19"/>
               </w:rPr>
@@ -15421,6 +17016,7 @@
             <w:r>
               <w:rPr>
                 <w:rFonts w:ascii="Consolas" w:hAnsi="Consolas"/>
+                <w:b w:val="0"/>
                 <w:color w:val="111111"/>
                 <w:sz w:val="19"/>
               </w:rPr>
@@ -15469,6 +17065,7 @@
             <w:r>
               <w:rPr>
                 <w:rFonts w:ascii="Consolas" w:hAnsi="Consolas"/>
+                <w:b w:val="0"/>
                 <w:color w:val="111111"/>
                 <w:sz w:val="19"/>
               </w:rPr>
@@ -15547,6 +17144,7 @@
       <w:r>
         <w:rPr>
           <w:rFonts w:ascii="Consolas" w:hAnsi="Consolas"/>
+          <w:b w:val="0"/>
           <w:color w:val="111111"/>
           <w:sz w:val="21"/>
         </w:rPr>
@@ -15563,6 +17161,7 @@
       <w:r>
         <w:rPr>
           <w:rFonts w:ascii="Consolas" w:hAnsi="Consolas"/>
+          <w:b w:val="0"/>
           <w:color w:val="111111"/>
           <w:sz w:val="21"/>
         </w:rPr>
@@ -15579,6 +17178,7 @@
       <w:r>
         <w:rPr>
           <w:rFonts w:ascii="Consolas" w:hAnsi="Consolas"/>
+          <w:b w:val="0"/>
           <w:color w:val="111111"/>
           <w:sz w:val="21"/>
         </w:rPr>
@@ -15595,6 +17195,7 @@
       <w:r>
         <w:rPr>
           <w:rFonts w:ascii="Consolas" w:hAnsi="Consolas"/>
+          <w:b w:val="0"/>
           <w:color w:val="111111"/>
           <w:sz w:val="21"/>
         </w:rPr>
@@ -15611,6 +17212,7 @@
       <w:r>
         <w:rPr>
           <w:rFonts w:ascii="Consolas" w:hAnsi="Consolas"/>
+          <w:b w:val="0"/>
           <w:color w:val="111111"/>
           <w:sz w:val="21"/>
         </w:rPr>
@@ -15645,6 +17247,7 @@
       <w:r>
         <w:rPr>
           <w:rFonts w:ascii="Consolas" w:hAnsi="Consolas"/>
+          <w:b w:val="0"/>
           <w:color w:val="111111"/>
           <w:sz w:val="21"/>
         </w:rPr>
@@ -15661,6 +17264,7 @@
       <w:r>
         <w:rPr>
           <w:rFonts w:ascii="Consolas" w:hAnsi="Consolas"/>
+          <w:b w:val="0"/>
           <w:color w:val="111111"/>
           <w:sz w:val="21"/>
         </w:rPr>
@@ -15677,6 +17281,7 @@
       <w:r>
         <w:rPr>
           <w:rFonts w:ascii="Consolas" w:hAnsi="Consolas"/>
+          <w:b w:val="0"/>
           <w:color w:val="111111"/>
           <w:sz w:val="21"/>
         </w:rPr>
@@ -15709,6 +17314,7 @@
       <w:r>
         <w:rPr>
           <w:rFonts w:ascii="Consolas" w:hAnsi="Consolas"/>
+          <w:b w:val="0"/>
           <w:color w:val="111111"/>
           <w:sz w:val="21"/>
         </w:rPr>
@@ -15725,6 +17331,7 @@
       <w:r>
         <w:rPr>
           <w:rFonts w:ascii="Consolas" w:hAnsi="Consolas"/>
+          <w:b w:val="0"/>
           <w:color w:val="111111"/>
           <w:sz w:val="21"/>
         </w:rPr>
@@ -15741,6 +17348,7 @@
       <w:r>
         <w:rPr>
           <w:rFonts w:ascii="Consolas" w:hAnsi="Consolas"/>
+          <w:b w:val="0"/>
           <w:color w:val="111111"/>
           <w:sz w:val="21"/>
         </w:rPr>
@@ -15756,11 +17364,37 @@
       </w:r>
       <w:r>
         <w:rPr>
-          <w:b/>
-          <w:color w:val="4A4A49"/>
-          <w:sz w:val="22"/>
-        </w:rPr>
-        <w:t>`NULL` siempre que `ok` sea falso</w:t>
+          <w:rFonts w:ascii="Consolas" w:hAnsi="Consolas"/>
+          <w:b/>
+          <w:color w:val="111111"/>
+          <w:sz w:val="21"/>
+        </w:rPr>
+        <w:t>NULL</w:t>
+      </w:r>
+      <w:r>
+        <w:rPr>
+          <w:b/>
+          <w:color w:val="4A4A49"/>
+          <w:sz w:val="22"/>
+        </w:rPr>
+        <w:t xml:space="preserve"> siempre que </w:t>
+      </w:r>
+      <w:r>
+        <w:rPr>
+          <w:rFonts w:ascii="Consolas" w:hAnsi="Consolas"/>
+          <w:b/>
+          <w:color w:val="111111"/>
+          <w:sz w:val="21"/>
+        </w:rPr>
+        <w:t>ok</w:t>
+      </w:r>
+      <w:r>
+        <w:rPr>
+          <w:b/>
+          <w:color w:val="4A4A49"/>
+          <w:sz w:val="22"/>
+        </w:rPr>
+        <w:t xml:space="preserve"> sea falso</w:t>
       </w:r>
       <w:r>
         <w:rPr>
@@ -15773,6 +17407,7 @@
       <w:r>
         <w:rPr>
           <w:rFonts w:ascii="Consolas" w:hAnsi="Consolas"/>
+          <w:b w:val="0"/>
           <w:color w:val="111111"/>
           <w:sz w:val="21"/>
         </w:rPr>
@@ -15789,6 +17424,7 @@
       <w:r>
         <w:rPr>
           <w:rFonts w:ascii="Consolas" w:hAnsi="Consolas"/>
+          <w:b w:val="0"/>
           <w:color w:val="111111"/>
           <w:sz w:val="21"/>
         </w:rPr>
@@ -15805,6 +17441,7 @@
       <w:r>
         <w:rPr>
           <w:rFonts w:ascii="Consolas" w:hAnsi="Consolas"/>
+          <w:b w:val="0"/>
           <w:color w:val="111111"/>
           <w:sz w:val="21"/>
         </w:rPr>
@@ -15839,6 +17476,7 @@
       <w:r>
         <w:rPr>
           <w:rFonts w:ascii="Consolas" w:hAnsi="Consolas"/>
+          <w:b w:val="0"/>
           <w:color w:val="111111"/>
           <w:sz w:val="21"/>
         </w:rPr>
@@ -15855,6 +17493,7 @@
       <w:r>
         <w:rPr>
           <w:rFonts w:ascii="Consolas" w:hAnsi="Consolas"/>
+          <w:b w:val="0"/>
           <w:color w:val="111111"/>
           <w:sz w:val="21"/>
         </w:rPr>
@@ -15871,6 +17510,7 @@
       <w:r>
         <w:rPr>
           <w:rFonts w:ascii="Consolas" w:hAnsi="Consolas"/>
+          <w:b w:val="0"/>
           <w:color w:val="111111"/>
           <w:sz w:val="21"/>
         </w:rPr>
@@ -15908,7 +17548,24 @@
           <w:color w:val="4A4A49"/>
           <w:sz w:val="22"/>
         </w:rPr>
-        <w:t>Efectos si `ok` es verdadero.</w:t>
+        <w:t xml:space="preserve">Efectos si </w:t>
+      </w:r>
+      <w:r>
+        <w:rPr>
+          <w:rFonts w:ascii="Consolas" w:hAnsi="Consolas"/>
+          <w:b/>
+          <w:color w:val="111111"/>
+          <w:sz w:val="21"/>
+        </w:rPr>
+        <w:t>ok</w:t>
+      </w:r>
+      <w:r>
+        <w:rPr>
+          <w:b/>
+          <w:color w:val="4A4A49"/>
+          <w:sz w:val="22"/>
+        </w:rPr>
+        <w:t xml:space="preserve"> es verdadero.</w:t>
       </w:r>
       <w:r>
         <w:rPr>
@@ -15921,6 +17578,7 @@
       <w:r>
         <w:rPr>
           <w:rFonts w:ascii="Consolas" w:hAnsi="Consolas"/>
+          <w:b w:val="0"/>
           <w:color w:val="111111"/>
           <w:sz w:val="21"/>
         </w:rPr>
@@ -15937,6 +17595,7 @@
       <w:r>
         <w:rPr>
           <w:rFonts w:ascii="Consolas" w:hAnsi="Consolas"/>
+          <w:b w:val="0"/>
           <w:color w:val="111111"/>
           <w:sz w:val="21"/>
         </w:rPr>
@@ -15953,6 +17612,7 @@
       <w:r>
         <w:rPr>
           <w:rFonts w:ascii="Consolas" w:hAnsi="Consolas"/>
+          <w:b w:val="0"/>
           <w:color w:val="111111"/>
           <w:sz w:val="21"/>
         </w:rPr>
@@ -15985,6 +17645,7 @@
       <w:r>
         <w:rPr>
           <w:rFonts w:ascii="Consolas" w:hAnsi="Consolas"/>
+          <w:b w:val="0"/>
           <w:color w:val="111111"/>
           <w:sz w:val="21"/>
         </w:rPr>
@@ -16059,6 +17720,7 @@
       <w:r>
         <w:rPr>
           <w:rFonts w:ascii="Consolas" w:hAnsi="Consolas"/>
+          <w:b w:val="0"/>
           <w:color w:val="111111"/>
           <w:sz w:val="21"/>
         </w:rPr>
@@ -16075,6 +17737,7 @@
       <w:r>
         <w:rPr>
           <w:rFonts w:ascii="Consolas" w:hAnsi="Consolas"/>
+          <w:b w:val="0"/>
           <w:color w:val="111111"/>
           <w:sz w:val="21"/>
         </w:rPr>
@@ -16109,6 +17772,7 @@
       <w:r>
         <w:rPr>
           <w:rFonts w:ascii="Consolas" w:hAnsi="Consolas"/>
+          <w:b w:val="0"/>
           <w:color w:val="111111"/>
           <w:sz w:val="21"/>
         </w:rPr>
@@ -16125,6 +17789,7 @@
       <w:r>
         <w:rPr>
           <w:rFonts w:ascii="Consolas" w:hAnsi="Consolas"/>
+          <w:b w:val="0"/>
           <w:color w:val="111111"/>
           <w:sz w:val="21"/>
         </w:rPr>
@@ -16159,6 +17824,7 @@
       <w:r>
         <w:rPr>
           <w:rFonts w:ascii="Consolas" w:hAnsi="Consolas"/>
+          <w:b w:val="0"/>
           <w:color w:val="111111"/>
           <w:sz w:val="21"/>
         </w:rPr>
@@ -16175,6 +17841,7 @@
       <w:r>
         <w:rPr>
           <w:rFonts w:ascii="Consolas" w:hAnsi="Consolas"/>
+          <w:b w:val="0"/>
           <w:color w:val="111111"/>
           <w:sz w:val="21"/>
         </w:rPr>
@@ -16191,6 +17858,7 @@
       <w:r>
         <w:rPr>
           <w:rFonts w:ascii="Consolas" w:hAnsi="Consolas"/>
+          <w:b w:val="0"/>
           <w:color w:val="111111"/>
           <w:sz w:val="21"/>
         </w:rPr>
@@ -16207,6 +17875,7 @@
       <w:r>
         <w:rPr>
           <w:rFonts w:ascii="Consolas" w:hAnsi="Consolas"/>
+          <w:b w:val="0"/>
           <w:color w:val="111111"/>
           <w:sz w:val="21"/>
         </w:rPr>
@@ -16223,6 +17892,7 @@
       <w:r>
         <w:rPr>
           <w:rFonts w:ascii="Consolas" w:hAnsi="Consolas"/>
+          <w:b w:val="0"/>
           <w:color w:val="111111"/>
           <w:sz w:val="21"/>
         </w:rPr>
@@ -16239,6 +17909,7 @@
       <w:r>
         <w:rPr>
           <w:rFonts w:ascii="Consolas" w:hAnsi="Consolas"/>
+          <w:b w:val="0"/>
           <w:color w:val="111111"/>
           <w:sz w:val="21"/>
         </w:rPr>
@@ -16276,7 +17947,24 @@
           <w:color w:val="4A4A49"/>
           <w:sz w:val="22"/>
         </w:rPr>
-        <w:t>Efectos si `ok` es verdadero.</w:t>
+        <w:t xml:space="preserve">Efectos si </w:t>
+      </w:r>
+      <w:r>
+        <w:rPr>
+          <w:rFonts w:ascii="Consolas" w:hAnsi="Consolas"/>
+          <w:b/>
+          <w:color w:val="111111"/>
+          <w:sz w:val="21"/>
+        </w:rPr>
+        <w:t>ok</w:t>
+      </w:r>
+      <w:r>
+        <w:rPr>
+          <w:b/>
+          <w:color w:val="4A4A49"/>
+          <w:sz w:val="22"/>
+        </w:rPr>
+        <w:t xml:space="preserve"> es verdadero.</w:t>
       </w:r>
       <w:r>
         <w:rPr>
@@ -16289,6 +17977,7 @@
       <w:r>
         <w:rPr>
           <w:rFonts w:ascii="Consolas" w:hAnsi="Consolas"/>
+          <w:b w:val="0"/>
           <w:color w:val="111111"/>
           <w:sz w:val="21"/>
         </w:rPr>
@@ -16305,6 +17994,7 @@
       <w:r>
         <w:rPr>
           <w:rFonts w:ascii="Consolas" w:hAnsi="Consolas"/>
+          <w:b w:val="0"/>
           <w:color w:val="111111"/>
           <w:sz w:val="21"/>
         </w:rPr>
@@ -16321,6 +18011,7 @@
       <w:r>
         <w:rPr>
           <w:rFonts w:ascii="Consolas" w:hAnsi="Consolas"/>
+          <w:b w:val="0"/>
           <w:color w:val="111111"/>
           <w:sz w:val="21"/>
         </w:rPr>
@@ -16337,6 +18028,7 @@
       <w:r>
         <w:rPr>
           <w:rFonts w:ascii="Consolas" w:hAnsi="Consolas"/>
+          <w:b w:val="0"/>
           <w:color w:val="111111"/>
           <w:sz w:val="21"/>
         </w:rPr>
@@ -16427,6 +18119,7 @@
       <w:r>
         <w:rPr>
           <w:rFonts w:ascii="Consolas" w:hAnsi="Consolas"/>
+          <w:b w:val="0"/>
           <w:color w:val="111111"/>
           <w:sz w:val="21"/>
         </w:rPr>
@@ -16443,6 +18136,7 @@
       <w:r>
         <w:rPr>
           <w:rFonts w:ascii="Consolas" w:hAnsi="Consolas"/>
+          <w:b w:val="0"/>
           <w:color w:val="111111"/>
           <w:sz w:val="21"/>
         </w:rPr>
@@ -16477,6 +18171,7 @@
       <w:r>
         <w:rPr>
           <w:rFonts w:ascii="Consolas" w:hAnsi="Consolas"/>
+          <w:b w:val="0"/>
           <w:color w:val="111111"/>
           <w:sz w:val="21"/>
         </w:rPr>
@@ -16493,6 +18188,7 @@
       <w:r>
         <w:rPr>
           <w:rFonts w:ascii="Consolas" w:hAnsi="Consolas"/>
+          <w:b w:val="0"/>
           <w:color w:val="111111"/>
           <w:sz w:val="21"/>
         </w:rPr>
@@ -16527,6 +18223,7 @@
       <w:r>
         <w:rPr>
           <w:rFonts w:ascii="Consolas" w:hAnsi="Consolas"/>
+          <w:b w:val="0"/>
           <w:color w:val="111111"/>
           <w:sz w:val="21"/>
         </w:rPr>
@@ -16575,6 +18272,7 @@
       <w:r>
         <w:rPr>
           <w:rFonts w:ascii="Consolas" w:hAnsi="Consolas"/>
+          <w:b w:val="0"/>
           <w:color w:val="111111"/>
           <w:sz w:val="21"/>
         </w:rPr>
@@ -16596,7 +18294,24 @@
           <w:color w:val="4A4A49"/>
           <w:sz w:val="22"/>
         </w:rPr>
-        <w:t>Efectos si `ok` es verdadero.</w:t>
+        <w:t xml:space="preserve">Efectos si </w:t>
+      </w:r>
+      <w:r>
+        <w:rPr>
+          <w:rFonts w:ascii="Consolas" w:hAnsi="Consolas"/>
+          <w:b/>
+          <w:color w:val="111111"/>
+          <w:sz w:val="21"/>
+        </w:rPr>
+        <w:t>ok</w:t>
+      </w:r>
+      <w:r>
+        <w:rPr>
+          <w:b/>
+          <w:color w:val="4A4A49"/>
+          <w:sz w:val="22"/>
+        </w:rPr>
+        <w:t xml:space="preserve"> es verdadero.</w:t>
       </w:r>
       <w:r>
         <w:rPr>
@@ -16609,6 +18324,7 @@
       <w:r>
         <w:rPr>
           <w:rFonts w:ascii="Consolas" w:hAnsi="Consolas"/>
+          <w:b w:val="0"/>
           <w:color w:val="111111"/>
           <w:sz w:val="21"/>
         </w:rPr>
@@ -16625,6 +18341,7 @@
       <w:r>
         <w:rPr>
           <w:rFonts w:ascii="Consolas" w:hAnsi="Consolas"/>
+          <w:b w:val="0"/>
           <w:color w:val="111111"/>
           <w:sz w:val="21"/>
         </w:rPr>
@@ -16641,6 +18358,7 @@
       <w:r>
         <w:rPr>
           <w:rFonts w:ascii="Consolas" w:hAnsi="Consolas"/>
+          <w:b w:val="0"/>
           <w:color w:val="111111"/>
           <w:sz w:val="21"/>
         </w:rPr>
@@ -16657,6 +18375,7 @@
       <w:r>
         <w:rPr>
           <w:rFonts w:ascii="Consolas" w:hAnsi="Consolas"/>
+          <w:b w:val="0"/>
           <w:color w:val="111111"/>
           <w:sz w:val="21"/>
         </w:rPr>
@@ -16673,6 +18392,7 @@
       <w:r>
         <w:rPr>
           <w:rFonts w:ascii="Consolas" w:hAnsi="Consolas"/>
+          <w:b w:val="0"/>
           <w:color w:val="111111"/>
           <w:sz w:val="21"/>
         </w:rPr>
@@ -16689,6 +18409,7 @@
       <w:r>
         <w:rPr>
           <w:rFonts w:ascii="Consolas" w:hAnsi="Consolas"/>
+          <w:b w:val="0"/>
           <w:color w:val="111111"/>
           <w:sz w:val="21"/>
         </w:rPr>
@@ -16705,6 +18426,7 @@
       <w:r>
         <w:rPr>
           <w:rFonts w:ascii="Consolas" w:hAnsi="Consolas"/>
+          <w:b w:val="0"/>
           <w:color w:val="111111"/>
           <w:sz w:val="21"/>
         </w:rPr>
@@ -16756,11 +18478,20 @@
       </w:pPr>
       <w:r>
         <w:rPr>
-          <w:b/>
-          <w:color w:val="4A4A49"/>
-          <w:sz w:val="22"/>
-        </w:rPr>
-        <w:t>`api_agendar_cita` — reintento absorbido, pero con el mensaje equivocado.</w:t>
+          <w:rFonts w:ascii="Consolas" w:hAnsi="Consolas"/>
+          <w:b/>
+          <w:color w:val="111111"/>
+          <w:sz w:val="21"/>
+        </w:rPr>
+        <w:t>api_agendar_cita</w:t>
+      </w:r>
+      <w:r>
+        <w:rPr>
+          <w:b/>
+          <w:color w:val="4A4A49"/>
+          <w:sz w:val="22"/>
+        </w:rPr>
+        <w:t xml:space="preserve"> — reintento absorbido, pero con el mensaje equivocado.</w:t>
       </w:r>
       <w:r>
         <w:rPr>
@@ -16789,6 +18520,7 @@
       <w:r>
         <w:rPr>
           <w:rFonts w:ascii="Consolas" w:hAnsi="Consolas"/>
+          <w:b w:val="0"/>
           <w:color w:val="111111"/>
           <w:sz w:val="21"/>
         </w:rPr>
@@ -16825,11 +18557,20 @@
       </w:pPr>
       <w:r>
         <w:rPr>
-          <w:b/>
-          <w:color w:val="4A4A49"/>
-          <w:sz w:val="22"/>
-        </w:rPr>
-        <w:t>`api_registrar_consulta` — reintento absorbido, y este si con red estructural.</w:t>
+          <w:rFonts w:ascii="Consolas" w:hAnsi="Consolas"/>
+          <w:b/>
+          <w:color w:val="111111"/>
+          <w:sz w:val="21"/>
+        </w:rPr>
+        <w:t>api_registrar_consulta</w:t>
+      </w:r>
+      <w:r>
+        <w:rPr>
+          <w:b/>
+          <w:color w:val="4A4A49"/>
+          <w:sz w:val="22"/>
+        </w:rPr>
+        <w:t xml:space="preserve"> — reintento absorbido, y este si con red estructural.</w:t>
       </w:r>
       <w:r>
         <w:rPr>
@@ -16842,6 +18583,7 @@
       <w:r>
         <w:rPr>
           <w:rFonts w:ascii="Consolas" w:hAnsi="Consolas"/>
+          <w:b w:val="0"/>
           <w:color w:val="111111"/>
           <w:sz w:val="21"/>
         </w:rPr>
@@ -16858,6 +18600,7 @@
       <w:r>
         <w:rPr>
           <w:rFonts w:ascii="Consolas" w:hAnsi="Consolas"/>
+          <w:b w:val="0"/>
           <w:color w:val="111111"/>
           <w:sz w:val="21"/>
         </w:rPr>
@@ -16874,6 +18617,7 @@
       <w:r>
         <w:rPr>
           <w:rFonts w:ascii="Consolas" w:hAnsi="Consolas"/>
+          <w:b w:val="0"/>
           <w:color w:val="111111"/>
           <w:sz w:val="21"/>
         </w:rPr>
@@ -16894,11 +18638,20 @@
       </w:pPr>
       <w:r>
         <w:rPr>
-          <w:b/>
-          <w:color w:val="4A4A49"/>
-          <w:sz w:val="22"/>
-        </w:rPr>
-        <w:t>`api_facturar` — NO es segura, y es la que cuesta dinero.</w:t>
+          <w:rFonts w:ascii="Consolas" w:hAnsi="Consolas"/>
+          <w:b/>
+          <w:color w:val="111111"/>
+          <w:sz w:val="21"/>
+        </w:rPr>
+        <w:t>api_facturar</w:t>
+      </w:r>
+      <w:r>
+        <w:rPr>
+          <w:b/>
+          <w:color w:val="4A4A49"/>
+          <w:sz w:val="22"/>
+        </w:rPr>
+        <w:t xml:space="preserve"> — NO es segura, y es la que cuesta dinero.</w:t>
       </w:r>
       <w:r>
         <w:rPr>
@@ -16953,7 +18706,24 @@
           <w:color w:val="4A4A49"/>
           <w:sz w:val="22"/>
         </w:rPr>
-        <w:t>Clave de idempotencia en `api_facturar`.</w:t>
+        <w:t xml:space="preserve">Clave de idempotencia en </w:t>
+      </w:r>
+      <w:r>
+        <w:rPr>
+          <w:rFonts w:ascii="Consolas" w:hAnsi="Consolas"/>
+          <w:b/>
+          <w:color w:val="111111"/>
+          <w:sz w:val="21"/>
+        </w:rPr>
+        <w:t>api_facturar</w:t>
+      </w:r>
+      <w:r>
+        <w:rPr>
+          <w:b/>
+          <w:color w:val="4A4A49"/>
+          <w:sz w:val="22"/>
+        </w:rPr>
+        <w:t>.</w:t>
       </w:r>
       <w:r>
         <w:rPr>
@@ -16966,6 +18736,7 @@
       <w:r>
         <w:rPr>
           <w:rFonts w:ascii="Consolas" w:hAnsi="Consolas"/>
+          <w:b w:val="0"/>
           <w:color w:val="111111"/>
           <w:sz w:val="21"/>
         </w:rPr>
@@ -16998,6 +18769,7 @@
       <w:r>
         <w:rPr>
           <w:rFonts w:ascii="Consolas" w:hAnsi="Consolas"/>
+          <w:b w:val="0"/>
           <w:color w:val="111111"/>
           <w:sz w:val="21"/>
         </w:rPr>
@@ -17030,6 +18802,7 @@
       <w:r>
         <w:rPr>
           <w:rFonts w:ascii="Consolas" w:hAnsi="Consolas"/>
+          <w:b w:val="0"/>
           <w:color w:val="111111"/>
           <w:sz w:val="21"/>
         </w:rPr>
@@ -17062,6 +18835,7 @@
       <w:r>
         <w:rPr>
           <w:rFonts w:ascii="Consolas" w:hAnsi="Consolas"/>
+          <w:b w:val="0"/>
           <w:color w:val="111111"/>
           <w:sz w:val="21"/>
         </w:rPr>
@@ -17078,6 +18852,7 @@
       <w:r>
         <w:rPr>
           <w:rFonts w:ascii="Consolas" w:hAnsi="Consolas"/>
+          <w:b w:val="0"/>
           <w:color w:val="111111"/>
           <w:sz w:val="21"/>
         </w:rPr>
@@ -17115,6 +18890,7 @@
       <w:r>
         <w:rPr>
           <w:rFonts w:ascii="Consolas" w:hAnsi="Consolas"/>
+          <w:b w:val="0"/>
           <w:color w:val="111111"/>
           <w:sz w:val="21"/>
         </w:rPr>
@@ -17144,7 +18920,24 @@
           <w:color w:val="4A4A49"/>
           <w:sz w:val="22"/>
         </w:rPr>
-        <w:t>el hueco de concurrencia de `api_agendar_cita` sigue abierto</w:t>
+        <w:t xml:space="preserve">el hueco de concurrencia de </w:t>
+      </w:r>
+      <w:r>
+        <w:rPr>
+          <w:rFonts w:ascii="Consolas" w:hAnsi="Consolas"/>
+          <w:b/>
+          <w:color w:val="111111"/>
+          <w:sz w:val="21"/>
+        </w:rPr>
+        <w:t>api_agendar_cita</w:t>
+      </w:r>
+      <w:r>
+        <w:rPr>
+          <w:b/>
+          <w:color w:val="4A4A49"/>
+          <w:sz w:val="22"/>
+        </w:rPr>
+        <w:t xml:space="preserve"> sigue abierto</w:t>
       </w:r>
       <w:r>
         <w:rPr>
@@ -17157,6 +18950,7 @@
       <w:r>
         <w:rPr>
           <w:rFonts w:ascii="Consolas" w:hAnsi="Consolas"/>
+          <w:b w:val="0"/>
           <w:color w:val="111111"/>
           <w:sz w:val="21"/>
         </w:rPr>
@@ -17173,6 +18967,7 @@
       <w:r>
         <w:rPr>
           <w:rFonts w:ascii="Consolas" w:hAnsi="Consolas"/>
+          <w:b w:val="0"/>
           <w:color w:val="111111"/>
           <w:sz w:val="21"/>
         </w:rPr>
@@ -17189,6 +18984,7 @@
       <w:r>
         <w:rPr>
           <w:rFonts w:ascii="Consolas" w:hAnsi="Consolas"/>
+          <w:b w:val="0"/>
           <w:color w:val="111111"/>
           <w:sz w:val="21"/>
         </w:rPr>
@@ -17205,6 +19001,7 @@
       <w:r>
         <w:rPr>
           <w:rFonts w:ascii="Consolas" w:hAnsi="Consolas"/>
+          <w:b w:val="0"/>
           <w:color w:val="111111"/>
           <w:sz w:val="21"/>
         </w:rPr>
@@ -17221,6 +19018,7 @@
       <w:r>
         <w:rPr>
           <w:rFonts w:ascii="Consolas" w:hAnsi="Consolas"/>
+          <w:b w:val="0"/>
           <w:color w:val="111111"/>
           <w:sz w:val="21"/>
         </w:rPr>
@@ -17274,6 +19072,7 @@
       <w:r>
         <w:rPr>
           <w:rFonts w:ascii="Consolas" w:hAnsi="Consolas"/>
+          <w:b w:val="0"/>
           <w:i/>
           <w:color w:val="111111"/>
           <w:sz w:val="20"/>
@@ -17292,6 +19091,7 @@
       <w:r>
         <w:rPr>
           <w:rFonts w:ascii="Consolas" w:hAnsi="Consolas"/>
+          <w:b w:val="0"/>
           <w:i/>
           <w:color w:val="111111"/>
           <w:sz w:val="20"/>
@@ -17310,6 +19110,7 @@
       <w:r>
         <w:rPr>
           <w:rFonts w:ascii="Consolas" w:hAnsi="Consolas"/>
+          <w:b w:val="0"/>
           <w:i/>
           <w:color w:val="111111"/>
           <w:sz w:val="20"/>
@@ -17328,6 +19129,7 @@
       <w:r>
         <w:rPr>
           <w:rFonts w:ascii="Consolas" w:hAnsi="Consolas"/>
+          <w:b w:val="0"/>
           <w:i/>
           <w:color w:val="111111"/>
           <w:sz w:val="20"/>
@@ -17346,6 +19148,7 @@
       <w:r>
         <w:rPr>
           <w:rFonts w:ascii="Consolas" w:hAnsi="Consolas"/>
+          <w:b w:val="0"/>
           <w:i/>
           <w:color w:val="111111"/>
           <w:sz w:val="20"/>
@@ -17364,6 +19167,7 @@
       <w:r>
         <w:rPr>
           <w:rFonts w:ascii="Consolas" w:hAnsi="Consolas"/>
+          <w:b w:val="0"/>
           <w:i/>
           <w:color w:val="111111"/>
           <w:sz w:val="20"/>
@@ -17382,6 +19186,7 @@
       <w:r>
         <w:rPr>
           <w:rFonts w:ascii="Consolas" w:hAnsi="Consolas"/>
+          <w:b w:val="0"/>
           <w:i/>
           <w:color w:val="111111"/>
           <w:sz w:val="20"/>
@@ -17400,6 +19205,7 @@
       <w:r>
         <w:rPr>
           <w:rFonts w:ascii="Consolas" w:hAnsi="Consolas"/>
+          <w:b w:val="0"/>
           <w:i/>
           <w:color w:val="111111"/>
           <w:sz w:val="20"/>
@@ -17418,6 +19224,7 @@
       <w:r>
         <w:rPr>
           <w:rFonts w:ascii="Consolas" w:hAnsi="Consolas"/>
+          <w:b w:val="0"/>
           <w:i/>
           <w:color w:val="111111"/>
           <w:sz w:val="20"/>
@@ -17454,6 +19261,7 @@
       <w:r>
         <w:rPr>
           <w:rFonts w:ascii="Consolas" w:hAnsi="Consolas"/>
+          <w:b w:val="0"/>
           <w:i/>
           <w:color w:val="111111"/>
           <w:sz w:val="20"/>
@@ -17472,6 +19280,7 @@
       <w:r>
         <w:rPr>
           <w:rFonts w:ascii="Consolas" w:hAnsi="Consolas"/>
+          <w:b w:val="0"/>
           <w:i/>
           <w:color w:val="111111"/>
           <w:sz w:val="20"/>
@@ -17490,6 +19299,7 @@
       <w:r>
         <w:rPr>
           <w:rFonts w:ascii="Consolas" w:hAnsi="Consolas"/>
+          <w:b w:val="0"/>
           <w:i/>
           <w:color w:val="111111"/>
           <w:sz w:val="20"/>
@@ -17508,6 +19318,7 @@
       <w:r>
         <w:rPr>
           <w:rFonts w:ascii="Consolas" w:hAnsi="Consolas"/>
+          <w:b w:val="0"/>
           <w:i/>
           <w:color w:val="111111"/>
           <w:sz w:val="20"/>
@@ -17550,6 +19361,7 @@
       <w:r>
         <w:rPr>
           <w:rFonts w:ascii="Consolas" w:hAnsi="Consolas"/>
+          <w:b w:val="0"/>
           <w:i/>
           <w:color w:val="111111"/>
           <w:sz w:val="20"/>
@@ -17568,6 +19380,7 @@
       <w:r>
         <w:rPr>
           <w:rFonts w:ascii="Consolas" w:hAnsi="Consolas"/>
+          <w:b w:val="0"/>
           <w:i/>
           <w:color w:val="111111"/>
           <w:sz w:val="20"/>
@@ -17586,6 +19399,7 @@
       <w:r>
         <w:rPr>
           <w:rFonts w:ascii="Consolas" w:hAnsi="Consolas"/>
+          <w:b w:val="0"/>
           <w:i/>
           <w:color w:val="111111"/>
           <w:sz w:val="20"/>
@@ -17622,6 +19436,7 @@
       <w:r>
         <w:rPr>
           <w:rFonts w:ascii="Consolas" w:hAnsi="Consolas"/>
+          <w:b w:val="0"/>
           <w:i/>
           <w:color w:val="111111"/>
           <w:sz w:val="20"/>
@@ -17640,6 +19455,7 @@
       <w:r>
         <w:rPr>
           <w:rFonts w:ascii="Consolas" w:hAnsi="Consolas"/>
+          <w:b w:val="0"/>
           <w:i/>
           <w:color w:val="111111"/>
           <w:sz w:val="20"/>
@@ -17668,6 +19484,7 @@
       <w:r>
         <w:rPr>
           <w:rFonts w:ascii="Consolas" w:hAnsi="Consolas"/>
+          <w:b w:val="0"/>
           <w:color w:val="111111"/>
           <w:sz w:val="21"/>
         </w:rPr>
@@ -17700,6 +19517,7 @@
       <w:r>
         <w:rPr>
           <w:rFonts w:ascii="Consolas" w:hAnsi="Consolas"/>
+          <w:b w:val="0"/>
           <w:color w:val="111111"/>
           <w:sz w:val="21"/>
         </w:rPr>
@@ -17716,6 +19534,7 @@
       <w:r>
         <w:rPr>
           <w:rFonts w:ascii="Consolas" w:hAnsi="Consolas"/>
+          <w:b w:val="0"/>
           <w:color w:val="111111"/>
           <w:sz w:val="21"/>
         </w:rPr>
@@ -17732,6 +19551,7 @@
       <w:r>
         <w:rPr>
           <w:rFonts w:ascii="Consolas" w:hAnsi="Consolas"/>
+          <w:b w:val="0"/>
           <w:color w:val="111111"/>
           <w:sz w:val="21"/>
         </w:rPr>
@@ -17748,6 +19568,7 @@
       <w:r>
         <w:rPr>
           <w:rFonts w:ascii="Consolas" w:hAnsi="Consolas"/>
+          <w:b w:val="0"/>
           <w:color w:val="111111"/>
           <w:sz w:val="21"/>
         </w:rPr>
@@ -17764,6 +19585,7 @@
       <w:r>
         <w:rPr>
           <w:rFonts w:ascii="Consolas" w:hAnsi="Consolas"/>
+          <w:b w:val="0"/>
           <w:color w:val="111111"/>
           <w:sz w:val="21"/>
         </w:rPr>
@@ -17780,6 +19602,7 @@
       <w:r>
         <w:rPr>
           <w:rFonts w:ascii="Consolas" w:hAnsi="Consolas"/>
+          <w:b w:val="0"/>
           <w:color w:val="111111"/>
           <w:sz w:val="21"/>
         </w:rPr>
@@ -17833,7 +19656,58 @@
           <w:color w:val="4A4A49"/>
           <w:sz w:val="22"/>
         </w:rPr>
-        <w:t>incluido que `id_generado` es `NULL` cuando `ok` es falso</w:t>
+        <w:t xml:space="preserve">incluido que </w:t>
+      </w:r>
+      <w:r>
+        <w:rPr>
+          <w:rFonts w:ascii="Consolas" w:hAnsi="Consolas"/>
+          <w:b/>
+          <w:color w:val="111111"/>
+          <w:sz w:val="21"/>
+        </w:rPr>
+        <w:t>id_generado</w:t>
+      </w:r>
+      <w:r>
+        <w:rPr>
+          <w:b/>
+          <w:color w:val="4A4A49"/>
+          <w:sz w:val="22"/>
+        </w:rPr>
+        <w:t xml:space="preserve"> es </w:t>
+      </w:r>
+      <w:r>
+        <w:rPr>
+          <w:rFonts w:ascii="Consolas" w:hAnsi="Consolas"/>
+          <w:b/>
+          <w:color w:val="111111"/>
+          <w:sz w:val="21"/>
+        </w:rPr>
+        <w:t>NULL</w:t>
+      </w:r>
+      <w:r>
+        <w:rPr>
+          <w:b/>
+          <w:color w:val="4A4A49"/>
+          <w:sz w:val="22"/>
+        </w:rPr>
+        <w:t xml:space="preserve"> cuando </w:t>
+      </w:r>
+      <w:r>
+        <w:rPr>
+          <w:rFonts w:ascii="Consolas" w:hAnsi="Consolas"/>
+          <w:b/>
+          <w:color w:val="111111"/>
+          <w:sz w:val="21"/>
+        </w:rPr>
+        <w:t>ok</w:t>
+      </w:r>
+      <w:r>
+        <w:rPr>
+          <w:b/>
+          <w:color w:val="4A4A49"/>
+          <w:sz w:val="22"/>
+        </w:rPr>
+        <w:t xml:space="preserve"> es falso</w:t>
       </w:r>
       <w:r>
         <w:rPr>
@@ -17862,6 +19736,7 @@
       <w:r>
         <w:rPr>
           <w:rFonts w:ascii="Consolas" w:hAnsi="Consolas"/>
+          <w:b w:val="0"/>
           <w:color w:val="111111"/>
           <w:sz w:val="21"/>
         </w:rPr>
@@ -17878,6 +19753,7 @@
       <w:r>
         <w:rPr>
           <w:rFonts w:ascii="Consolas" w:hAnsi="Consolas"/>
+          <w:b w:val="0"/>
           <w:color w:val="111111"/>
           <w:sz w:val="21"/>
         </w:rPr>
@@ -17894,6 +19770,7 @@
       <w:r>
         <w:rPr>
           <w:rFonts w:ascii="Consolas" w:hAnsi="Consolas"/>
+          <w:b w:val="0"/>
           <w:color w:val="111111"/>
           <w:sz w:val="21"/>
         </w:rPr>
@@ -17931,6 +19808,7 @@
       <w:r>
         <w:rPr>
           <w:rFonts w:ascii="Consolas" w:hAnsi="Consolas"/>
+          <w:b w:val="0"/>
           <w:color w:val="111111"/>
           <w:sz w:val="21"/>
         </w:rPr>
@@ -17984,6 +19862,7 @@
       <w:r>
         <w:rPr>
           <w:rFonts w:ascii="Consolas" w:hAnsi="Consolas"/>
+          <w:b w:val="0"/>
           <w:color w:val="111111"/>
           <w:sz w:val="21"/>
         </w:rPr>
@@ -18000,6 +19879,7 @@
       <w:r>
         <w:rPr>
           <w:rFonts w:ascii="Consolas" w:hAnsi="Consolas"/>
+          <w:b w:val="0"/>
           <w:color w:val="111111"/>
           <w:sz w:val="21"/>
         </w:rPr>
@@ -18036,11 +19916,20 @@
       </w:r>
       <w:r>
         <w:rPr>
-          <w:b/>
-          <w:color w:val="4A4A49"/>
-          <w:sz w:val="22"/>
-        </w:rPr>
-        <w:t>`api_facturar` no es segura ante reintentos</w:t>
+          <w:rFonts w:ascii="Consolas" w:hAnsi="Consolas"/>
+          <w:b/>
+          <w:color w:val="111111"/>
+          <w:sz w:val="21"/>
+        </w:rPr>
+        <w:t>api_facturar</w:t>
+      </w:r>
+      <w:r>
+        <w:rPr>
+          <w:b/>
+          <w:color w:val="4A4A49"/>
+          <w:sz w:val="22"/>
+        </w:rPr>
+        <w:t xml:space="preserve"> no es segura ante reintentos</w:t>
       </w:r>
       <w:r>
         <w:rPr>
@@ -18053,6 +19942,7 @@
       <w:r>
         <w:rPr>
           <w:rFonts w:ascii="Consolas" w:hAnsi="Consolas"/>
+          <w:b w:val="0"/>
           <w:color w:val="111111"/>
           <w:sz w:val="21"/>
         </w:rPr>
@@ -18127,6 +20017,7 @@
       <w:r>
         <w:rPr>
           <w:rFonts w:ascii="Consolas" w:hAnsi="Consolas"/>
+          <w:b w:val="0"/>
           <w:color w:val="111111"/>
           <w:sz w:val="21"/>
         </w:rPr>
@@ -18175,6 +20066,7 @@
       <w:r>
         <w:rPr>
           <w:rFonts w:ascii="Consolas" w:hAnsi="Consolas"/>
+          <w:b w:val="0"/>
           <w:color w:val="111111"/>
           <w:sz w:val="21"/>
         </w:rPr>
@@ -18233,7 +20125,58 @@
           <w:color w:val="4A4A49"/>
           <w:sz w:val="22"/>
         </w:rPr>
-        <w:t>Omitir que `id_generado` viene en `NULL` cuando `ok` es falso.</w:t>
+        <w:t xml:space="preserve">Omitir que </w:t>
+      </w:r>
+      <w:r>
+        <w:rPr>
+          <w:rFonts w:ascii="Consolas" w:hAnsi="Consolas"/>
+          <w:b/>
+          <w:color w:val="111111"/>
+          <w:sz w:val="21"/>
+        </w:rPr>
+        <w:t>id_generado</w:t>
+      </w:r>
+      <w:r>
+        <w:rPr>
+          <w:b/>
+          <w:color w:val="4A4A49"/>
+          <w:sz w:val="22"/>
+        </w:rPr>
+        <w:t xml:space="preserve"> viene en </w:t>
+      </w:r>
+      <w:r>
+        <w:rPr>
+          <w:rFonts w:ascii="Consolas" w:hAnsi="Consolas"/>
+          <w:b/>
+          <w:color w:val="111111"/>
+          <w:sz w:val="21"/>
+        </w:rPr>
+        <w:t>NULL</w:t>
+      </w:r>
+      <w:r>
+        <w:rPr>
+          <w:b/>
+          <w:color w:val="4A4A49"/>
+          <w:sz w:val="22"/>
+        </w:rPr>
+        <w:t xml:space="preserve"> cuando </w:t>
+      </w:r>
+      <w:r>
+        <w:rPr>
+          <w:rFonts w:ascii="Consolas" w:hAnsi="Consolas"/>
+          <w:b/>
+          <w:color w:val="111111"/>
+          <w:sz w:val="21"/>
+        </w:rPr>
+        <w:t>ok</w:t>
+      </w:r>
+      <w:r>
+        <w:rPr>
+          <w:b/>
+          <w:color w:val="4A4A49"/>
+          <w:sz w:val="22"/>
+        </w:rPr>
+        <w:t xml:space="preserve"> es falso.</w:t>
       </w:r>
       <w:r>
         <w:rPr>
@@ -18246,6 +20189,7 @@
       <w:r>
         <w:rPr>
           <w:rFonts w:ascii="Consolas" w:hAnsi="Consolas"/>
+          <w:b w:val="0"/>
           <w:color w:val="111111"/>
           <w:sz w:val="21"/>
         </w:rPr>
@@ -18262,6 +20206,7 @@
       <w:r>
         <w:rPr>
           <w:rFonts w:ascii="Consolas" w:hAnsi="Consolas"/>
+          <w:b w:val="0"/>
           <w:color w:val="111111"/>
           <w:sz w:val="21"/>
         </w:rPr>
@@ -18336,6 +20281,7 @@
       <w:r>
         <w:rPr>
           <w:rFonts w:ascii="Consolas" w:hAnsi="Consolas"/>
+          <w:b w:val="0"/>
           <w:color w:val="111111"/>
           <w:sz w:val="21"/>
         </w:rPr>
@@ -18360,7 +20306,24 @@
           <w:color w:val="4A4A49"/>
           <w:sz w:val="22"/>
         </w:rPr>
-        <w:t>Mostrarle el `SQLERRM` al usuario final</w:t>
+        <w:t xml:space="preserve">Mostrarle el </w:t>
+      </w:r>
+      <w:r>
+        <w:rPr>
+          <w:rFonts w:ascii="Consolas" w:hAnsi="Consolas"/>
+          <w:b/>
+          <w:color w:val="111111"/>
+          <w:sz w:val="21"/>
+        </w:rPr>
+        <w:t>SQLERRM</w:t>
+      </w:r>
+      <w:r>
+        <w:rPr>
+          <w:b/>
+          <w:color w:val="4A4A49"/>
+          <w:sz w:val="22"/>
+        </w:rPr>
+        <w:t xml:space="preserve"> al usuario final</w:t>
       </w:r>
       <w:r>
         <w:rPr>
@@ -18373,6 +20336,7 @@
       <w:r>
         <w:rPr>
           <w:rFonts w:ascii="Consolas" w:hAnsi="Consolas"/>
+          <w:b w:val="0"/>
           <w:color w:val="111111"/>
           <w:sz w:val="21"/>
         </w:rPr>
@@ -18426,6 +20390,7 @@
       <w:r>
         <w:rPr>
           <w:rFonts w:ascii="Consolas" w:hAnsi="Consolas"/>
+          <w:b w:val="0"/>
           <w:color w:val="111111"/>
           <w:sz w:val="21"/>
         </w:rPr>
@@ -18758,6 +20723,7 @@
             <w:r>
               <w:rPr>
                 <w:rFonts w:ascii="Consolas" w:hAnsi="Consolas"/>
+                <w:b w:val="0"/>
                 <w:color w:val="111111"/>
                 <w:sz w:val="19"/>
               </w:rPr>
@@ -18774,6 +20740,7 @@
             <w:r>
               <w:rPr>
                 <w:rFonts w:ascii="Consolas" w:hAnsi="Consolas"/>
+                <w:b w:val="0"/>
                 <w:color w:val="111111"/>
                 <w:sz w:val="19"/>
               </w:rPr>
@@ -18874,6 +20841,7 @@
             <w:r>
               <w:rPr>
                 <w:rFonts w:ascii="Consolas" w:hAnsi="Consolas"/>
+                <w:b w:val="0"/>
                 <w:color w:val="111111"/>
                 <w:sz w:val="19"/>
               </w:rPr>
@@ -18890,6 +20858,7 @@
             <w:r>
               <w:rPr>
                 <w:rFonts w:ascii="Consolas" w:hAnsi="Consolas"/>
+                <w:b w:val="0"/>
                 <w:color w:val="111111"/>
                 <w:sz w:val="19"/>
               </w:rPr>
@@ -18906,6 +20875,7 @@
             <w:r>
               <w:rPr>
                 <w:rFonts w:ascii="Consolas" w:hAnsi="Consolas"/>
+                <w:b w:val="0"/>
                 <w:color w:val="111111"/>
                 <w:sz w:val="19"/>
               </w:rPr>
@@ -18922,6 +20892,7 @@
             <w:r>
               <w:rPr>
                 <w:rFonts w:ascii="Consolas" w:hAnsi="Consolas"/>
+                <w:b w:val="0"/>
                 <w:color w:val="111111"/>
                 <w:sz w:val="19"/>
               </w:rPr>
@@ -18938,6 +20909,7 @@
             <w:r>
               <w:rPr>
                 <w:rFonts w:ascii="Consolas" w:hAnsi="Consolas"/>
+                <w:b w:val="0"/>
                 <w:color w:val="111111"/>
                 <w:sz w:val="19"/>
               </w:rPr>
@@ -18954,6 +20926,7 @@
             <w:r>
               <w:rPr>
                 <w:rFonts w:ascii="Consolas" w:hAnsi="Consolas"/>
+                <w:b w:val="0"/>
                 <w:color w:val="111111"/>
                 <w:sz w:val="19"/>
               </w:rPr>
@@ -19071,6 +21044,7 @@
             <w:r>
               <w:rPr>
                 <w:rFonts w:ascii="Consolas" w:hAnsi="Consolas"/>
+                <w:b w:val="0"/>
                 <w:color w:val="111111"/>
                 <w:sz w:val="19"/>
               </w:rPr>
@@ -19179,6 +21153,7 @@
             <w:r>
               <w:rPr>
                 <w:rFonts w:ascii="Consolas" w:hAnsi="Consolas"/>
+                <w:b w:val="0"/>
                 <w:color w:val="111111"/>
                 <w:sz w:val="19"/>
               </w:rPr>
@@ -19195,6 +21170,7 @@
             <w:r>
               <w:rPr>
                 <w:rFonts w:ascii="Consolas" w:hAnsi="Consolas"/>
+                <w:b w:val="0"/>
                 <w:color w:val="111111"/>
                 <w:sz w:val="19"/>
               </w:rPr>
@@ -19211,6 +21187,7 @@
             <w:r>
               <w:rPr>
                 <w:rFonts w:ascii="Consolas" w:hAnsi="Consolas"/>
+                <w:b w:val="0"/>
                 <w:color w:val="111111"/>
                 <w:sz w:val="19"/>
               </w:rPr>
@@ -19227,6 +21204,7 @@
             <w:r>
               <w:rPr>
                 <w:rFonts w:ascii="Consolas" w:hAnsi="Consolas"/>
+                <w:b w:val="0"/>
                 <w:color w:val="111111"/>
                 <w:sz w:val="19"/>
               </w:rPr>
@@ -19328,6 +21306,7 @@
             <w:r>
               <w:rPr>
                 <w:rFonts w:ascii="Consolas" w:hAnsi="Consolas"/>
+                <w:b w:val="0"/>
                 <w:color w:val="111111"/>
                 <w:sz w:val="19"/>
               </w:rPr>
@@ -19908,6 +21887,7 @@
       <w:r>
         <w:rPr>
           <w:rFonts w:ascii="Consolas" w:hAnsi="Consolas"/>
+          <w:b w:val="0"/>
           <w:color w:val="111111"/>
           <w:sz w:val="21"/>
         </w:rPr>
@@ -20016,6 +21996,7 @@
       <w:r>
         <w:rPr>
           <w:rFonts w:ascii="Consolas" w:hAnsi="Consolas"/>
+          <w:b w:val="0"/>
           <w:color w:val="111111"/>
           <w:sz w:val="21"/>
         </w:rPr>
@@ -20032,6 +22013,7 @@
       <w:r>
         <w:rPr>
           <w:rFonts w:ascii="Consolas" w:hAnsi="Consolas"/>
+          <w:b w:val="0"/>
           <w:color w:val="111111"/>
           <w:sz w:val="21"/>
         </w:rPr>
@@ -20069,6 +22051,7 @@
       <w:r>
         <w:rPr>
           <w:rFonts w:ascii="Consolas" w:hAnsi="Consolas"/>
+          <w:b w:val="0"/>
           <w:color w:val="111111"/>
           <w:sz w:val="21"/>
         </w:rPr>
@@ -20150,7 +22133,24 @@
           <w:color w:val="4A4A49"/>
           <w:sz w:val="22"/>
         </w:rPr>
-        <w:t>1. «Si la aplicacion solo tiene `EXECUTE`, ¿como escribe la funcion en las tablas?»</w:t>
+        <w:t xml:space="preserve">1. «Si la aplicacion solo tiene </w:t>
+      </w:r>
+      <w:r>
+        <w:rPr>
+          <w:rFonts w:ascii="Consolas" w:hAnsi="Consolas"/>
+          <w:b/>
+          <w:color w:val="111111"/>
+          <w:sz w:val="21"/>
+        </w:rPr>
+        <w:t>EXECUTE</w:t>
+      </w:r>
+      <w:r>
+        <w:rPr>
+          <w:b/>
+          <w:color w:val="4A4A49"/>
+          <w:sz w:val="22"/>
+        </w:rPr>
+        <w:t>, ¿como escribe la funcion en las tablas?»</w:t>
       </w:r>
       <w:r>
         <w:rPr>
@@ -20173,6 +22173,7 @@
       <w:r>
         <w:rPr>
           <w:rFonts w:ascii="Consolas" w:hAnsi="Consolas"/>
+          <w:b w:val="0"/>
           <w:color w:val="111111"/>
           <w:sz w:val="21"/>
         </w:rPr>
@@ -20205,6 +22206,7 @@
       <w:r>
         <w:rPr>
           <w:rFonts w:ascii="Consolas" w:hAnsi="Consolas"/>
+          <w:b w:val="0"/>
           <w:color w:val="111111"/>
           <w:sz w:val="21"/>
         </w:rPr>
@@ -20221,6 +22223,7 @@
       <w:r>
         <w:rPr>
           <w:rFonts w:ascii="Consolas" w:hAnsi="Consolas"/>
+          <w:b w:val="0"/>
           <w:color w:val="111111"/>
           <w:sz w:val="21"/>
         </w:rPr>
@@ -20237,6 +22240,7 @@
       <w:r>
         <w:rPr>
           <w:rFonts w:ascii="Consolas" w:hAnsi="Consolas"/>
+          <w:b w:val="0"/>
           <w:color w:val="111111"/>
           <w:sz w:val="21"/>
         </w:rPr>
@@ -20253,6 +22257,7 @@
       <w:r>
         <w:rPr>
           <w:rFonts w:ascii="Consolas" w:hAnsi="Consolas"/>
+          <w:b w:val="0"/>
           <w:color w:val="111111"/>
           <w:sz w:val="21"/>
         </w:rPr>
@@ -20269,6 +22274,7 @@
       <w:r>
         <w:rPr>
           <w:rFonts w:ascii="Consolas" w:hAnsi="Consolas"/>
+          <w:b w:val="0"/>
           <w:color w:val="111111"/>
           <w:sz w:val="21"/>
         </w:rPr>
@@ -20285,6 +22291,7 @@
       <w:r>
         <w:rPr>
           <w:rFonts w:ascii="Consolas" w:hAnsi="Consolas"/>
+          <w:b w:val="0"/>
           <w:color w:val="111111"/>
           <w:sz w:val="21"/>
         </w:rPr>
@@ -20329,6 +22336,7 @@
       <w:r>
         <w:rPr>
           <w:rFonts w:ascii="Consolas" w:hAnsi="Consolas"/>
+          <w:b w:val="0"/>
           <w:color w:val="111111"/>
           <w:sz w:val="21"/>
         </w:rPr>
@@ -20345,6 +22353,7 @@
       <w:r>
         <w:rPr>
           <w:rFonts w:ascii="Consolas" w:hAnsi="Consolas"/>
+          <w:b w:val="0"/>
           <w:color w:val="111111"/>
           <w:sz w:val="21"/>
         </w:rPr>
@@ -20377,6 +22386,7 @@
       <w:r>
         <w:rPr>
           <w:rFonts w:ascii="Consolas" w:hAnsi="Consolas"/>
+          <w:b w:val="0"/>
           <w:color w:val="111111"/>
           <w:sz w:val="21"/>
         </w:rPr>
@@ -20393,6 +22403,7 @@
       <w:r>
         <w:rPr>
           <w:rFonts w:ascii="Consolas" w:hAnsi="Consolas"/>
+          <w:b w:val="0"/>
           <w:color w:val="111111"/>
           <w:sz w:val="21"/>
         </w:rPr>
@@ -20409,6 +22420,7 @@
       <w:r>
         <w:rPr>
           <w:rFonts w:ascii="Consolas" w:hAnsi="Consolas"/>
+          <w:b w:val="0"/>
           <w:color w:val="111111"/>
           <w:sz w:val="21"/>
         </w:rPr>
@@ -20453,6 +22465,7 @@
       <w:r>
         <w:rPr>
           <w:rFonts w:ascii="Consolas" w:hAnsi="Consolas"/>
+          <w:b w:val="0"/>
           <w:color w:val="111111"/>
           <w:sz w:val="21"/>
         </w:rPr>
@@ -20689,7 +22702,41 @@
           <w:color w:val="4A4A49"/>
           <w:sz w:val="22"/>
         </w:rPr>
-        <w:t>El orden de ejecucion es `01` a `08` y no es decorativo: hay una dependencia real.</w:t>
+        <w:t xml:space="preserve">El orden de ejecucion es </w:t>
+      </w:r>
+      <w:r>
+        <w:rPr>
+          <w:rFonts w:ascii="Consolas" w:hAnsi="Consolas"/>
+          <w:b/>
+          <w:color w:val="111111"/>
+          <w:sz w:val="21"/>
+        </w:rPr>
+        <w:t>01</w:t>
+      </w:r>
+      <w:r>
+        <w:rPr>
+          <w:b/>
+          <w:color w:val="4A4A49"/>
+          <w:sz w:val="22"/>
+        </w:rPr>
+        <w:t xml:space="preserve"> a </w:t>
+      </w:r>
+      <w:r>
+        <w:rPr>
+          <w:rFonts w:ascii="Consolas" w:hAnsi="Consolas"/>
+          <w:b/>
+          <w:color w:val="111111"/>
+          <w:sz w:val="21"/>
+        </w:rPr>
+        <w:t>08</w:t>
+      </w:r>
+      <w:r>
+        <w:rPr>
+          <w:b/>
+          <w:color w:val="4A4A49"/>
+          <w:sz w:val="22"/>
+        </w:rPr>
+        <w:t xml:space="preserve"> y no es decorativo: hay una dependencia real.</w:t>
       </w:r>
       <w:r>
         <w:rPr>
@@ -20702,6 +22749,7 @@
       <w:r>
         <w:rPr>
           <w:rFonts w:ascii="Consolas" w:hAnsi="Consolas"/>
+          <w:b w:val="0"/>
           <w:color w:val="111111"/>
           <w:sz w:val="21"/>
         </w:rPr>
@@ -20734,6 +22782,7 @@
       <w:r>
         <w:rPr>
           <w:rFonts w:ascii="Consolas" w:hAnsi="Consolas"/>
+          <w:b w:val="0"/>
           <w:color w:val="111111"/>
           <w:sz w:val="21"/>
         </w:rPr>
@@ -20750,6 +22799,7 @@
       <w:r>
         <w:rPr>
           <w:rFonts w:ascii="Consolas" w:hAnsi="Consolas"/>
+          <w:b w:val="0"/>
           <w:color w:val="111111"/>
           <w:sz w:val="21"/>
         </w:rPr>
@@ -20766,6 +22816,7 @@
       <w:r>
         <w:rPr>
           <w:rFonts w:ascii="Consolas" w:hAnsi="Consolas"/>
+          <w:b w:val="0"/>
           <w:color w:val="111111"/>
           <w:sz w:val="21"/>
         </w:rPr>
@@ -20782,6 +22833,7 @@
       <w:r>
         <w:rPr>
           <w:rFonts w:ascii="Consolas" w:hAnsi="Consolas"/>
+          <w:b w:val="0"/>
           <w:color w:val="111111"/>
           <w:sz w:val="21"/>
         </w:rPr>
@@ -20798,6 +22850,7 @@
       <w:r>
         <w:rPr>
           <w:rFonts w:ascii="Consolas" w:hAnsi="Consolas"/>
+          <w:b w:val="0"/>
           <w:color w:val="111111"/>
           <w:sz w:val="21"/>
         </w:rPr>
@@ -20856,6 +22909,7 @@
       <w:r>
         <w:rPr>
           <w:rFonts w:ascii="Consolas" w:hAnsi="Consolas"/>
+          <w:b w:val="0"/>
           <w:color w:val="111111"/>
           <w:sz w:val="21"/>
         </w:rPr>
@@ -20872,6 +22926,7 @@
       <w:r>
         <w:rPr>
           <w:rFonts w:ascii="Consolas" w:hAnsi="Consolas"/>
+          <w:b w:val="0"/>
           <w:color w:val="111111"/>
           <w:sz w:val="21"/>
         </w:rPr>
@@ -20957,6 +23012,7 @@
       <w:r>
         <w:rPr>
           <w:rFonts w:ascii="Consolas" w:hAnsi="Consolas"/>
+          <w:b w:val="0"/>
           <w:color w:val="111111"/>
           <w:sz w:val="21"/>
         </w:rPr>
@@ -21079,6 +23135,7 @@
       <w:r>
         <w:rPr>
           <w:rFonts w:ascii="Consolas" w:hAnsi="Consolas"/>
+          <w:b w:val="0"/>
           <w:color w:val="111111"/>
           <w:sz w:val="21"/>
         </w:rPr>
@@ -21132,6 +23189,7 @@
       <w:r>
         <w:rPr>
           <w:rFonts w:ascii="Consolas" w:hAnsi="Consolas"/>
+          <w:b w:val="0"/>
           <w:color w:val="111111"/>
           <w:sz w:val="21"/>
         </w:rPr>
@@ -21169,6 +23227,7 @@
       <w:r>
         <w:rPr>
           <w:rFonts w:ascii="Consolas" w:hAnsi="Consolas"/>
+          <w:b w:val="0"/>
           <w:color w:val="111111"/>
           <w:sz w:val="21"/>
         </w:rPr>
@@ -21356,6 +23415,7 @@
       <w:r>
         <w:rPr>
           <w:rFonts w:ascii="Consolas" w:hAnsi="Consolas"/>
+          <w:b w:val="0"/>
           <w:color w:val="111111"/>
           <w:sz w:val="21"/>
         </w:rPr>
@@ -21421,7 +23481,41 @@
           <w:color w:val="4A4A49"/>
           <w:sz w:val="22"/>
         </w:rPr>
-        <w:t xml:space="preserve">Mi `api_agendar_cita(3, ...)` devuelve `ok = false` y </w:t>
+        <w:t xml:space="preserve">Mi </w:t>
+      </w:r>
+      <w:r>
+        <w:rPr>
+          <w:rFonts w:ascii="Consolas" w:hAnsi="Consolas"/>
+          <w:b/>
+          <w:color w:val="111111"/>
+          <w:sz w:val="21"/>
+        </w:rPr>
+        <w:t>api_agendar_cita(3, ...)</w:t>
+      </w:r>
+      <w:r>
+        <w:rPr>
+          <w:b/>
+          <w:color w:val="4A4A49"/>
+          <w:sz w:val="22"/>
+        </w:rPr>
+        <w:t xml:space="preserve"> devuelve </w:t>
+      </w:r>
+      <w:r>
+        <w:rPr>
+          <w:rFonts w:ascii="Consolas" w:hAnsi="Consolas"/>
+          <w:b/>
+          <w:color w:val="111111"/>
+          <w:sz w:val="21"/>
+        </w:rPr>
+        <w:t>ok = false</w:t>
+      </w:r>
+      <w:r>
+        <w:rPr>
+          <w:b/>
+          <w:color w:val="4A4A49"/>
+          <w:sz w:val="22"/>
+        </w:rPr>
+        <w:t xml:space="preserve"> y </w:t>
       </w:r>
       <w:r>
         <w:rPr>
@@ -21452,6 +23546,7 @@
       <w:r>
         <w:rPr>
           <w:rFonts w:ascii="Consolas" w:hAnsi="Consolas"/>
+          <w:b w:val="0"/>
           <w:color w:val="111111"/>
           <w:sz w:val="21"/>
         </w:rPr>
@@ -21468,6 +23563,7 @@
       <w:r>
         <w:rPr>
           <w:rFonts w:ascii="Consolas" w:hAnsi="Consolas"/>
+          <w:b w:val="0"/>
           <w:color w:val="111111"/>
           <w:sz w:val="21"/>
         </w:rPr>
@@ -21483,11 +23579,20 @@
       </w:r>
       <w:r>
         <w:rPr>
-          <w:b/>
-          <w:color w:val="4A4A49"/>
-          <w:sz w:val="22"/>
-        </w:rPr>
-        <w:t>`RETURN QUERY` no termina la funcion.</w:t>
+          <w:rFonts w:ascii="Consolas" w:hAnsi="Consolas"/>
+          <w:b/>
+          <w:color w:val="111111"/>
+          <w:sz w:val="21"/>
+        </w:rPr>
+        <w:t>RETURN QUERY</w:t>
+      </w:r>
+      <w:r>
+        <w:rPr>
+          <w:b/>
+          <w:color w:val="4A4A49"/>
+          <w:sz w:val="22"/>
+        </w:rPr>
+        <w:t xml:space="preserve"> no termina la funcion.</w:t>
       </w:r>
       <w:r>
         <w:rPr>
@@ -21500,6 +23605,7 @@
       <w:r>
         <w:rPr>
           <w:rFonts w:ascii="Consolas" w:hAnsi="Consolas"/>
+          <w:b w:val="0"/>
           <w:color w:val="111111"/>
           <w:sz w:val="21"/>
         </w:rPr>
@@ -21516,6 +23622,7 @@
       <w:r>
         <w:rPr>
           <w:rFonts w:ascii="Consolas" w:hAnsi="Consolas"/>
+          <w:b w:val="0"/>
           <w:color w:val="111111"/>
           <w:sz w:val="21"/>
         </w:rPr>
@@ -21532,6 +23639,7 @@
       <w:r>
         <w:rPr>
           <w:rFonts w:ascii="Consolas" w:hAnsi="Consolas"/>
+          <w:b w:val="0"/>
           <w:color w:val="111111"/>
           <w:sz w:val="21"/>
         </w:rPr>
@@ -21564,6 +23672,7 @@
       <w:r>
         <w:rPr>
           <w:rFonts w:ascii="Consolas" w:hAnsi="Consolas"/>
+          <w:b w:val="0"/>
           <w:color w:val="111111"/>
           <w:sz w:val="21"/>
         </w:rPr>
@@ -21580,6 +23689,7 @@
       <w:r>
         <w:rPr>
           <w:rFonts w:ascii="Consolas" w:hAnsi="Consolas"/>
+          <w:b w:val="0"/>
           <w:color w:val="111111"/>
           <w:sz w:val="21"/>
         </w:rPr>
@@ -21601,7 +23711,24 @@
           <w:color w:val="4A4A49"/>
           <w:sz w:val="22"/>
         </w:rPr>
-        <w:t>¿Por que `CALL api_agendar_cita(...)` me dice «is not a procedure»?</w:t>
+        <w:t xml:space="preserve">¿Por que </w:t>
+      </w:r>
+      <w:r>
+        <w:rPr>
+          <w:rFonts w:ascii="Consolas" w:hAnsi="Consolas"/>
+          <w:b/>
+          <w:color w:val="111111"/>
+          <w:sz w:val="21"/>
+        </w:rPr>
+        <w:t>CALL api_agendar_cita(...)</w:t>
+      </w:r>
+      <w:r>
+        <w:rPr>
+          <w:b/>
+          <w:color w:val="4A4A49"/>
+          <w:sz w:val="22"/>
+        </w:rPr>
+        <w:t xml:space="preserve"> me dice «is not a procedure»?</w:t>
       </w:r>
     </w:p>
     <w:p>
@@ -21616,6 +23743,7 @@
       <w:r>
         <w:rPr>
           <w:rFonts w:ascii="Consolas" w:hAnsi="Consolas"/>
+          <w:b w:val="0"/>
           <w:color w:val="111111"/>
           <w:sz w:val="21"/>
         </w:rPr>
@@ -21632,6 +23760,7 @@
       <w:r>
         <w:rPr>
           <w:rFonts w:ascii="Consolas" w:hAnsi="Consolas"/>
+          <w:b w:val="0"/>
           <w:color w:val="111111"/>
           <w:sz w:val="21"/>
         </w:rPr>
@@ -21664,6 +23793,7 @@
       <w:r>
         <w:rPr>
           <w:rFonts w:ascii="Consolas" w:hAnsi="Consolas"/>
+          <w:b w:val="0"/>
           <w:color w:val="111111"/>
           <w:sz w:val="21"/>
         </w:rPr>
@@ -21680,6 +23810,7 @@
       <w:r>
         <w:rPr>
           <w:rFonts w:ascii="Consolas" w:hAnsi="Consolas"/>
+          <w:b w:val="0"/>
           <w:color w:val="111111"/>
           <w:sz w:val="21"/>
         </w:rPr>
@@ -21696,6 +23827,7 @@
       <w:r>
         <w:rPr>
           <w:rFonts w:ascii="Consolas" w:hAnsi="Consolas"/>
+          <w:b w:val="0"/>
           <w:color w:val="111111"/>
           <w:sz w:val="21"/>
         </w:rPr>
@@ -21712,6 +23844,7 @@
       <w:r>
         <w:rPr>
           <w:rFonts w:ascii="Consolas" w:hAnsi="Consolas"/>
+          <w:b w:val="0"/>
           <w:color w:val="111111"/>
           <w:sz w:val="21"/>
         </w:rPr>
@@ -21733,7 +23866,24 @@
           <w:color w:val="4A4A49"/>
           <w:sz w:val="22"/>
         </w:rPr>
-        <w:t>Hice todo lo de la pregunta 4 y `app_vetcare` sigue sin poder agendar. ¿Que me falta?</w:t>
+        <w:t xml:space="preserve">Hice todo lo de la pregunta 4 y </w:t>
+      </w:r>
+      <w:r>
+        <w:rPr>
+          <w:rFonts w:ascii="Consolas" w:hAnsi="Consolas"/>
+          <w:b/>
+          <w:color w:val="111111"/>
+          <w:sz w:val="21"/>
+        </w:rPr>
+        <w:t>app_vetcare</w:t>
+      </w:r>
+      <w:r>
+        <w:rPr>
+          <w:b/>
+          <w:color w:val="4A4A49"/>
+          <w:sz w:val="22"/>
+        </w:rPr>
+        <w:t xml:space="preserve"> sigue sin poder agendar. ¿Que me falta?</w:t>
       </w:r>
     </w:p>
     <w:p>
@@ -21756,6 +23906,7 @@
       <w:r>
         <w:rPr>
           <w:rFonts w:ascii="Consolas" w:hAnsi="Consolas"/>
+          <w:b w:val="0"/>
           <w:color w:val="111111"/>
           <w:sz w:val="21"/>
         </w:rPr>
@@ -21788,6 +23939,7 @@
       <w:r>
         <w:rPr>
           <w:rFonts w:ascii="Consolas" w:hAnsi="Consolas"/>
+          <w:b w:val="0"/>
           <w:color w:val="111111"/>
           <w:sz w:val="21"/>
         </w:rPr>
@@ -21804,6 +23956,7 @@
       <w:r>
         <w:rPr>
           <w:rFonts w:ascii="Consolas" w:hAnsi="Consolas"/>
+          <w:b w:val="0"/>
           <w:color w:val="111111"/>
           <w:sz w:val="21"/>
         </w:rPr>
@@ -21820,6 +23973,7 @@
       <w:r>
         <w:rPr>
           <w:rFonts w:ascii="Consolas" w:hAnsi="Consolas"/>
+          <w:b w:val="0"/>
           <w:color w:val="111111"/>
           <w:sz w:val="21"/>
         </w:rPr>
@@ -21836,6 +23990,7 @@
       <w:r>
         <w:rPr>
           <w:rFonts w:ascii="Consolas" w:hAnsi="Consolas"/>
+          <w:b w:val="0"/>
           <w:color w:val="111111"/>
           <w:sz w:val="21"/>
         </w:rPr>
@@ -21852,6 +24007,7 @@
       <w:r>
         <w:rPr>
           <w:rFonts w:ascii="Consolas" w:hAnsi="Consolas"/>
+          <w:b w:val="0"/>
           <w:color w:val="111111"/>
           <w:sz w:val="21"/>
         </w:rPr>
@@ -21868,6 +24024,7 @@
       <w:r>
         <w:rPr>
           <w:rFonts w:ascii="Consolas" w:hAnsi="Consolas"/>
+          <w:b w:val="0"/>
           <w:color w:val="111111"/>
           <w:sz w:val="21"/>
         </w:rPr>
@@ -21884,6 +24041,7 @@
       <w:r>
         <w:rPr>
           <w:rFonts w:ascii="Consolas" w:hAnsi="Consolas"/>
+          <w:b w:val="0"/>
           <w:color w:val="111111"/>
           <w:sz w:val="21"/>
         </w:rPr>
@@ -21900,6 +24058,7 @@
       <w:r>
         <w:rPr>
           <w:rFonts w:ascii="Consolas" w:hAnsi="Consolas"/>
+          <w:b w:val="0"/>
           <w:color w:val="111111"/>
           <w:sz w:val="21"/>
         </w:rPr>
@@ -21916,6 +24075,7 @@
       <w:r>
         <w:rPr>
           <w:rFonts w:ascii="Consolas" w:hAnsi="Consolas"/>
+          <w:b w:val="0"/>
           <w:color w:val="111111"/>
           <w:sz w:val="21"/>
         </w:rPr>
@@ -21932,6 +24092,7 @@
       <w:r>
         <w:rPr>
           <w:rFonts w:ascii="Consolas" w:hAnsi="Consolas"/>
+          <w:b w:val="0"/>
           <w:color w:val="111111"/>
           <w:sz w:val="21"/>
         </w:rPr>
@@ -21953,7 +24114,41 @@
           <w:color w:val="4A4A49"/>
           <w:sz w:val="22"/>
         </w:rPr>
-        <w:t>¿Puedo probar los permisos si `app_vetcare` es `NOLOGIN` y en ExamLab hay una sola conexion?</w:t>
+        <w:t xml:space="preserve">¿Puedo probar los permisos si </w:t>
+      </w:r>
+      <w:r>
+        <w:rPr>
+          <w:rFonts w:ascii="Consolas" w:hAnsi="Consolas"/>
+          <w:b/>
+          <w:color w:val="111111"/>
+          <w:sz w:val="21"/>
+        </w:rPr>
+        <w:t>app_vetcare</w:t>
+      </w:r>
+      <w:r>
+        <w:rPr>
+          <w:b/>
+          <w:color w:val="4A4A49"/>
+          <w:sz w:val="22"/>
+        </w:rPr>
+        <w:t xml:space="preserve"> es </w:t>
+      </w:r>
+      <w:r>
+        <w:rPr>
+          <w:rFonts w:ascii="Consolas" w:hAnsi="Consolas"/>
+          <w:b/>
+          <w:color w:val="111111"/>
+          <w:sz w:val="21"/>
+        </w:rPr>
+        <w:t>NOLOGIN</w:t>
+      </w:r>
+      <w:r>
+        <w:rPr>
+          <w:b/>
+          <w:color w:val="4A4A49"/>
+          <w:sz w:val="22"/>
+        </w:rPr>
+        <w:t xml:space="preserve"> y en ExamLab hay una sola conexion?</w:t>
       </w:r>
     </w:p>
     <w:p>
@@ -21968,6 +24163,7 @@
       <w:r>
         <w:rPr>
           <w:rFonts w:ascii="Consolas" w:hAnsi="Consolas"/>
+          <w:b w:val="0"/>
           <w:color w:val="111111"/>
           <w:sz w:val="21"/>
         </w:rPr>
@@ -21984,6 +24180,7 @@
       <w:r>
         <w:rPr>
           <w:rFonts w:ascii="Consolas" w:hAnsi="Consolas"/>
+          <w:b w:val="0"/>
           <w:color w:val="111111"/>
           <w:sz w:val="21"/>
         </w:rPr>
@@ -22000,6 +24197,7 @@
       <w:r>
         <w:rPr>
           <w:rFonts w:ascii="Consolas" w:hAnsi="Consolas"/>
+          <w:b w:val="0"/>
           <w:color w:val="111111"/>
           <w:sz w:val="21"/>
         </w:rPr>
@@ -22032,6 +24230,7 @@
       <w:r>
         <w:rPr>
           <w:rFonts w:ascii="Consolas" w:hAnsi="Consolas"/>
+          <w:b w:val="0"/>
           <w:color w:val="111111"/>
           <w:sz w:val="21"/>
         </w:rPr>
@@ -22048,6 +24247,7 @@
       <w:r>
         <w:rPr>
           <w:rFonts w:ascii="Consolas" w:hAnsi="Consolas"/>
+          <w:b w:val="0"/>
           <w:color w:val="111111"/>
           <w:sz w:val="21"/>
         </w:rPr>
@@ -22064,6 +24264,7 @@
       <w:r>
         <w:rPr>
           <w:rFonts w:ascii="Consolas" w:hAnsi="Consolas"/>
+          <w:b w:val="0"/>
           <w:color w:val="111111"/>
           <w:sz w:val="21"/>
         </w:rPr>
@@ -22080,6 +24281,7 @@
       <w:r>
         <w:rPr>
           <w:rFonts w:ascii="Consolas" w:hAnsi="Consolas"/>
+          <w:b w:val="0"/>
           <w:color w:val="111111"/>
           <w:sz w:val="21"/>
         </w:rPr>
@@ -22148,6 +24350,7 @@
       <w:r>
         <w:rPr>
           <w:rFonts w:ascii="Consolas" w:hAnsi="Consolas"/>
+          <w:b w:val="0"/>
           <w:color w:val="111111"/>
           <w:sz w:val="21"/>
         </w:rPr>
@@ -22180,6 +24383,7 @@
       <w:r>
         <w:rPr>
           <w:rFonts w:ascii="Consolas" w:hAnsi="Consolas"/>
+          <w:b w:val="0"/>
           <w:color w:val="111111"/>
           <w:sz w:val="21"/>
         </w:rPr>
@@ -22212,6 +24416,7 @@
       <w:r>
         <w:rPr>
           <w:rFonts w:ascii="Consolas" w:hAnsi="Consolas"/>
+          <w:b w:val="0"/>
           <w:color w:val="111111"/>
           <w:sz w:val="21"/>
         </w:rPr>
@@ -22228,6 +24433,7 @@
       <w:r>
         <w:rPr>
           <w:rFonts w:ascii="Consolas" w:hAnsi="Consolas"/>
+          <w:b w:val="0"/>
           <w:color w:val="111111"/>
           <w:sz w:val="21"/>
         </w:rPr>
@@ -22244,6 +24450,7 @@
       <w:r>
         <w:rPr>
           <w:rFonts w:ascii="Consolas" w:hAnsi="Consolas"/>
+          <w:b w:val="0"/>
           <w:color w:val="111111"/>
           <w:sz w:val="21"/>
         </w:rPr>
@@ -22312,6 +24519,7 @@
       <w:r>
         <w:rPr>
           <w:rFonts w:ascii="Consolas" w:hAnsi="Consolas"/>
+          <w:b w:val="0"/>
           <w:color w:val="111111"/>
           <w:sz w:val="21"/>
         </w:rPr>
@@ -22328,6 +24536,7 @@
       <w:r>
         <w:rPr>
           <w:rFonts w:ascii="Consolas" w:hAnsi="Consolas"/>
+          <w:b w:val="0"/>
           <w:color w:val="111111"/>
           <w:sz w:val="21"/>
         </w:rPr>
@@ -22349,7 +24558,24 @@
           <w:color w:val="4A4A49"/>
           <w:sz w:val="22"/>
         </w:rPr>
-        <w:t>¿`api_facturar` es segura si la app reintenta por un timeout de red?</w:t>
+        <w:t>¿</w:t>
+      </w:r>
+      <w:r>
+        <w:rPr>
+          <w:rFonts w:ascii="Consolas" w:hAnsi="Consolas"/>
+          <w:b/>
+          <w:color w:val="111111"/>
+          <w:sz w:val="21"/>
+        </w:rPr>
+        <w:t>api_facturar</w:t>
+      </w:r>
+      <w:r>
+        <w:rPr>
+          <w:b/>
+          <w:color w:val="4A4A49"/>
+          <w:sz w:val="22"/>
+        </w:rPr>
+        <w:t xml:space="preserve"> es segura si la app reintenta por un timeout de red?</w:t>
       </w:r>
     </w:p>
     <w:p>
@@ -22388,6 +24614,7 @@
       <w:r>
         <w:rPr>
           <w:rFonts w:ascii="Consolas" w:hAnsi="Consolas"/>
+          <w:b w:val="0"/>
           <w:color w:val="111111"/>
           <w:sz w:val="21"/>
         </w:rPr>
@@ -22404,6 +24631,7 @@
       <w:r>
         <w:rPr>
           <w:rFonts w:ascii="Consolas" w:hAnsi="Consolas"/>
+          <w:b w:val="0"/>
           <w:color w:val="111111"/>
           <w:sz w:val="21"/>
         </w:rPr>
@@ -22420,6 +24648,7 @@
       <w:r>
         <w:rPr>
           <w:rFonts w:ascii="Consolas" w:hAnsi="Consolas"/>
+          <w:b w:val="0"/>
           <w:color w:val="111111"/>
           <w:sz w:val="21"/>
         </w:rPr>
@@ -22436,6 +24665,7 @@
       <w:r>
         <w:rPr>
           <w:rFonts w:ascii="Consolas" w:hAnsi="Consolas"/>
+          <w:b w:val="0"/>
           <w:color w:val="111111"/>
           <w:sz w:val="21"/>
         </w:rPr>
@@ -22457,7 +24687,41 @@
           <w:color w:val="4A4A49"/>
           <w:sz w:val="22"/>
         </w:rPr>
-        <w:t>El `REVOKE` del paso 2 de la pregunta 4 me saca un `WARNING`. ¿Esta mal?</w:t>
+        <w:t xml:space="preserve">El </w:t>
+      </w:r>
+      <w:r>
+        <w:rPr>
+          <w:rFonts w:ascii="Consolas" w:hAnsi="Consolas"/>
+          <w:b/>
+          <w:color w:val="111111"/>
+          <w:sz w:val="21"/>
+        </w:rPr>
+        <w:t>REVOKE</w:t>
+      </w:r>
+      <w:r>
+        <w:rPr>
+          <w:b/>
+          <w:color w:val="4A4A49"/>
+          <w:sz w:val="22"/>
+        </w:rPr>
+        <w:t xml:space="preserve"> del paso 2 de la pregunta 4 me saca un </w:t>
+      </w:r>
+      <w:r>
+        <w:rPr>
+          <w:rFonts w:ascii="Consolas" w:hAnsi="Consolas"/>
+          <w:b/>
+          <w:color w:val="111111"/>
+          <w:sz w:val="21"/>
+        </w:rPr>
+        <w:t>WARNING</w:t>
+      </w:r>
+      <w:r>
+        <w:rPr>
+          <w:b/>
+          <w:color w:val="4A4A49"/>
+          <w:sz w:val="22"/>
+        </w:rPr>
+        <w:t>. ¿Esta mal?</w:t>
       </w:r>
     </w:p>
     <w:p>
@@ -22472,6 +24736,7 @@
       <w:r>
         <w:rPr>
           <w:rFonts w:ascii="Consolas" w:hAnsi="Consolas"/>
+          <w:b w:val="0"/>
           <w:color w:val="111111"/>
           <w:sz w:val="21"/>
         </w:rPr>
@@ -22488,6 +24753,7 @@
       <w:r>
         <w:rPr>
           <w:rFonts w:ascii="Consolas" w:hAnsi="Consolas"/>
+          <w:b w:val="0"/>
           <w:color w:val="111111"/>
           <w:sz w:val="21"/>
         </w:rPr>
@@ -22520,6 +24786,7 @@
       <w:r>
         <w:rPr>
           <w:rFonts w:ascii="Consolas" w:hAnsi="Consolas"/>
+          <w:b w:val="0"/>
           <w:color w:val="111111"/>
           <w:sz w:val="21"/>
         </w:rPr>
@@ -22565,7 +24832,16 @@
           <w:color w:val="4A4A49"/>
           <w:sz w:val="22"/>
         </w:rPr>
-        <w:t>tres funciones `api_*`</w:t>
+        <w:t xml:space="preserve">tres funciones </w:t>
+      </w:r>
+      <w:r>
+        <w:rPr>
+          <w:rFonts w:ascii="Consolas" w:hAnsi="Consolas"/>
+          <w:b/>
+          <w:color w:val="111111"/>
+          <w:sz w:val="21"/>
+        </w:rPr>
+        <w:t>api_*</w:t>
       </w:r>
       <w:r>
         <w:rPr>
@@ -22578,6 +24854,7 @@
       <w:r>
         <w:rPr>
           <w:rFonts w:ascii="Consolas" w:hAnsi="Consolas"/>
+          <w:b w:val="0"/>
           <w:color w:val="111111"/>
           <w:sz w:val="21"/>
         </w:rPr>
@@ -22594,6 +24871,7 @@
       <w:r>
         <w:rPr>
           <w:rFonts w:ascii="Consolas" w:hAnsi="Consolas"/>
+          <w:b w:val="0"/>
           <w:color w:val="111111"/>
           <w:sz w:val="21"/>
         </w:rPr>
@@ -22642,6 +24920,7 @@
       <w:r>
         <w:rPr>
           <w:rFonts w:ascii="Consolas" w:hAnsi="Consolas"/>
+          <w:b w:val="0"/>
           <w:color w:val="111111"/>
           <w:sz w:val="21"/>
         </w:rPr>
@@ -22658,6 +24937,7 @@
       <w:r>
         <w:rPr>
           <w:rFonts w:ascii="Consolas" w:hAnsi="Consolas"/>
+          <w:b w:val="0"/>
           <w:color w:val="111111"/>
           <w:sz w:val="21"/>
         </w:rPr>
@@ -22674,6 +24954,7 @@
       <w:r>
         <w:rPr>
           <w:rFonts w:ascii="Consolas" w:hAnsi="Consolas"/>
+          <w:b w:val="0"/>
           <w:color w:val="111111"/>
           <w:sz w:val="21"/>
         </w:rPr>
@@ -22706,6 +24987,7 @@
       <w:r>
         <w:rPr>
           <w:rFonts w:ascii="Consolas" w:hAnsi="Consolas"/>
+          <w:b w:val="0"/>
           <w:color w:val="111111"/>
           <w:sz w:val="21"/>
         </w:rPr>
@@ -22738,6 +25020,7 @@
       <w:r>
         <w:rPr>
           <w:rFonts w:ascii="Consolas" w:hAnsi="Consolas"/>
+          <w:b w:val="0"/>
           <w:color w:val="111111"/>
           <w:sz w:val="21"/>
         </w:rPr>
@@ -22799,6 +25082,7 @@
       <w:r>
         <w:rPr>
           <w:rFonts w:ascii="Consolas" w:hAnsi="Consolas"/>
+          <w:b w:val="0"/>
           <w:color w:val="111111"/>
           <w:sz w:val="21"/>
         </w:rPr>
@@ -22831,6 +25115,7 @@
       <w:r>
         <w:rPr>
           <w:rFonts w:ascii="Consolas" w:hAnsi="Consolas"/>
+          <w:b w:val="0"/>
           <w:color w:val="111111"/>
           <w:sz w:val="21"/>
         </w:rPr>
@@ -22847,6 +25132,7 @@
       <w:r>
         <w:rPr>
           <w:rFonts w:ascii="Consolas" w:hAnsi="Consolas"/>
+          <w:b w:val="0"/>
           <w:color w:val="111111"/>
           <w:sz w:val="21"/>
         </w:rPr>
@@ -22879,6 +25165,7 @@
       <w:r>
         <w:rPr>
           <w:rFonts w:ascii="Consolas" w:hAnsi="Consolas"/>
+          <w:b w:val="0"/>
           <w:color w:val="111111"/>
           <w:sz w:val="21"/>
         </w:rPr>
@@ -22911,6 +25198,7 @@
       <w:r>
         <w:rPr>
           <w:rFonts w:ascii="Consolas" w:hAnsi="Consolas"/>
+          <w:b w:val="0"/>
           <w:color w:val="111111"/>
           <w:sz w:val="21"/>
         </w:rPr>
@@ -22927,6 +25215,7 @@
       <w:r>
         <w:rPr>
           <w:rFonts w:ascii="Consolas" w:hAnsi="Consolas"/>
+          <w:b w:val="0"/>
           <w:color w:val="111111"/>
           <w:sz w:val="21"/>
         </w:rPr>
@@ -22943,6 +25232,7 @@
       <w:r>
         <w:rPr>
           <w:rFonts w:ascii="Consolas" w:hAnsi="Consolas"/>
+          <w:b w:val="0"/>
           <w:color w:val="111111"/>
           <w:sz w:val="21"/>
         </w:rPr>
@@ -22959,6 +25249,7 @@
       <w:r>
         <w:rPr>
           <w:rFonts w:ascii="Consolas" w:hAnsi="Consolas"/>
+          <w:b w:val="0"/>
           <w:color w:val="111111"/>
           <w:sz w:val="21"/>
         </w:rPr>
@@ -22975,6 +25266,7 @@
       <w:r>
         <w:rPr>
           <w:rFonts w:ascii="Consolas" w:hAnsi="Consolas"/>
+          <w:b w:val="0"/>
           <w:color w:val="111111"/>
           <w:sz w:val="21"/>
         </w:rPr>
@@ -22991,6 +25283,7 @@
       <w:r>
         <w:rPr>
           <w:rFonts w:ascii="Consolas" w:hAnsi="Consolas"/>
+          <w:b w:val="0"/>
           <w:color w:val="111111"/>
           <w:sz w:val="21"/>
         </w:rPr>
@@ -23036,6 +25329,7 @@
       <w:r>
         <w:rPr>
           <w:rFonts w:ascii="Consolas" w:hAnsi="Consolas"/>
+          <w:b w:val="0"/>
           <w:color w:val="111111"/>
           <w:sz w:val="21"/>
         </w:rPr>
@@ -23068,6 +25362,7 @@
       <w:r>
         <w:rPr>
           <w:rFonts w:ascii="Consolas" w:hAnsi="Consolas"/>
+          <w:b w:val="0"/>
           <w:color w:val="111111"/>
           <w:sz w:val="21"/>
         </w:rPr>
@@ -23100,6 +25395,7 @@
       <w:r>
         <w:rPr>
           <w:rFonts w:ascii="Consolas" w:hAnsi="Consolas"/>
+          <w:b w:val="0"/>
           <w:color w:val="111111"/>
           <w:sz w:val="21"/>
         </w:rPr>
@@ -23116,6 +25412,7 @@
       <w:r>
         <w:rPr>
           <w:rFonts w:ascii="Consolas" w:hAnsi="Consolas"/>
+          <w:b w:val="0"/>
           <w:color w:val="111111"/>
           <w:sz w:val="21"/>
         </w:rPr>
